--- a/Module06_CloudOperations-CloudOpsAdministratorAssociate/AWSCloudOpsAdministratorAssociate_MyDocs.docx
+++ b/Module06_CloudOperations-CloudOpsAdministratorAssociate/AWSCloudOpsAdministratorAssociate_MyDocs.docx
@@ -42,7 +42,9 @@
               <w:tab w:val="right" w:leader="dot" w:pos="9016"/>
             </w:tabs>
             <w:rPr>
+              <w:rFonts w:eastAsiaTheme="minorEastAsia"/>
               <w:noProof/>
+              <w:lang w:eastAsia="en-IN"/>
             </w:rPr>
           </w:pPr>
           <w:r>
@@ -54,7 +56,7 @@
           <w:r>
             <w:fldChar w:fldCharType="separate"/>
           </w:r>
-          <w:hyperlink w:anchor="_Toc241349607" w:history="1">
+          <w:hyperlink w:anchor="_Toc241915575" w:history="1">
             <w:r>
               <w:rPr>
                 <w:rStyle w:val="Hyperlink"/>
@@ -81,7 +83,7 @@
                 <w:noProof/>
                 <w:webHidden/>
               </w:rPr>
-              <w:instrText xml:space="preserve"> PAGEREF _Toc241349607 \h </w:instrText>
+              <w:instrText xml:space="preserve"> PAGEREF _Toc241915575 \h </w:instrText>
             </w:r>
             <w:r>
               <w:rPr>
@@ -102,6 +104,916 @@
                 <w:webHidden/>
               </w:rPr>
               <w:t>1</w:t>
+            </w:r>
+            <w:r>
+              <w:rPr>
+                <w:noProof/>
+                <w:webHidden/>
+              </w:rPr>
+              <w:fldChar w:fldCharType="end"/>
+            </w:r>
+          </w:hyperlink>
+        </w:p>
+        <w:p>
+          <w:pPr>
+            <w:pStyle w:val="TOC2"/>
+            <w:tabs>
+              <w:tab w:val="right" w:leader="dot" w:pos="9016"/>
+            </w:tabs>
+            <w:rPr>
+              <w:rFonts w:eastAsiaTheme="minorEastAsia"/>
+              <w:noProof/>
+              <w:lang w:eastAsia="en-IN"/>
+            </w:rPr>
+          </w:pPr>
+          <w:hyperlink w:anchor="_Toc241915576" w:history="1">
+            <w:r>
+              <w:rPr>
+                <w:rStyle w:val="Hyperlink"/>
+                <w:noProof/>
+              </w:rPr>
+              <w:t>What is an AWS Placement Group?</w:t>
+            </w:r>
+            <w:r>
+              <w:rPr>
+                <w:noProof/>
+                <w:webHidden/>
+              </w:rPr>
+              <w:tab/>
+            </w:r>
+            <w:r>
+              <w:rPr>
+                <w:noProof/>
+                <w:webHidden/>
+              </w:rPr>
+              <w:fldChar w:fldCharType="begin"/>
+            </w:r>
+            <w:r>
+              <w:rPr>
+                <w:noProof/>
+                <w:webHidden/>
+              </w:rPr>
+              <w:instrText xml:space="preserve"> PAGEREF _Toc241915576 \h </w:instrText>
+            </w:r>
+            <w:r>
+              <w:rPr>
+                <w:noProof/>
+                <w:webHidden/>
+              </w:rPr>
+            </w:r>
+            <w:r>
+              <w:rPr>
+                <w:noProof/>
+                <w:webHidden/>
+              </w:rPr>
+              <w:fldChar w:fldCharType="separate"/>
+            </w:r>
+            <w:r>
+              <w:rPr>
+                <w:noProof/>
+                <w:webHidden/>
+              </w:rPr>
+              <w:t>4</w:t>
+            </w:r>
+            <w:r>
+              <w:rPr>
+                <w:noProof/>
+                <w:webHidden/>
+              </w:rPr>
+              <w:fldChar w:fldCharType="end"/>
+            </w:r>
+          </w:hyperlink>
+        </w:p>
+        <w:p>
+          <w:pPr>
+            <w:pStyle w:val="TOC2"/>
+            <w:tabs>
+              <w:tab w:val="right" w:leader="dot" w:pos="9016"/>
+            </w:tabs>
+            <w:rPr>
+              <w:rFonts w:eastAsiaTheme="minorEastAsia"/>
+              <w:noProof/>
+              <w:lang w:eastAsia="en-IN"/>
+            </w:rPr>
+          </w:pPr>
+          <w:hyperlink w:anchor="_Toc241915577" w:history="1">
+            <w:r>
+              <w:rPr>
+                <w:rStyle w:val="Hyperlink"/>
+                <w:noProof/>
+              </w:rPr>
+              <w:t>What is a Kafka Cluster?</w:t>
+            </w:r>
+            <w:r>
+              <w:rPr>
+                <w:noProof/>
+                <w:webHidden/>
+              </w:rPr>
+              <w:tab/>
+            </w:r>
+            <w:r>
+              <w:rPr>
+                <w:noProof/>
+                <w:webHidden/>
+              </w:rPr>
+              <w:fldChar w:fldCharType="begin"/>
+            </w:r>
+            <w:r>
+              <w:rPr>
+                <w:noProof/>
+                <w:webHidden/>
+              </w:rPr>
+              <w:instrText xml:space="preserve"> PAGEREF _Toc241915577 \h </w:instrText>
+            </w:r>
+            <w:r>
+              <w:rPr>
+                <w:noProof/>
+                <w:webHidden/>
+              </w:rPr>
+            </w:r>
+            <w:r>
+              <w:rPr>
+                <w:noProof/>
+                <w:webHidden/>
+              </w:rPr>
+              <w:fldChar w:fldCharType="separate"/>
+            </w:r>
+            <w:r>
+              <w:rPr>
+                <w:noProof/>
+                <w:webHidden/>
+              </w:rPr>
+              <w:t>7</w:t>
+            </w:r>
+            <w:r>
+              <w:rPr>
+                <w:noProof/>
+                <w:webHidden/>
+              </w:rPr>
+              <w:fldChar w:fldCharType="end"/>
+            </w:r>
+          </w:hyperlink>
+        </w:p>
+        <w:p>
+          <w:pPr>
+            <w:pStyle w:val="TOC2"/>
+            <w:tabs>
+              <w:tab w:val="right" w:leader="dot" w:pos="9016"/>
+            </w:tabs>
+            <w:rPr>
+              <w:rFonts w:eastAsiaTheme="minorEastAsia"/>
+              <w:noProof/>
+              <w:lang w:eastAsia="en-IN"/>
+            </w:rPr>
+          </w:pPr>
+          <w:hyperlink w:anchor="_Toc241915578" w:history="1">
+            <w:r>
+              <w:rPr>
+                <w:rStyle w:val="Hyperlink"/>
+                <w:noProof/>
+              </w:rPr>
+              <w:t>If you do not create or select a Placement Group while launching an EC2 instance, then none of Cluster, Spread, or Partition is being used.</w:t>
+            </w:r>
+            <w:r>
+              <w:rPr>
+                <w:noProof/>
+                <w:webHidden/>
+              </w:rPr>
+              <w:tab/>
+            </w:r>
+            <w:r>
+              <w:rPr>
+                <w:noProof/>
+                <w:webHidden/>
+              </w:rPr>
+              <w:fldChar w:fldCharType="begin"/>
+            </w:r>
+            <w:r>
+              <w:rPr>
+                <w:noProof/>
+                <w:webHidden/>
+              </w:rPr>
+              <w:instrText xml:space="preserve"> PAGEREF _Toc241915578 \h </w:instrText>
+            </w:r>
+            <w:r>
+              <w:rPr>
+                <w:noProof/>
+                <w:webHidden/>
+              </w:rPr>
+            </w:r>
+            <w:r>
+              <w:rPr>
+                <w:noProof/>
+                <w:webHidden/>
+              </w:rPr>
+              <w:fldChar w:fldCharType="separate"/>
+            </w:r>
+            <w:r>
+              <w:rPr>
+                <w:noProof/>
+                <w:webHidden/>
+              </w:rPr>
+              <w:t>12</w:t>
+            </w:r>
+            <w:r>
+              <w:rPr>
+                <w:noProof/>
+                <w:webHidden/>
+              </w:rPr>
+              <w:fldChar w:fldCharType="end"/>
+            </w:r>
+          </w:hyperlink>
+        </w:p>
+        <w:p>
+          <w:pPr>
+            <w:pStyle w:val="TOC2"/>
+            <w:tabs>
+              <w:tab w:val="right" w:leader="dot" w:pos="9016"/>
+            </w:tabs>
+            <w:rPr>
+              <w:rFonts w:eastAsiaTheme="minorEastAsia"/>
+              <w:noProof/>
+              <w:lang w:eastAsia="en-IN"/>
+            </w:rPr>
+          </w:pPr>
+          <w:hyperlink w:anchor="_Toc241915579" w:history="1">
+            <w:r>
+              <w:rPr>
+                <w:rStyle w:val="Hyperlink"/>
+                <w:noProof/>
+              </w:rPr>
+              <w:t>For an Oracle database on EC2, the choice depends on what you are trying to optimize.</w:t>
+            </w:r>
+            <w:r>
+              <w:rPr>
+                <w:noProof/>
+                <w:webHidden/>
+              </w:rPr>
+              <w:tab/>
+            </w:r>
+            <w:r>
+              <w:rPr>
+                <w:noProof/>
+                <w:webHidden/>
+              </w:rPr>
+              <w:fldChar w:fldCharType="begin"/>
+            </w:r>
+            <w:r>
+              <w:rPr>
+                <w:noProof/>
+                <w:webHidden/>
+              </w:rPr>
+              <w:instrText xml:space="preserve"> PAGEREF _Toc241915579 \h </w:instrText>
+            </w:r>
+            <w:r>
+              <w:rPr>
+                <w:noProof/>
+                <w:webHidden/>
+              </w:rPr>
+            </w:r>
+            <w:r>
+              <w:rPr>
+                <w:noProof/>
+                <w:webHidden/>
+              </w:rPr>
+              <w:fldChar w:fldCharType="separate"/>
+            </w:r>
+            <w:r>
+              <w:rPr>
+                <w:noProof/>
+                <w:webHidden/>
+              </w:rPr>
+              <w:t>13</w:t>
+            </w:r>
+            <w:r>
+              <w:rPr>
+                <w:noProof/>
+                <w:webHidden/>
+              </w:rPr>
+              <w:fldChar w:fldCharType="end"/>
+            </w:r>
+          </w:hyperlink>
+        </w:p>
+        <w:p>
+          <w:pPr>
+            <w:pStyle w:val="TOC2"/>
+            <w:tabs>
+              <w:tab w:val="right" w:leader="dot" w:pos="9016"/>
+            </w:tabs>
+            <w:rPr>
+              <w:rFonts w:eastAsiaTheme="minorEastAsia"/>
+              <w:noProof/>
+              <w:lang w:eastAsia="en-IN"/>
+            </w:rPr>
+          </w:pPr>
+          <w:hyperlink w:anchor="_Toc241915580" w:history="1">
+            <w:r>
+              <w:rPr>
+                <w:rStyle w:val="Hyperlink"/>
+                <w:noProof/>
+              </w:rPr>
+              <w:t>Ways to avoid an Elastic IP</w:t>
+            </w:r>
+            <w:r>
+              <w:rPr>
+                <w:noProof/>
+                <w:webHidden/>
+              </w:rPr>
+              <w:tab/>
+            </w:r>
+            <w:r>
+              <w:rPr>
+                <w:noProof/>
+                <w:webHidden/>
+              </w:rPr>
+              <w:fldChar w:fldCharType="begin"/>
+            </w:r>
+            <w:r>
+              <w:rPr>
+                <w:noProof/>
+                <w:webHidden/>
+              </w:rPr>
+              <w:instrText xml:space="preserve"> PAGEREF _Toc241915580 \h </w:instrText>
+            </w:r>
+            <w:r>
+              <w:rPr>
+                <w:noProof/>
+                <w:webHidden/>
+              </w:rPr>
+            </w:r>
+            <w:r>
+              <w:rPr>
+                <w:noProof/>
+                <w:webHidden/>
+              </w:rPr>
+              <w:fldChar w:fldCharType="separate"/>
+            </w:r>
+            <w:r>
+              <w:rPr>
+                <w:noProof/>
+                <w:webHidden/>
+              </w:rPr>
+              <w:t>15</w:t>
+            </w:r>
+            <w:r>
+              <w:rPr>
+                <w:noProof/>
+                <w:webHidden/>
+              </w:rPr>
+              <w:fldChar w:fldCharType="end"/>
+            </w:r>
+          </w:hyperlink>
+        </w:p>
+        <w:p>
+          <w:pPr>
+            <w:pStyle w:val="TOC2"/>
+            <w:tabs>
+              <w:tab w:val="right" w:leader="dot" w:pos="9016"/>
+            </w:tabs>
+            <w:rPr>
+              <w:rFonts w:eastAsiaTheme="minorEastAsia"/>
+              <w:noProof/>
+              <w:lang w:eastAsia="en-IN"/>
+            </w:rPr>
+          </w:pPr>
+          <w:hyperlink w:anchor="_Toc241915581" w:history="1">
+            <w:r>
+              <w:rPr>
+                <w:rStyle w:val="Hyperlink"/>
+                <w:noProof/>
+              </w:rPr>
+              <w:t>CloudWatch Agent</w:t>
+            </w:r>
+            <w:r>
+              <w:rPr>
+                <w:noProof/>
+                <w:webHidden/>
+              </w:rPr>
+              <w:tab/>
+            </w:r>
+            <w:r>
+              <w:rPr>
+                <w:noProof/>
+                <w:webHidden/>
+              </w:rPr>
+              <w:fldChar w:fldCharType="begin"/>
+            </w:r>
+            <w:r>
+              <w:rPr>
+                <w:noProof/>
+                <w:webHidden/>
+              </w:rPr>
+              <w:instrText xml:space="preserve"> PAGEREF _Toc241915581 \h </w:instrText>
+            </w:r>
+            <w:r>
+              <w:rPr>
+                <w:noProof/>
+                <w:webHidden/>
+              </w:rPr>
+            </w:r>
+            <w:r>
+              <w:rPr>
+                <w:noProof/>
+                <w:webHidden/>
+              </w:rPr>
+              <w:fldChar w:fldCharType="separate"/>
+            </w:r>
+            <w:r>
+              <w:rPr>
+                <w:noProof/>
+                <w:webHidden/>
+              </w:rPr>
+              <w:t>18</w:t>
+            </w:r>
+            <w:r>
+              <w:rPr>
+                <w:noProof/>
+                <w:webHidden/>
+              </w:rPr>
+              <w:fldChar w:fldCharType="end"/>
+            </w:r>
+          </w:hyperlink>
+        </w:p>
+        <w:p>
+          <w:pPr>
+            <w:pStyle w:val="TOC2"/>
+            <w:tabs>
+              <w:tab w:val="right" w:leader="dot" w:pos="9016"/>
+            </w:tabs>
+            <w:rPr>
+              <w:rFonts w:eastAsiaTheme="minorEastAsia"/>
+              <w:noProof/>
+              <w:lang w:eastAsia="en-IN"/>
+            </w:rPr>
+          </w:pPr>
+          <w:hyperlink w:anchor="_Toc241915582" w:history="1">
+            <w:r>
+              <w:rPr>
+                <w:rStyle w:val="Hyperlink"/>
+                <w:noProof/>
+              </w:rPr>
+              <w:t>Infrastructure as Code (IaC) and configuration management tools in Azure and AWS.</w:t>
+            </w:r>
+            <w:r>
+              <w:rPr>
+                <w:noProof/>
+                <w:webHidden/>
+              </w:rPr>
+              <w:tab/>
+            </w:r>
+            <w:r>
+              <w:rPr>
+                <w:noProof/>
+                <w:webHidden/>
+              </w:rPr>
+              <w:fldChar w:fldCharType="begin"/>
+            </w:r>
+            <w:r>
+              <w:rPr>
+                <w:noProof/>
+                <w:webHidden/>
+              </w:rPr>
+              <w:instrText xml:space="preserve"> PAGEREF _Toc241915582 \h </w:instrText>
+            </w:r>
+            <w:r>
+              <w:rPr>
+                <w:noProof/>
+                <w:webHidden/>
+              </w:rPr>
+            </w:r>
+            <w:r>
+              <w:rPr>
+                <w:noProof/>
+                <w:webHidden/>
+              </w:rPr>
+              <w:fldChar w:fldCharType="separate"/>
+            </w:r>
+            <w:r>
+              <w:rPr>
+                <w:noProof/>
+                <w:webHidden/>
+              </w:rPr>
+              <w:t>21</w:t>
+            </w:r>
+            <w:r>
+              <w:rPr>
+                <w:noProof/>
+                <w:webHidden/>
+              </w:rPr>
+              <w:fldChar w:fldCharType="end"/>
+            </w:r>
+          </w:hyperlink>
+        </w:p>
+        <w:p>
+          <w:pPr>
+            <w:pStyle w:val="TOC2"/>
+            <w:tabs>
+              <w:tab w:val="right" w:leader="dot" w:pos="9016"/>
+            </w:tabs>
+            <w:rPr>
+              <w:rFonts w:eastAsiaTheme="minorEastAsia"/>
+              <w:noProof/>
+              <w:lang w:eastAsia="en-IN"/>
+            </w:rPr>
+          </w:pPr>
+          <w:hyperlink w:anchor="_Toc241915583" w:history="1">
+            <w:r>
+              <w:rPr>
+                <w:rStyle w:val="Hyperlink"/>
+                <w:noProof/>
+              </w:rPr>
+              <w:t>What is Azure Arc?</w:t>
+            </w:r>
+            <w:r>
+              <w:rPr>
+                <w:noProof/>
+                <w:webHidden/>
+              </w:rPr>
+              <w:tab/>
+            </w:r>
+            <w:r>
+              <w:rPr>
+                <w:noProof/>
+                <w:webHidden/>
+              </w:rPr>
+              <w:fldChar w:fldCharType="begin"/>
+            </w:r>
+            <w:r>
+              <w:rPr>
+                <w:noProof/>
+                <w:webHidden/>
+              </w:rPr>
+              <w:instrText xml:space="preserve"> PAGEREF _Toc241915583 \h </w:instrText>
+            </w:r>
+            <w:r>
+              <w:rPr>
+                <w:noProof/>
+                <w:webHidden/>
+              </w:rPr>
+            </w:r>
+            <w:r>
+              <w:rPr>
+                <w:noProof/>
+                <w:webHidden/>
+              </w:rPr>
+              <w:fldChar w:fldCharType="separate"/>
+            </w:r>
+            <w:r>
+              <w:rPr>
+                <w:noProof/>
+                <w:webHidden/>
+              </w:rPr>
+              <w:t>24</w:t>
+            </w:r>
+            <w:r>
+              <w:rPr>
+                <w:noProof/>
+                <w:webHidden/>
+              </w:rPr>
+              <w:fldChar w:fldCharType="end"/>
+            </w:r>
+          </w:hyperlink>
+        </w:p>
+        <w:p>
+          <w:pPr>
+            <w:pStyle w:val="TOC2"/>
+            <w:tabs>
+              <w:tab w:val="right" w:leader="dot" w:pos="9016"/>
+            </w:tabs>
+            <w:rPr>
+              <w:rFonts w:eastAsiaTheme="minorEastAsia"/>
+              <w:noProof/>
+              <w:lang w:eastAsia="en-IN"/>
+            </w:rPr>
+          </w:pPr>
+          <w:hyperlink w:anchor="_Toc241915584" w:history="1">
+            <w:r>
+              <w:rPr>
+                <w:rStyle w:val="Hyperlink"/>
+                <w:noProof/>
+              </w:rPr>
+              <w:t>What is Azure Arc Agent?</w:t>
+            </w:r>
+            <w:r>
+              <w:rPr>
+                <w:noProof/>
+                <w:webHidden/>
+              </w:rPr>
+              <w:tab/>
+            </w:r>
+            <w:r>
+              <w:rPr>
+                <w:noProof/>
+                <w:webHidden/>
+              </w:rPr>
+              <w:fldChar w:fldCharType="begin"/>
+            </w:r>
+            <w:r>
+              <w:rPr>
+                <w:noProof/>
+                <w:webHidden/>
+              </w:rPr>
+              <w:instrText xml:space="preserve"> PAGEREF _Toc241915584 \h </w:instrText>
+            </w:r>
+            <w:r>
+              <w:rPr>
+                <w:noProof/>
+                <w:webHidden/>
+              </w:rPr>
+            </w:r>
+            <w:r>
+              <w:rPr>
+                <w:noProof/>
+                <w:webHidden/>
+              </w:rPr>
+              <w:fldChar w:fldCharType="separate"/>
+            </w:r>
+            <w:r>
+              <w:rPr>
+                <w:noProof/>
+                <w:webHidden/>
+              </w:rPr>
+              <w:t>26</w:t>
+            </w:r>
+            <w:r>
+              <w:rPr>
+                <w:noProof/>
+                <w:webHidden/>
+              </w:rPr>
+              <w:fldChar w:fldCharType="end"/>
+            </w:r>
+          </w:hyperlink>
+        </w:p>
+        <w:p>
+          <w:pPr>
+            <w:pStyle w:val="TOC2"/>
+            <w:tabs>
+              <w:tab w:val="right" w:leader="dot" w:pos="9016"/>
+            </w:tabs>
+            <w:rPr>
+              <w:rFonts w:eastAsiaTheme="minorEastAsia"/>
+              <w:noProof/>
+              <w:lang w:eastAsia="en-IN"/>
+            </w:rPr>
+          </w:pPr>
+          <w:hyperlink w:anchor="_Toc241915585" w:history="1">
+            <w:r>
+              <w:rPr>
+                <w:rStyle w:val="Hyperlink"/>
+                <w:noProof/>
+              </w:rPr>
+              <w:t>What is an AMI in AWS?</w:t>
+            </w:r>
+            <w:r>
+              <w:rPr>
+                <w:noProof/>
+                <w:webHidden/>
+              </w:rPr>
+              <w:tab/>
+            </w:r>
+            <w:r>
+              <w:rPr>
+                <w:noProof/>
+                <w:webHidden/>
+              </w:rPr>
+              <w:fldChar w:fldCharType="begin"/>
+            </w:r>
+            <w:r>
+              <w:rPr>
+                <w:noProof/>
+                <w:webHidden/>
+              </w:rPr>
+              <w:instrText xml:space="preserve"> PAGEREF _Toc241915585 \h </w:instrText>
+            </w:r>
+            <w:r>
+              <w:rPr>
+                <w:noProof/>
+                <w:webHidden/>
+              </w:rPr>
+            </w:r>
+            <w:r>
+              <w:rPr>
+                <w:noProof/>
+                <w:webHidden/>
+              </w:rPr>
+              <w:fldChar w:fldCharType="separate"/>
+            </w:r>
+            <w:r>
+              <w:rPr>
+                <w:noProof/>
+                <w:webHidden/>
+              </w:rPr>
+              <w:t>29</w:t>
+            </w:r>
+            <w:r>
+              <w:rPr>
+                <w:noProof/>
+                <w:webHidden/>
+              </w:rPr>
+              <w:fldChar w:fldCharType="end"/>
+            </w:r>
+          </w:hyperlink>
+        </w:p>
+        <w:p>
+          <w:pPr>
+            <w:pStyle w:val="TOC2"/>
+            <w:tabs>
+              <w:tab w:val="right" w:leader="dot" w:pos="9016"/>
+            </w:tabs>
+            <w:rPr>
+              <w:rFonts w:eastAsiaTheme="minorEastAsia"/>
+              <w:noProof/>
+              <w:lang w:eastAsia="en-IN"/>
+            </w:rPr>
+          </w:pPr>
+          <w:hyperlink w:anchor="_Toc241915586" w:history="1">
+            <w:r>
+              <w:rPr>
+                <w:rStyle w:val="Hyperlink"/>
+                <w:noProof/>
+              </w:rPr>
+              <w:t>What is CloudFormation Guard?</w:t>
+            </w:r>
+            <w:r>
+              <w:rPr>
+                <w:noProof/>
+                <w:webHidden/>
+              </w:rPr>
+              <w:tab/>
+            </w:r>
+            <w:r>
+              <w:rPr>
+                <w:noProof/>
+                <w:webHidden/>
+              </w:rPr>
+              <w:fldChar w:fldCharType="begin"/>
+            </w:r>
+            <w:r>
+              <w:rPr>
+                <w:noProof/>
+                <w:webHidden/>
+              </w:rPr>
+              <w:instrText xml:space="preserve"> PAGEREF _Toc241915586 \h </w:instrText>
+            </w:r>
+            <w:r>
+              <w:rPr>
+                <w:noProof/>
+                <w:webHidden/>
+              </w:rPr>
+            </w:r>
+            <w:r>
+              <w:rPr>
+                <w:noProof/>
+                <w:webHidden/>
+              </w:rPr>
+              <w:fldChar w:fldCharType="separate"/>
+            </w:r>
+            <w:r>
+              <w:rPr>
+                <w:noProof/>
+                <w:webHidden/>
+              </w:rPr>
+              <w:t>32</w:t>
+            </w:r>
+            <w:r>
+              <w:rPr>
+                <w:noProof/>
+                <w:webHidden/>
+              </w:rPr>
+              <w:fldChar w:fldCharType="end"/>
+            </w:r>
+          </w:hyperlink>
+        </w:p>
+        <w:p>
+          <w:pPr>
+            <w:pStyle w:val="TOC2"/>
+            <w:tabs>
+              <w:tab w:val="right" w:leader="dot" w:pos="9016"/>
+            </w:tabs>
+            <w:rPr>
+              <w:rFonts w:eastAsiaTheme="minorEastAsia"/>
+              <w:noProof/>
+              <w:lang w:eastAsia="en-IN"/>
+            </w:rPr>
+          </w:pPr>
+          <w:hyperlink w:anchor="_Toc241915587" w:history="1">
+            <w:r>
+              <w:rPr>
+                <w:rStyle w:val="Hyperlink"/>
+                <w:noProof/>
+              </w:rPr>
+              <w:t>SSM = AWS Systems Manager.</w:t>
+            </w:r>
+            <w:r>
+              <w:rPr>
+                <w:noProof/>
+                <w:webHidden/>
+              </w:rPr>
+              <w:tab/>
+            </w:r>
+            <w:r>
+              <w:rPr>
+                <w:noProof/>
+                <w:webHidden/>
+              </w:rPr>
+              <w:fldChar w:fldCharType="begin"/>
+            </w:r>
+            <w:r>
+              <w:rPr>
+                <w:noProof/>
+                <w:webHidden/>
+              </w:rPr>
+              <w:instrText xml:space="preserve"> PAGEREF _Toc241915587 \h </w:instrText>
+            </w:r>
+            <w:r>
+              <w:rPr>
+                <w:noProof/>
+                <w:webHidden/>
+              </w:rPr>
+            </w:r>
+            <w:r>
+              <w:rPr>
+                <w:noProof/>
+                <w:webHidden/>
+              </w:rPr>
+              <w:fldChar w:fldCharType="separate"/>
+            </w:r>
+            <w:r>
+              <w:rPr>
+                <w:noProof/>
+                <w:webHidden/>
+              </w:rPr>
+              <w:t>34</w:t>
+            </w:r>
+            <w:r>
+              <w:rPr>
+                <w:noProof/>
+                <w:webHidden/>
+              </w:rPr>
+              <w:fldChar w:fldCharType="end"/>
+            </w:r>
+          </w:hyperlink>
+        </w:p>
+        <w:p>
+          <w:pPr>
+            <w:pStyle w:val="TOC2"/>
+            <w:tabs>
+              <w:tab w:val="right" w:leader="dot" w:pos="9016"/>
+            </w:tabs>
+            <w:rPr>
+              <w:rFonts w:eastAsiaTheme="minorEastAsia"/>
+              <w:noProof/>
+              <w:lang w:eastAsia="en-IN"/>
+            </w:rPr>
+          </w:pPr>
+          <w:hyperlink w:anchor="_Toc241915588" w:history="1">
+            <w:r>
+              <w:rPr>
+                <w:rStyle w:val="Hyperlink"/>
+                <w:noProof/>
+              </w:rPr>
+              <w:t>What is a CloudFormation Template?</w:t>
+            </w:r>
+            <w:r>
+              <w:rPr>
+                <w:noProof/>
+                <w:webHidden/>
+              </w:rPr>
+              <w:tab/>
+            </w:r>
+            <w:r>
+              <w:rPr>
+                <w:noProof/>
+                <w:webHidden/>
+              </w:rPr>
+              <w:fldChar w:fldCharType="begin"/>
+            </w:r>
+            <w:r>
+              <w:rPr>
+                <w:noProof/>
+                <w:webHidden/>
+              </w:rPr>
+              <w:instrText xml:space="preserve"> PAGEREF _Toc241915588 \h </w:instrText>
+            </w:r>
+            <w:r>
+              <w:rPr>
+                <w:noProof/>
+                <w:webHidden/>
+              </w:rPr>
+            </w:r>
+            <w:r>
+              <w:rPr>
+                <w:noProof/>
+                <w:webHidden/>
+              </w:rPr>
+              <w:fldChar w:fldCharType="separate"/>
+            </w:r>
+            <w:r>
+              <w:rPr>
+                <w:noProof/>
+                <w:webHidden/>
+              </w:rPr>
+              <w:t>37</w:t>
             </w:r>
             <w:r>
               <w:rPr>
@@ -130,7 +1042,7 @@
       <w:pPr>
         <w:pStyle w:val="Heading2"/>
       </w:pPr>
-      <w:bookmarkStart w:id="0" w:name="_Toc241349607"/>
+      <w:bookmarkStart w:id="0" w:name="_Toc241915575"/>
       <w:r>
         <w:t xml:space="preserve">AWS Certified </w:t>
       </w:r>
@@ -305,6 +1217,7 @@
         </w:numPr>
       </w:pPr>
       <w:r>
+        <w:lastRenderedPageBreak/>
         <w:t>AWS Config</w:t>
       </w:r>
     </w:p>
@@ -458,7 +1371,6 @@
         </w:numPr>
       </w:pPr>
       <w:r>
-        <w:lastRenderedPageBreak/>
         <w:t>AMIs</w:t>
       </w:r>
     </w:p>
@@ -632,6 +1544,7 @@
         </w:numPr>
       </w:pPr>
       <w:r>
+        <w:lastRenderedPageBreak/>
         <w:t>Secrets Manager</w:t>
       </w:r>
     </w:p>
@@ -783,7 +1696,6 @@
         </w:numPr>
       </w:pPr>
       <w:r>
-        <w:lastRenderedPageBreak/>
         <w:t>Launch Templates</w:t>
       </w:r>
     </w:p>
@@ -958,6 +1870,7 @@
         </w:numPr>
       </w:pPr>
       <w:r>
+        <w:lastRenderedPageBreak/>
         <w:t xml:space="preserve">Alarm triggers scaling → </w:t>
       </w:r>
       <w:r>
@@ -1145,10 +2058,11 @@
       <w:pPr>
         <w:pStyle w:val="Heading2"/>
       </w:pPr>
-      <w:r>
-        <w:lastRenderedPageBreak/>
+      <w:bookmarkStart w:id="1" w:name="_Toc241915576"/>
+      <w:r>
         <w:t>What is an AWS Placement Group?</w:t>
       </w:r>
+      <w:bookmarkEnd w:id="1"/>
     </w:p>
     <w:p>
       <w:r>
@@ -1497,6 +2411,7 @@
     <w:p>
       <w:proofErr w:type="gramStart"/>
       <w:r>
+        <w:lastRenderedPageBreak/>
         <w:t>│  ←</w:t>
       </w:r>
       <w:proofErr w:type="gramEnd"/>
@@ -1616,88 +2531,88 @@
     </w:p>
     <w:p>
       <w:r>
+        <w:t>Hardware 1 → EC2-1</w:t>
+      </w:r>
+    </w:p>
+    <w:p/>
+    <w:p>
+      <w:r>
+        <w:t>Hardware 2 → EC2-2</w:t>
+      </w:r>
+    </w:p>
+    <w:p/>
+    <w:p>
+      <w:r>
+        <w:t>Hardware 3 → EC2-3</w:t>
+      </w:r>
+    </w:p>
+    <w:p/>
+    <w:p>
+      <w:r>
+        <w:t>Hardware 4 → EC2-4</w:t>
+      </w:r>
+    </w:p>
+    <w:p>
+      <w:r>
+        <w:rPr>
+          <w:b/>
+          <w:bCs/>
+        </w:rPr>
+        <w:t>Why?</w:t>
+      </w:r>
+    </w:p>
+    <w:p>
+      <w:r>
+        <w:t xml:space="preserve">To reduce the possibility that a </w:t>
+      </w:r>
+      <w:r>
+        <w:rPr>
+          <w:b/>
+          <w:bCs/>
+        </w:rPr>
+        <w:t>single hardware failure affects multiple instances</w:t>
+      </w:r>
+      <w:r>
+        <w:t>.</w:t>
+      </w:r>
+    </w:p>
+    <w:p>
+      <w:r>
+        <w:rPr>
+          <w:b/>
+          <w:bCs/>
+        </w:rPr>
+        <w:t>Use case:</w:t>
+      </w:r>
+    </w:p>
+    <w:p>
+      <w:r>
+        <w:t>You have 3 critical servers:</w:t>
+      </w:r>
+    </w:p>
+    <w:p>
+      <w:r>
+        <w:t>Server-1 → Application</w:t>
+      </w:r>
+    </w:p>
+    <w:p>
+      <w:r>
+        <w:t>Server-2 → Application</w:t>
+      </w:r>
+    </w:p>
+    <w:p>
+      <w:r>
+        <w:t>Server-3 → Application</w:t>
+      </w:r>
+    </w:p>
+    <w:p>
+      <w:r>
+        <w:t>You don't want them all dependent on the same underlying hardware.</w:t>
+      </w:r>
+    </w:p>
+    <w:p>
+      <w:r>
         <w:lastRenderedPageBreak/>
-        <w:t>Hardware 1 → EC2-1</w:t>
-      </w:r>
-    </w:p>
-    <w:p/>
-    <w:p>
-      <w:r>
-        <w:t>Hardware 2 → EC2-2</w:t>
-      </w:r>
-    </w:p>
-    <w:p/>
-    <w:p>
-      <w:r>
-        <w:t>Hardware 3 → EC2-3</w:t>
-      </w:r>
-    </w:p>
-    <w:p/>
-    <w:p>
-      <w:r>
-        <w:t>Hardware 4 → EC2-4</w:t>
-      </w:r>
-    </w:p>
-    <w:p>
-      <w:r>
-        <w:rPr>
-          <w:b/>
-          <w:bCs/>
-        </w:rPr>
-        <w:t>Why?</w:t>
-      </w:r>
-    </w:p>
-    <w:p>
-      <w:r>
-        <w:t xml:space="preserve">To reduce the possibility that a </w:t>
-      </w:r>
-      <w:r>
-        <w:rPr>
-          <w:b/>
-          <w:bCs/>
-        </w:rPr>
-        <w:t>single hardware failure affects multiple instances</w:t>
-      </w:r>
-      <w:r>
-        <w:t>.</w:t>
-      </w:r>
-    </w:p>
-    <w:p>
-      <w:r>
-        <w:rPr>
-          <w:b/>
-          <w:bCs/>
-        </w:rPr>
-        <w:t>Use case:</w:t>
-      </w:r>
-    </w:p>
-    <w:p>
-      <w:r>
-        <w:t>You have 3 critical servers:</w:t>
-      </w:r>
-    </w:p>
-    <w:p>
-      <w:r>
-        <w:t>Server-1 → Application</w:t>
-      </w:r>
-    </w:p>
-    <w:p>
-      <w:r>
-        <w:t>Server-2 → Application</w:t>
-      </w:r>
-    </w:p>
-    <w:p>
-      <w:r>
-        <w:t>Server-3 → Application</w:t>
-      </w:r>
-    </w:p>
-    <w:p>
-      <w:r>
-        <w:t>You don't want them all dependent on the same underlying hardware.</w:t>
-      </w:r>
-    </w:p>
-    <w:p>
-      <w:r>
         <w:t xml:space="preserve">Use </w:t>
       </w:r>
       <w:r>
@@ -1863,7 +2778,6 @@
           <w:b/>
           <w:bCs/>
         </w:rPr>
-        <w:lastRenderedPageBreak/>
         <w:t xml:space="preserve">Easy way to remember for the exam </w:t>
       </w:r>
       <w:r>
@@ -2104,6 +3018,7 @@
           <w:b/>
           <w:bCs/>
         </w:rPr>
+        <w:lastRenderedPageBreak/>
         <w:t>Cluster → Performance</w:t>
       </w:r>
       <w:r>
@@ -2131,9 +3046,11 @@
       <w:pPr>
         <w:pStyle w:val="Heading2"/>
       </w:pPr>
+      <w:bookmarkStart w:id="2" w:name="_Toc241915577"/>
       <w:r>
         <w:t>What is a Kafka Cluster?</w:t>
       </w:r>
+      <w:bookmarkEnd w:id="2"/>
     </w:p>
     <w:p>
       <w:r>
@@ -2222,7 +3139,6 @@
     </w:p>
     <w:p>
       <w:r>
-        <w:lastRenderedPageBreak/>
         <w:t xml:space="preserve">        ↓</w:t>
       </w:r>
     </w:p>
@@ -2357,6 +3273,7 @@
     </w:p>
     <w:p>
       <w:r>
+        <w:lastRenderedPageBreak/>
         <w:t xml:space="preserve">     │    │          │          │</w:t>
       </w:r>
     </w:p>
@@ -2466,7 +3383,6 @@
     </w:p>
     <w:p>
       <w:r>
-        <w:lastRenderedPageBreak/>
         <w:t xml:space="preserve">A </w:t>
       </w:r>
       <w:r>
@@ -2565,6 +3481,7 @@
     </w:p>
     <w:p>
       <w:r>
+        <w:lastRenderedPageBreak/>
         <w:t>Kafka Broker 2</w:t>
       </w:r>
     </w:p>
@@ -2668,112 +3585,112 @@
     </w:p>
     <w:p>
       <w:r>
+        <w:t>Suppose you purchase a laptop from an online store.</w:t>
+      </w:r>
+    </w:p>
+    <w:p>
+      <w:r>
+        <w:t>The application generates:</w:t>
+      </w:r>
+    </w:p>
+    <w:p>
+      <w:r>
+        <w:t>Order Created</w:t>
+      </w:r>
+    </w:p>
+    <w:p>
+      <w:r>
+        <w:t>Kafka receives this event.</w:t>
+      </w:r>
+    </w:p>
+    <w:p>
+      <w:r>
+        <w:t>Then different applications consume it:</w:t>
+      </w:r>
+    </w:p>
+    <w:p>
+      <w:r>
+        <w:t xml:space="preserve">                 Kafka</w:t>
+      </w:r>
+    </w:p>
+    <w:p>
+      <w:r>
+        <w:t xml:space="preserve">                   │</w:t>
+      </w:r>
+    </w:p>
+    <w:p>
+      <w:r>
+        <w:t xml:space="preserve">          "Order Created"</w:t>
+      </w:r>
+    </w:p>
+    <w:p>
+      <w:r>
+        <w:t xml:space="preserve">                   │</w:t>
+      </w:r>
+    </w:p>
+    <w:p>
+      <w:r>
+        <w:t xml:space="preserve">       ┌───────────</w:t>
+      </w:r>
+      <w:r>
+        <w:rPr>
+          <w:rFonts w:ascii="MS Gothic" w:eastAsia="MS Gothic" w:hAnsi="MS Gothic" w:cs="MS Gothic" w:hint="eastAsia"/>
+        </w:rPr>
+        <w:t>┼</w:t>
+      </w:r>
+      <w:r>
+        <w:rPr>
+          <w:rFonts w:ascii="Aptos" w:hAnsi="Aptos" w:cs="Aptos"/>
+        </w:rPr>
+        <w:t>───────────┐</w:t>
+      </w:r>
+    </w:p>
+    <w:p>
+      <w:r>
+        <w:t xml:space="preserve">       ↓           ↓           ↓</w:t>
+      </w:r>
+    </w:p>
+    <w:p>
+      <w:r>
+        <w:t xml:space="preserve">    Payment     Inventory    Notification</w:t>
+      </w:r>
+    </w:p>
+    <w:p>
+      <w:r>
+        <w:t xml:space="preserve">     Service      </w:t>
+      </w:r>
+      <w:proofErr w:type="spellStart"/>
+      <w:r>
+        <w:t>Service</w:t>
+      </w:r>
+      <w:proofErr w:type="spellEnd"/>
+      <w:r>
+        <w:t xml:space="preserve">      </w:t>
+      </w:r>
+      <w:proofErr w:type="spellStart"/>
+      <w:r>
+        <w:t>Service</w:t>
+      </w:r>
+      <w:proofErr w:type="spellEnd"/>
+    </w:p>
+    <w:p>
+      <w:pPr>
+        <w:rPr>
+          <w:b/>
+          <w:bCs/>
+        </w:rPr>
+      </w:pPr>
+      <w:r>
+        <w:rPr>
+          <w:b/>
+          <w:bCs/>
+        </w:rPr>
+        <w:t>Payment Service</w:t>
+      </w:r>
+    </w:p>
+    <w:p>
+      <w:r>
         <w:lastRenderedPageBreak/>
-        <w:t>Suppose you purchase a laptop from an online store.</w:t>
-      </w:r>
-    </w:p>
-    <w:p>
-      <w:r>
-        <w:t>The application generates:</w:t>
-      </w:r>
-    </w:p>
-    <w:p>
-      <w:r>
-        <w:t>Order Created</w:t>
-      </w:r>
-    </w:p>
-    <w:p>
-      <w:r>
-        <w:t>Kafka receives this event.</w:t>
-      </w:r>
-    </w:p>
-    <w:p>
-      <w:r>
-        <w:t>Then different applications consume it:</w:t>
-      </w:r>
-    </w:p>
-    <w:p>
-      <w:r>
-        <w:t xml:space="preserve">                 Kafka</w:t>
-      </w:r>
-    </w:p>
-    <w:p>
-      <w:r>
-        <w:t xml:space="preserve">                   │</w:t>
-      </w:r>
-    </w:p>
-    <w:p>
-      <w:r>
-        <w:t xml:space="preserve">          "Order Created"</w:t>
-      </w:r>
-    </w:p>
-    <w:p>
-      <w:r>
-        <w:t xml:space="preserve">                   │</w:t>
-      </w:r>
-    </w:p>
-    <w:p>
-      <w:r>
-        <w:t xml:space="preserve">       ┌───────────</w:t>
-      </w:r>
-      <w:r>
-        <w:rPr>
-          <w:rFonts w:ascii="MS Gothic" w:eastAsia="MS Gothic" w:hAnsi="MS Gothic" w:cs="MS Gothic" w:hint="eastAsia"/>
-        </w:rPr>
-        <w:t>┼</w:t>
-      </w:r>
-      <w:r>
-        <w:rPr>
-          <w:rFonts w:ascii="Aptos" w:hAnsi="Aptos" w:cs="Aptos"/>
-        </w:rPr>
-        <w:t>───────────┐</w:t>
-      </w:r>
-    </w:p>
-    <w:p>
-      <w:r>
-        <w:t xml:space="preserve">       ↓           ↓           ↓</w:t>
-      </w:r>
-    </w:p>
-    <w:p>
-      <w:r>
-        <w:t xml:space="preserve">    Payment     Inventory    Notification</w:t>
-      </w:r>
-    </w:p>
-    <w:p>
-      <w:r>
-        <w:t xml:space="preserve">     Service      </w:t>
-      </w:r>
-      <w:proofErr w:type="spellStart"/>
-      <w:r>
-        <w:t>Service</w:t>
-      </w:r>
-      <w:proofErr w:type="spellEnd"/>
-      <w:r>
-        <w:t xml:space="preserve">      </w:t>
-      </w:r>
-      <w:proofErr w:type="spellStart"/>
-      <w:r>
-        <w:t>Service</w:t>
-      </w:r>
-      <w:proofErr w:type="spellEnd"/>
-    </w:p>
-    <w:p>
-      <w:pPr>
-        <w:rPr>
-          <w:b/>
-          <w:bCs/>
-        </w:rPr>
-      </w:pPr>
-      <w:r>
-        <w:rPr>
-          <w:b/>
-          <w:bCs/>
-        </w:rPr>
-        <w:t>Payment Service</w:t>
-      </w:r>
-    </w:p>
-    <w:p>
-      <w:r>
         <w:t>Processes the payment.</w:t>
       </w:r>
     </w:p>
@@ -2896,105 +3813,105 @@
     </w:p>
     <w:p>
       <w:r>
+        <w:t xml:space="preserve">       ↓</w:t>
+      </w:r>
+    </w:p>
+    <w:p>
+      <w:r>
+        <w:t>Multiple applications</w:t>
+      </w:r>
+    </w:p>
+    <w:p>
+      <w:pPr>
+        <w:rPr>
+          <w:b/>
+          <w:bCs/>
+        </w:rPr>
+      </w:pPr>
+      <w:r>
+        <w:rPr>
+          <w:b/>
+          <w:bCs/>
+        </w:rPr>
+        <w:t>2. Decoupling</w:t>
+      </w:r>
+    </w:p>
+    <w:p>
+      <w:r>
+        <w:t>Without Kafka:</w:t>
+      </w:r>
+    </w:p>
+    <w:p>
+      <w:r>
+        <w:t>Order → Payment</w:t>
+      </w:r>
+    </w:p>
+    <w:p>
+      <w:r>
+        <w:t xml:space="preserve">      → Inventory</w:t>
+      </w:r>
+    </w:p>
+    <w:p>
+      <w:r>
+        <w:t xml:space="preserve">      → Email</w:t>
+      </w:r>
+    </w:p>
+    <w:p>
+      <w:r>
+        <w:t xml:space="preserve">The Order application </w:t>
+      </w:r>
+      <w:proofErr w:type="gramStart"/>
+      <w:r>
+        <w:t>has to</w:t>
+      </w:r>
+      <w:proofErr w:type="gramEnd"/>
+      <w:r>
+        <w:t xml:space="preserve"> communicate directly with everything.</w:t>
+      </w:r>
+    </w:p>
+    <w:p>
+      <w:r>
+        <w:t>With Kafka:</w:t>
+      </w:r>
+    </w:p>
+    <w:p>
+      <w:r>
+        <w:t>Order → Kafka → Payment</w:t>
+      </w:r>
+    </w:p>
+    <w:p>
+      <w:r>
+        <w:t xml:space="preserve">             → Inventory</w:t>
+      </w:r>
+    </w:p>
+    <w:p>
+      <w:r>
+        <w:t xml:space="preserve">             → Email</w:t>
+      </w:r>
+    </w:p>
+    <w:p>
+      <w:r>
+        <w:t>This makes the architecture more loosely coupled.</w:t>
+      </w:r>
+    </w:p>
+    <w:p>
+      <w:pPr>
+        <w:rPr>
+          <w:b/>
+          <w:bCs/>
+        </w:rPr>
+      </w:pPr>
+      <w:r>
+        <w:rPr>
+          <w:b/>
+          <w:bCs/>
+        </w:rPr>
+        <w:t>3. Fault tolerance</w:t>
+      </w:r>
+    </w:p>
+    <w:p>
+      <w:r>
         <w:lastRenderedPageBreak/>
-        <w:t xml:space="preserve">       ↓</w:t>
-      </w:r>
-    </w:p>
-    <w:p>
-      <w:r>
-        <w:t>Multiple applications</w:t>
-      </w:r>
-    </w:p>
-    <w:p>
-      <w:pPr>
-        <w:rPr>
-          <w:b/>
-          <w:bCs/>
-        </w:rPr>
-      </w:pPr>
-      <w:r>
-        <w:rPr>
-          <w:b/>
-          <w:bCs/>
-        </w:rPr>
-        <w:t>2. Decoupling</w:t>
-      </w:r>
-    </w:p>
-    <w:p>
-      <w:r>
-        <w:t>Without Kafka:</w:t>
-      </w:r>
-    </w:p>
-    <w:p>
-      <w:r>
-        <w:t>Order → Payment</w:t>
-      </w:r>
-    </w:p>
-    <w:p>
-      <w:r>
-        <w:t xml:space="preserve">      → Inventory</w:t>
-      </w:r>
-    </w:p>
-    <w:p>
-      <w:r>
-        <w:t xml:space="preserve">      → Email</w:t>
-      </w:r>
-    </w:p>
-    <w:p>
-      <w:r>
-        <w:t xml:space="preserve">The Order application </w:t>
-      </w:r>
-      <w:proofErr w:type="gramStart"/>
-      <w:r>
-        <w:t>has to</w:t>
-      </w:r>
-      <w:proofErr w:type="gramEnd"/>
-      <w:r>
-        <w:t xml:space="preserve"> communicate directly with everything.</w:t>
-      </w:r>
-    </w:p>
-    <w:p>
-      <w:r>
-        <w:t>With Kafka:</w:t>
-      </w:r>
-    </w:p>
-    <w:p>
-      <w:r>
-        <w:t>Order → Kafka → Payment</w:t>
-      </w:r>
-    </w:p>
-    <w:p>
-      <w:r>
-        <w:t xml:space="preserve">             → Inventory</w:t>
-      </w:r>
-    </w:p>
-    <w:p>
-      <w:r>
-        <w:t xml:space="preserve">             → Email</w:t>
-      </w:r>
-    </w:p>
-    <w:p>
-      <w:r>
-        <w:t>This makes the architecture more loosely coupled.</w:t>
-      </w:r>
-    </w:p>
-    <w:p>
-      <w:pPr>
-        <w:rPr>
-          <w:b/>
-          <w:bCs/>
-        </w:rPr>
-      </w:pPr>
-      <w:r>
-        <w:rPr>
-          <w:b/>
-          <w:bCs/>
-        </w:rPr>
-        <w:t>3. Fault tolerance</w:t>
-      </w:r>
-    </w:p>
-    <w:p>
-      <w:r>
         <w:t xml:space="preserve">Kafka can keep </w:t>
       </w:r>
       <w:r>
@@ -3127,171 +4044,171 @@
     </w:p>
     <w:p>
       <w:r>
+        <w:t>Broker 3</w:t>
+      </w:r>
+    </w:p>
+    <w:p>
+      <w:r>
+        <w:t>Broker 4</w:t>
+      </w:r>
+    </w:p>
+    <w:p>
+      <w:r>
+        <w:t>Broker 5</w:t>
+      </w:r>
+    </w:p>
+    <w:p>
+      <w:r>
+        <w:t>Kafka brokers need good network performance and fault isolation.</w:t>
+      </w:r>
+    </w:p>
+    <w:p>
+      <w:r>
+        <w:t xml:space="preserve">AWS provides </w:t>
+      </w:r>
+      <w:r>
+        <w:rPr>
+          <w:b/>
+          <w:bCs/>
+        </w:rPr>
+        <w:t>Placement Groups</w:t>
+      </w:r>
+      <w:r>
+        <w:t xml:space="preserve"> that can influence how EC2 instances are placed.</w:t>
+      </w:r>
+    </w:p>
+    <w:p>
+      <w:r>
+        <w:t>For example:</w:t>
+      </w:r>
+    </w:p>
+    <w:p>
+      <w:r>
+        <w:rPr>
+          <w:b/>
+          <w:bCs/>
+        </w:rPr>
+        <w:t>Cluster Placement Group</w:t>
+      </w:r>
+    </w:p>
+    <w:p>
+      <w:r>
+        <w:t>EC</w:t>
+      </w:r>
+      <w:proofErr w:type="gramStart"/>
+      <w:r>
+        <w:t xml:space="preserve">2  </w:t>
+      </w:r>
+      <w:proofErr w:type="spellStart"/>
+      <w:r>
+        <w:t>EC2</w:t>
+      </w:r>
+      <w:proofErr w:type="spellEnd"/>
+      <w:r>
+        <w:t xml:space="preserve">  </w:t>
+      </w:r>
+      <w:proofErr w:type="spellStart"/>
+      <w:r>
+        <w:t>EC2</w:t>
+      </w:r>
+      <w:proofErr w:type="spellEnd"/>
+      <w:r>
+        <w:t xml:space="preserve">  </w:t>
+      </w:r>
+      <w:proofErr w:type="spellStart"/>
+      <w:r>
+        <w:t>EC</w:t>
+      </w:r>
+      <w:proofErr w:type="gramEnd"/>
+      <w:r>
+        <w:t>2</w:t>
+      </w:r>
+      <w:proofErr w:type="spellEnd"/>
+    </w:p>
+    <w:p>
+      <w:r>
+        <w:t xml:space="preserve"> ← close together →</w:t>
+      </w:r>
+    </w:p>
+    <w:p>
+      <w:r>
+        <w:t xml:space="preserve">Useful when </w:t>
+      </w:r>
+      <w:r>
+        <w:rPr>
+          <w:b/>
+          <w:bCs/>
+        </w:rPr>
+        <w:t>low network latency/high network throughput</w:t>
+      </w:r>
+      <w:r>
+        <w:t xml:space="preserve"> is the priority.</w:t>
+      </w:r>
+    </w:p>
+    <w:p>
+      <w:r>
+        <w:rPr>
+          <w:b/>
+          <w:bCs/>
+        </w:rPr>
+        <w:t>Partition Placement Group</w:t>
+      </w:r>
+    </w:p>
+    <w:p>
+      <w:r>
+        <w:t>Partition 1    Partition 2    Partition 3</w:t>
+      </w:r>
+    </w:p>
+    <w:p>
+      <w:r>
+        <w:t xml:space="preserve">  EC2 </w:t>
+      </w:r>
+      <w:proofErr w:type="spellStart"/>
+      <w:r>
+        <w:t>EC2</w:t>
+      </w:r>
+      <w:proofErr w:type="spellEnd"/>
+      <w:r>
+        <w:t xml:space="preserve">        </w:t>
+      </w:r>
+      <w:proofErr w:type="spellStart"/>
+      <w:r>
+        <w:t>EC2</w:t>
+      </w:r>
+      <w:proofErr w:type="spellEnd"/>
+      <w:r>
+        <w:t xml:space="preserve"> </w:t>
+      </w:r>
+      <w:proofErr w:type="spellStart"/>
+      <w:r>
+        <w:t>EC2</w:t>
+      </w:r>
+      <w:proofErr w:type="spellEnd"/>
+      <w:r>
+        <w:t xml:space="preserve">        </w:t>
+      </w:r>
+      <w:proofErr w:type="spellStart"/>
+      <w:r>
+        <w:t>EC2</w:t>
+      </w:r>
+      <w:proofErr w:type="spellEnd"/>
+      <w:r>
+        <w:t xml:space="preserve"> </w:t>
+      </w:r>
+      <w:proofErr w:type="spellStart"/>
+      <w:r>
+        <w:t>EC2</w:t>
+      </w:r>
+      <w:proofErr w:type="spellEnd"/>
+    </w:p>
+    <w:p>
+      <w:r>
+        <w:t xml:space="preserve">     │              │              │</w:t>
+      </w:r>
+    </w:p>
+    <w:p>
+      <w:r>
         <w:lastRenderedPageBreak/>
-        <w:t>Broker 3</w:t>
-      </w:r>
-    </w:p>
-    <w:p>
-      <w:r>
-        <w:t>Broker 4</w:t>
-      </w:r>
-    </w:p>
-    <w:p>
-      <w:r>
-        <w:t>Broker 5</w:t>
-      </w:r>
-    </w:p>
-    <w:p>
-      <w:r>
-        <w:t>Kafka brokers need good network performance and fault isolation.</w:t>
-      </w:r>
-    </w:p>
-    <w:p>
-      <w:r>
-        <w:t xml:space="preserve">AWS provides </w:t>
-      </w:r>
-      <w:r>
-        <w:rPr>
-          <w:b/>
-          <w:bCs/>
-        </w:rPr>
-        <w:t>Placement Groups</w:t>
-      </w:r>
-      <w:r>
-        <w:t xml:space="preserve"> that can influence how EC2 instances are placed.</w:t>
-      </w:r>
-    </w:p>
-    <w:p>
-      <w:r>
-        <w:t>For example:</w:t>
-      </w:r>
-    </w:p>
-    <w:p>
-      <w:r>
-        <w:rPr>
-          <w:b/>
-          <w:bCs/>
-        </w:rPr>
-        <w:t>Cluster Placement Group</w:t>
-      </w:r>
-    </w:p>
-    <w:p>
-      <w:r>
-        <w:t>EC</w:t>
-      </w:r>
-      <w:proofErr w:type="gramStart"/>
-      <w:r>
-        <w:t xml:space="preserve">2  </w:t>
-      </w:r>
-      <w:proofErr w:type="spellStart"/>
-      <w:r>
-        <w:t>EC2</w:t>
-      </w:r>
-      <w:proofErr w:type="spellEnd"/>
-      <w:r>
-        <w:t xml:space="preserve">  </w:t>
-      </w:r>
-      <w:proofErr w:type="spellStart"/>
-      <w:r>
-        <w:t>EC2</w:t>
-      </w:r>
-      <w:proofErr w:type="spellEnd"/>
-      <w:r>
-        <w:t xml:space="preserve">  </w:t>
-      </w:r>
-      <w:proofErr w:type="spellStart"/>
-      <w:r>
-        <w:t>EC</w:t>
-      </w:r>
-      <w:proofErr w:type="gramEnd"/>
-      <w:r>
-        <w:t>2</w:t>
-      </w:r>
-      <w:proofErr w:type="spellEnd"/>
-    </w:p>
-    <w:p>
-      <w:r>
-        <w:t xml:space="preserve"> ← close together →</w:t>
-      </w:r>
-    </w:p>
-    <w:p>
-      <w:r>
-        <w:t xml:space="preserve">Useful when </w:t>
-      </w:r>
-      <w:r>
-        <w:rPr>
-          <w:b/>
-          <w:bCs/>
-        </w:rPr>
-        <w:t>low network latency/high network throughput</w:t>
-      </w:r>
-      <w:r>
-        <w:t xml:space="preserve"> is the priority.</w:t>
-      </w:r>
-    </w:p>
-    <w:p>
-      <w:r>
-        <w:rPr>
-          <w:b/>
-          <w:bCs/>
-        </w:rPr>
-        <w:t>Partition Placement Group</w:t>
-      </w:r>
-    </w:p>
-    <w:p>
-      <w:r>
-        <w:t>Partition 1    Partition 2    Partition 3</w:t>
-      </w:r>
-    </w:p>
-    <w:p>
-      <w:r>
-        <w:t xml:space="preserve">  EC2 </w:t>
-      </w:r>
-      <w:proofErr w:type="spellStart"/>
-      <w:r>
-        <w:t>EC2</w:t>
-      </w:r>
-      <w:proofErr w:type="spellEnd"/>
-      <w:r>
-        <w:t xml:space="preserve">        </w:t>
-      </w:r>
-      <w:proofErr w:type="spellStart"/>
-      <w:r>
-        <w:t>EC2</w:t>
-      </w:r>
-      <w:proofErr w:type="spellEnd"/>
-      <w:r>
-        <w:t xml:space="preserve"> </w:t>
-      </w:r>
-      <w:proofErr w:type="spellStart"/>
-      <w:r>
-        <w:t>EC2</w:t>
-      </w:r>
-      <w:proofErr w:type="spellEnd"/>
-      <w:r>
-        <w:t xml:space="preserve">        </w:t>
-      </w:r>
-      <w:proofErr w:type="spellStart"/>
-      <w:r>
-        <w:t>EC2</w:t>
-      </w:r>
-      <w:proofErr w:type="spellEnd"/>
-      <w:r>
-        <w:t xml:space="preserve"> </w:t>
-      </w:r>
-      <w:proofErr w:type="spellStart"/>
-      <w:r>
-        <w:t>EC2</w:t>
-      </w:r>
-      <w:proofErr w:type="spellEnd"/>
-    </w:p>
-    <w:p>
-      <w:r>
-        <w:t xml:space="preserve">     │              │              │</w:t>
-      </w:r>
-    </w:p>
-    <w:p>
-      <w:r>
         <w:t xml:space="preserve"> Separate        </w:t>
       </w:r>
       <w:proofErr w:type="spellStart"/>
@@ -3435,10 +4352,11 @@
       <w:pPr>
         <w:pStyle w:val="Heading2"/>
       </w:pPr>
-      <w:r>
-        <w:lastRenderedPageBreak/>
+      <w:bookmarkStart w:id="3" w:name="_Toc241915578"/>
+      <w:r>
         <w:t>If you do not create or select a Placement Group while launching an EC2 instance, then none of Cluster, Spread, or Partition is being used.</w:t>
       </w:r>
+      <w:bookmarkEnd w:id="3"/>
     </w:p>
     <w:p>
       <w:r>
@@ -3669,6 +4587,7 @@
                 <w:b/>
                 <w:bCs/>
               </w:rPr>
+              <w:lastRenderedPageBreak/>
               <w:t>Cluster</w:t>
             </w:r>
           </w:p>
@@ -3880,110 +4799,112 @@
       <w:pPr>
         <w:pStyle w:val="Heading2"/>
       </w:pPr>
+      <w:bookmarkStart w:id="4" w:name="_Toc241915579"/>
       <w:r>
         <w:rPr>
           <w:rStyle w:val="Heading2Char"/>
         </w:rPr>
+        <w:t>For an Oracle database on EC2, the choice depends on what you are trying to optimize.</w:t>
+      </w:r>
+      <w:bookmarkEnd w:id="4"/>
+      <w:r>
+        <w:t xml:space="preserve"> </w:t>
+      </w:r>
+    </w:p>
+    <w:p/>
+    <w:p>
+      <w:r>
+        <w:t>There isn't one universally "best" placement group.</w:t>
+      </w:r>
+    </w:p>
+    <w:p>
+      <w:pPr>
+        <w:rPr>
+          <w:b/>
+          <w:bCs/>
+        </w:rPr>
+      </w:pPr>
+      <w:r>
+        <w:rPr>
+          <w:b/>
+          <w:bCs/>
+        </w:rPr>
+        <w:t>If your Oracle DB is a single EC2 instance</w:t>
+      </w:r>
+    </w:p>
+    <w:p>
+      <w:r>
+        <w:t xml:space="preserve">Usually, </w:t>
+      </w:r>
+      <w:r>
+        <w:rPr>
+          <w:b/>
+          <w:bCs/>
+        </w:rPr>
+        <w:t>you don't need a placement group</w:t>
+      </w:r>
+      <w:r>
+        <w:t>.</w:t>
+      </w:r>
+    </w:p>
+    <w:p>
+      <w:r>
+        <w:t>AWS's default placement is generally sufficient:</w:t>
+      </w:r>
+    </w:p>
+    <w:p>
+      <w:r>
+        <w:t>Oracle DB EC2</w:t>
+      </w:r>
+    </w:p>
+    <w:p>
+      <w:r>
+        <w:t xml:space="preserve">     ↓</w:t>
+      </w:r>
+    </w:p>
+    <w:p>
+      <w:r>
+        <w:t>Default AWS placement</w:t>
+      </w:r>
+    </w:p>
+    <w:p>
+      <w:r>
+        <w:t xml:space="preserve">A placement group becomes more relevant when you have </w:t>
+      </w:r>
+      <w:r>
+        <w:rPr>
+          <w:b/>
+          <w:bCs/>
+        </w:rPr>
+        <w:t>multiple EC2 instances</w:t>
+      </w:r>
+      <w:r>
+        <w:t xml:space="preserve"> that work together.</w:t>
+      </w:r>
+    </w:p>
+    <w:p>
+      <w:pPr>
+        <w:rPr>
+          <w:b/>
+          <w:bCs/>
+        </w:rPr>
+      </w:pPr>
+      <w:r>
+        <w:rPr>
+          <w:b/>
+          <w:bCs/>
+        </w:rPr>
+        <w:t>If you have multiple Oracle DB servers</w:t>
+      </w:r>
+    </w:p>
+    <w:p>
+      <w:r>
+        <w:t>For example, an Oracle RAC environment:</w:t>
+      </w:r>
+    </w:p>
+    <w:p>
+      <w:r>
         <w:lastRenderedPageBreak/>
-        <w:t>For an Oracle database on EC2, the choice depends on what you are trying to optimize.</w:t>
-      </w:r>
-      <w:r>
-        <w:t xml:space="preserve"> </w:t>
-      </w:r>
-    </w:p>
-    <w:p/>
-    <w:p>
-      <w:r>
-        <w:t>There isn't one universally "best" placement group.</w:t>
-      </w:r>
-    </w:p>
-    <w:p>
-      <w:pPr>
-        <w:rPr>
-          <w:b/>
-          <w:bCs/>
-        </w:rPr>
-      </w:pPr>
-      <w:r>
-        <w:rPr>
-          <w:b/>
-          <w:bCs/>
-        </w:rPr>
-        <w:t>If your Oracle DB is a single EC2 instance</w:t>
-      </w:r>
-    </w:p>
-    <w:p>
-      <w:r>
-        <w:t xml:space="preserve">Usually, </w:t>
-      </w:r>
-      <w:r>
-        <w:rPr>
-          <w:b/>
-          <w:bCs/>
-        </w:rPr>
-        <w:t>you don't need a placement group</w:t>
-      </w:r>
-      <w:r>
-        <w:t>.</w:t>
-      </w:r>
-    </w:p>
-    <w:p>
-      <w:r>
-        <w:t>AWS's default placement is generally sufficient:</w:t>
-      </w:r>
-    </w:p>
-    <w:p>
-      <w:r>
-        <w:t>Oracle DB EC2</w:t>
-      </w:r>
-    </w:p>
-    <w:p>
-      <w:r>
-        <w:t xml:space="preserve">     ↓</w:t>
-      </w:r>
-    </w:p>
-    <w:p>
-      <w:r>
-        <w:t>Default AWS placement</w:t>
-      </w:r>
-    </w:p>
-    <w:p>
-      <w:r>
-        <w:t xml:space="preserve">A placement group becomes more relevant when you have </w:t>
-      </w:r>
-      <w:r>
-        <w:rPr>
-          <w:b/>
-          <w:bCs/>
-        </w:rPr>
-        <w:t>multiple EC2 instances</w:t>
-      </w:r>
-      <w:r>
-        <w:t xml:space="preserve"> that work together.</w:t>
-      </w:r>
-    </w:p>
-    <w:p>
-      <w:pPr>
-        <w:rPr>
-          <w:b/>
-          <w:bCs/>
-        </w:rPr>
-      </w:pPr>
-      <w:r>
-        <w:rPr>
-          <w:b/>
-          <w:bCs/>
-        </w:rPr>
-        <w:t>If you have multiple Oracle DB servers</w:t>
-      </w:r>
-    </w:p>
-    <w:p>
-      <w:r>
-        <w:t>For example, an Oracle RAC environment:</w:t>
-      </w:r>
-    </w:p>
-    <w:p>
-      <w:r>
         <w:t xml:space="preserve">        Oracle RAC</w:t>
       </w:r>
     </w:p>
@@ -4225,206 +5146,223 @@
     </w:p>
     <w:p>
       <w:r>
+        <w:t>However, there is an important trade-off:</w:t>
+      </w:r>
+    </w:p>
+    <w:p>
+      <w:r>
+        <w:rPr>
+          <w:b/>
+          <w:bCs/>
+        </w:rPr>
+        <w:t>Cluster = performance-oriented</w:t>
+      </w:r>
+    </w:p>
+    <w:p>
+      <w:r>
+        <w:t>DB Node 1 ───── DB Node 2</w:t>
+      </w:r>
+    </w:p>
+    <w:p>
+      <w:r>
+        <w:t xml:space="preserve">      very close</w:t>
+      </w:r>
+    </w:p>
+    <w:p>
+      <w:r>
+        <w:t xml:space="preserve">      ↓</w:t>
+      </w:r>
+    </w:p>
+    <w:p>
+      <w:r>
+        <w:t>Low network latency</w:t>
+      </w:r>
+    </w:p>
+    <w:p>
+      <w:r>
+        <w:t xml:space="preserve">Whereas </w:t>
+      </w:r>
+      <w:r>
+        <w:rPr>
+          <w:b/>
+          <w:bCs/>
+        </w:rPr>
+        <w:t>Spread = failure-isolation-oriented</w:t>
+      </w:r>
+      <w:r>
+        <w:t>:</w:t>
+      </w:r>
+    </w:p>
+    <w:p>
+      <w:r>
+        <w:t>Hardware A          Hardware B</w:t>
+      </w:r>
+    </w:p>
+    <w:p>
+      <w:r>
+        <w:t xml:space="preserve">    ↓                   ↓</w:t>
+      </w:r>
+    </w:p>
+    <w:p>
+      <w:r>
+        <w:t xml:space="preserve"> DB Node 1           DB Node 2</w:t>
+      </w:r>
+    </w:p>
+    <w:p>
+      <w:proofErr w:type="gramStart"/>
+      <w:r>
+        <w:t>So</w:t>
+      </w:r>
+      <w:proofErr w:type="gramEnd"/>
+      <w:r>
+        <w:t xml:space="preserve"> if your priority is </w:t>
+      </w:r>
+      <w:r>
+        <w:rPr>
+          <w:b/>
+          <w:bCs/>
+        </w:rPr>
+        <w:t>RAC inter-node communication performance</w:t>
+      </w:r>
+      <w:r>
+        <w:t xml:space="preserve">, consider </w:t>
+      </w:r>
+      <w:r>
+        <w:rPr>
+          <w:b/>
+          <w:bCs/>
+        </w:rPr>
+        <w:t>Cluster</w:t>
+      </w:r>
+      <w:r>
+        <w:t xml:space="preserve">; if your priority is </w:t>
+      </w:r>
+      <w:r>
+        <w:rPr>
+          <w:b/>
+          <w:bCs/>
+        </w:rPr>
+        <w:t>keeping critical DB instances separated to reduce correlated hardware-failure risk</w:t>
+      </w:r>
+      <w:r>
+        <w:t xml:space="preserve">, consider </w:t>
+      </w:r>
+      <w:r>
+        <w:rPr>
+          <w:b/>
+          <w:bCs/>
+        </w:rPr>
+        <w:t>Spread</w:t>
+      </w:r>
+      <w:r>
+        <w:t>.</w:t>
+      </w:r>
+    </w:p>
+    <w:p>
+      <w:r>
         <w:lastRenderedPageBreak/>
-        <w:t>However, there is an important trade-off:</w:t>
-      </w:r>
-    </w:p>
-    <w:p>
-      <w:r>
-        <w:rPr>
-          <w:b/>
-          <w:bCs/>
-        </w:rPr>
-        <w:t>Cluster = performance-oriented</w:t>
-      </w:r>
-    </w:p>
-    <w:p>
-      <w:r>
-        <w:t>DB Node 1 ───── DB Node 2</w:t>
-      </w:r>
-    </w:p>
-    <w:p>
-      <w:r>
-        <w:t xml:space="preserve">      very close</w:t>
-      </w:r>
-    </w:p>
-    <w:p>
-      <w:r>
-        <w:t xml:space="preserve">      ↓</w:t>
-      </w:r>
-    </w:p>
-    <w:p>
-      <w:r>
-        <w:t>Low network latency</w:t>
-      </w:r>
-    </w:p>
-    <w:p>
-      <w:r>
-        <w:t xml:space="preserve">Whereas </w:t>
-      </w:r>
-      <w:r>
-        <w:rPr>
-          <w:b/>
-          <w:bCs/>
-        </w:rPr>
-        <w:t>Spread = failure-isolation-oriented</w:t>
-      </w:r>
-      <w:r>
-        <w:t>:</w:t>
-      </w:r>
-    </w:p>
-    <w:p>
-      <w:r>
-        <w:t>Hardware A          Hardware B</w:t>
-      </w:r>
-    </w:p>
-    <w:p>
-      <w:r>
-        <w:t xml:space="preserve">    ↓                   ↓</w:t>
-      </w:r>
-    </w:p>
-    <w:p>
-      <w:r>
-        <w:t xml:space="preserve"> DB Node 1           DB Node 2</w:t>
-      </w:r>
-    </w:p>
-    <w:p>
+        <w:t xml:space="preserve">For a production Oracle database, I'd also consider </w:t>
+      </w:r>
       <w:proofErr w:type="gramStart"/>
       <w:r>
-        <w:t>So</w:t>
+        <w:rPr>
+          <w:b/>
+          <w:bCs/>
+        </w:rPr>
+        <w:t>Multi-AZ</w:t>
       </w:r>
       <w:proofErr w:type="gramEnd"/>
       <w:r>
-        <w:t xml:space="preserve"> if your priority is </w:t>
-      </w:r>
-      <w:r>
-        <w:rPr>
-          <w:b/>
-          <w:bCs/>
-        </w:rPr>
-        <w:t>RAC inter-node communication performance</w:t>
-      </w:r>
-      <w:r>
-        <w:t xml:space="preserve">, consider </w:t>
-      </w:r>
-      <w:r>
-        <w:rPr>
-          <w:b/>
-          <w:bCs/>
-        </w:rPr>
-        <w:t>Cluster</w:t>
-      </w:r>
-      <w:r>
-        <w:t xml:space="preserve">; if your priority is </w:t>
-      </w:r>
-      <w:r>
-        <w:rPr>
-          <w:b/>
-          <w:bCs/>
-        </w:rPr>
-        <w:t>keeping critical DB instances separated to reduce correlated hardware-failure risk</w:t>
-      </w:r>
-      <w:r>
-        <w:t xml:space="preserve">, consider </w:t>
-      </w:r>
-      <w:r>
-        <w:rPr>
-          <w:b/>
-          <w:bCs/>
-        </w:rPr>
-        <w:t>Spread</w:t>
-      </w:r>
-      <w:r>
-        <w:t>.</w:t>
-      </w:r>
-    </w:p>
-    <w:p>
-      <w:r>
-        <w:t xml:space="preserve">For a production Oracle database, I'd also consider </w:t>
-      </w:r>
+        <w:rPr>
+          <w:b/>
+          <w:bCs/>
+        </w:rPr>
+        <w:t xml:space="preserve"> architecture and Oracle-supported AWS configurations</w:t>
+      </w:r>
+      <w:r>
+        <w:t>, rather than treating the placement group as the main HA mechanism.</w:t>
+      </w:r>
+    </w:p>
+    <w:p/>
+    <w:p>
+      <w:pPr>
+        <w:pStyle w:val="Heading2"/>
+      </w:pPr>
+      <w:bookmarkStart w:id="5" w:name="_Toc241915580"/>
+      <w:r>
+        <w:t>Ways to avoid an Elastic IP</w:t>
+      </w:r>
+      <w:bookmarkEnd w:id="5"/>
+    </w:p>
+    <w:p/>
+    <w:p>
+      <w:r>
+        <w:t xml:space="preserve">Yes. In AWS, you can often </w:t>
+      </w:r>
+      <w:r>
+        <w:rPr>
+          <w:b/>
+          <w:bCs/>
+        </w:rPr>
+        <w:t>avoid using an Elastic IP (EIP)</w:t>
+      </w:r>
+      <w:r>
+        <w:t xml:space="preserve"> depending on what you need the IP address for.</w:t>
+      </w:r>
+    </w:p>
+    <w:p>
+      <w:pPr>
+        <w:rPr>
+          <w:b/>
+          <w:bCs/>
+        </w:rPr>
+      </w:pPr>
+      <w:r>
+        <w:rPr>
+          <w:b/>
+          <w:bCs/>
+        </w:rPr>
+        <w:t>First: Why do we use an Elastic IP?</w:t>
+      </w:r>
+    </w:p>
+    <w:p>
+      <w:r>
+        <w:t xml:space="preserve">An </w:t>
+      </w:r>
+      <w:r>
+        <w:rPr>
+          <w:b/>
+          <w:bCs/>
+        </w:rPr>
+        <w:t>Elastic IP is a static public IPv4 address</w:t>
+      </w:r>
+      <w:r>
+        <w:t xml:space="preserve"> allocated to your AWS account.</w:t>
+      </w:r>
+    </w:p>
+    <w:p>
+      <w:r>
+        <w:t>For example:</w:t>
+      </w:r>
+    </w:p>
+    <w:p>
+      <w:r>
+        <w:t>Internet</w:t>
+      </w:r>
+    </w:p>
+    <w:p>
+      <w:r>
+        <w:t xml:space="preserve">   ↓</w:t>
+      </w:r>
+    </w:p>
+    <w:p>
       <w:proofErr w:type="gramStart"/>
       <w:r>
-        <w:rPr>
-          <w:b/>
-          <w:bCs/>
-        </w:rPr>
-        <w:t>Multi-AZ</w:t>
+        <w:t>52.x.x.x  ←</w:t>
       </w:r>
       <w:proofErr w:type="gramEnd"/>
       <w:r>
-        <w:rPr>
-          <w:b/>
-          <w:bCs/>
-        </w:rPr>
-        <w:t xml:space="preserve"> architecture and Oracle-supported AWS configurations</w:t>
-      </w:r>
-      <w:r>
-        <w:t>, rather than treating the placement group as the main HA mechanism.</w:t>
-      </w:r>
-    </w:p>
-    <w:p/>
-    <w:p>
-      <w:pPr>
-        <w:pStyle w:val="Heading2"/>
-      </w:pPr>
-      <w:r>
-        <w:t>Ways to avoid an Elastic IP</w:t>
-      </w:r>
-    </w:p>
-    <w:p/>
-    <w:p>
-      <w:r>
-        <w:t xml:space="preserve">Yes. In AWS, you can often </w:t>
-      </w:r>
-      <w:r>
-        <w:rPr>
-          <w:b/>
-          <w:bCs/>
-        </w:rPr>
-        <w:t>avoid using an Elastic IP (EIP)</w:t>
-      </w:r>
-      <w:r>
-        <w:t xml:space="preserve"> depending on what you need the IP address for.</w:t>
-      </w:r>
-    </w:p>
-    <w:p>
-      <w:pPr>
-        <w:rPr>
-          <w:b/>
-          <w:bCs/>
-        </w:rPr>
-      </w:pPr>
-      <w:r>
-        <w:rPr>
-          <w:b/>
-          <w:bCs/>
-        </w:rPr>
-        <w:t>First: Why do we use an Elastic IP?</w:t>
-      </w:r>
-    </w:p>
-    <w:p>
-      <w:r>
-        <w:t xml:space="preserve">An </w:t>
-      </w:r>
-      <w:r>
-        <w:rPr>
-          <w:b/>
-          <w:bCs/>
-        </w:rPr>
-        <w:t>Elastic IP is a static public IPv4 address</w:t>
-      </w:r>
-      <w:r>
-        <w:t xml:space="preserve"> allocated to your AWS account.</w:t>
-      </w:r>
-    </w:p>
-    <w:p>
-      <w:r>
-        <w:t>For example:</w:t>
-      </w:r>
-    </w:p>
-    <w:p>
-      <w:r>
-        <w:t>Internet</w:t>
+        <w:t xml:space="preserve"> Elastic IP</w:t>
       </w:r>
     </w:p>
     <w:p>
@@ -4433,28 +5371,12 @@
       </w:r>
     </w:p>
     <w:p>
-      <w:proofErr w:type="gramStart"/>
-      <w:r>
-        <w:t>52.x.x.x  ←</w:t>
-      </w:r>
-      <w:proofErr w:type="gramEnd"/>
-      <w:r>
-        <w:t xml:space="preserve"> Elastic IP</w:t>
-      </w:r>
-    </w:p>
-    <w:p>
-      <w:r>
-        <w:t xml:space="preserve">   ↓</w:t>
-      </w:r>
-    </w:p>
-    <w:p>
       <w:r>
         <w:t>EC2</w:t>
       </w:r>
     </w:p>
     <w:p>
       <w:r>
-        <w:lastRenderedPageBreak/>
         <w:t xml:space="preserve">The important feature is that the public IP </w:t>
       </w:r>
       <w:r>
@@ -4547,6 +5469,7 @@
     </w:p>
     <w:p>
       <w:r>
+        <w:lastRenderedPageBreak/>
         <w:t xml:space="preserve">   ↓</w:t>
       </w:r>
     </w:p>
@@ -4661,87 +5584,87 @@
     </w:p>
     <w:p>
       <w:r>
+        <w:t>Internet</w:t>
+      </w:r>
+    </w:p>
+    <w:p>
+      <w:r>
+        <w:t>The EC2 doesn't need a public IP.</w:t>
+      </w:r>
+    </w:p>
+    <w:p>
+      <w:r>
+        <w:t xml:space="preserve">The NAT Gateway uses an </w:t>
+      </w:r>
+      <w:r>
+        <w:rPr>
+          <w:b/>
+          <w:bCs/>
+        </w:rPr>
+        <w:t>Elastic IP</w:t>
+      </w:r>
+      <w:r>
+        <w:t xml:space="preserve"> for its public connectivity, but importantly, </w:t>
+      </w:r>
+      <w:r>
+        <w:rPr>
+          <w:b/>
+          <w:bCs/>
+        </w:rPr>
+        <w:t>you don't need an EIP on the EC2 instance itself</w:t>
+      </w:r>
+      <w:r>
+        <w:t>.</w:t>
+      </w:r>
+    </w:p>
+    <w:p>
+      <w:r>
+        <w:t>This is the architecture you've used in your AWS assignment:</w:t>
+      </w:r>
+    </w:p>
+    <w:p>
+      <w:r>
+        <w:t>Private EC2</w:t>
+      </w:r>
+    </w:p>
+    <w:p>
+      <w:r>
+        <w:t xml:space="preserve">    ↓</w:t>
+      </w:r>
+    </w:p>
+    <w:p>
+      <w:r>
+        <w:t>Private Route Table</w:t>
+      </w:r>
+    </w:p>
+    <w:p>
+      <w:r>
+        <w:t xml:space="preserve">    ↓</w:t>
+      </w:r>
+    </w:p>
+    <w:p>
+      <w:r>
+        <w:t>NAT Gateway</w:t>
+      </w:r>
+    </w:p>
+    <w:p>
+      <w:r>
+        <w:t xml:space="preserve">    ↓</w:t>
+      </w:r>
+    </w:p>
+    <w:p>
+      <w:r>
+        <w:t>Internet Gateway</w:t>
+      </w:r>
+    </w:p>
+    <w:p>
+      <w:r>
+        <w:t xml:space="preserve">    ↓</w:t>
+      </w:r>
+    </w:p>
+    <w:p>
+      <w:r>
         <w:lastRenderedPageBreak/>
-        <w:t>Internet</w:t>
-      </w:r>
-    </w:p>
-    <w:p>
-      <w:r>
-        <w:t>The EC2 doesn't need a public IP.</w:t>
-      </w:r>
-    </w:p>
-    <w:p>
-      <w:r>
-        <w:t xml:space="preserve">The NAT Gateway uses an </w:t>
-      </w:r>
-      <w:r>
-        <w:rPr>
-          <w:b/>
-          <w:bCs/>
-        </w:rPr>
-        <w:t>Elastic IP</w:t>
-      </w:r>
-      <w:r>
-        <w:t xml:space="preserve"> for its public connectivity, but importantly, </w:t>
-      </w:r>
-      <w:r>
-        <w:rPr>
-          <w:b/>
-          <w:bCs/>
-        </w:rPr>
-        <w:t>you don't need an EIP on the EC2 instance itself</w:t>
-      </w:r>
-      <w:r>
-        <w:t>.</w:t>
-      </w:r>
-    </w:p>
-    <w:p>
-      <w:r>
-        <w:t>This is the architecture you've used in your AWS assignment:</w:t>
-      </w:r>
-    </w:p>
-    <w:p>
-      <w:r>
-        <w:t>Private EC2</w:t>
-      </w:r>
-    </w:p>
-    <w:p>
-      <w:r>
-        <w:t xml:space="preserve">    ↓</w:t>
-      </w:r>
-    </w:p>
-    <w:p>
-      <w:r>
-        <w:t>Private Route Table</w:t>
-      </w:r>
-    </w:p>
-    <w:p>
-      <w:r>
-        <w:t xml:space="preserve">    ↓</w:t>
-      </w:r>
-    </w:p>
-    <w:p>
-      <w:r>
-        <w:t>NAT Gateway</w:t>
-      </w:r>
-    </w:p>
-    <w:p>
-      <w:r>
-        <w:t xml:space="preserve">    ↓</w:t>
-      </w:r>
-    </w:p>
-    <w:p>
-      <w:r>
-        <w:t>Internet Gateway</w:t>
-      </w:r>
-    </w:p>
-    <w:p>
-      <w:r>
-        <w:t xml:space="preserve">    ↓</w:t>
-      </w:r>
-    </w:p>
-    <w:p>
-      <w:r>
         <w:t>Internet</w:t>
       </w:r>
     </w:p>
@@ -4841,7 +5764,6 @@
     </w:p>
     <w:p>
       <w:r>
-        <w:lastRenderedPageBreak/>
         <w:t>SSH :22</w:t>
       </w:r>
     </w:p>
@@ -4934,6 +5856,7 @@
     </w:p>
     <w:p>
       <w:r>
+        <w:lastRenderedPageBreak/>
         <w:t xml:space="preserve">You generally </w:t>
       </w:r>
       <w:r>
@@ -5059,117 +5982,119 @@
           <w:b/>
           <w:bCs/>
         </w:rPr>
+        <w:t>Public EC2 + fixed public IPv4 → EIP</w:t>
+      </w:r>
+    </w:p>
+    <w:p>
+      <w:r>
+        <w:rPr>
+          <w:b/>
+          <w:bCs/>
+        </w:rPr>
+        <w:t>Private EC2 + outbound Internet → NAT Gateway</w:t>
+      </w:r>
+    </w:p>
+    <w:p>
+      <w:r>
+        <w:rPr>
+          <w:b/>
+          <w:bCs/>
+        </w:rPr>
+        <w:t>Public web application → ALB</w:t>
+      </w:r>
+    </w:p>
+    <w:p>
+      <w:r>
+        <w:rPr>
+          <w:b/>
+          <w:bCs/>
+        </w:rPr>
+        <w:t>Private EC2 administration → SSM Session Manager</w:t>
+      </w:r>
+    </w:p>
+    <w:p>
+      <w:r>
+        <w:rPr>
+          <w:b/>
+          <w:bCs/>
+        </w:rPr>
+        <w:t>Private EC2 → S3 → VPC Gateway Endpoint (no NAT required)</w:t>
+      </w:r>
+    </w:p>
+    <w:p/>
+    <w:p>
+      <w:pPr>
+        <w:pStyle w:val="Heading2"/>
+      </w:pPr>
+      <w:bookmarkStart w:id="6" w:name="_Toc241915581"/>
+      <w:r>
+        <w:t>CloudWatch Agent</w:t>
+      </w:r>
+      <w:bookmarkEnd w:id="6"/>
+    </w:p>
+    <w:p>
+      <w:r>
+        <w:t xml:space="preserve">The </w:t>
+      </w:r>
+      <w:r>
+        <w:rPr>
+          <w:b/>
+          <w:bCs/>
+        </w:rPr>
+        <w:t>CloudWatch Agent</w:t>
+      </w:r>
+      <w:r>
+        <w:t xml:space="preserve"> is software you install on an EC2 instance or server to send </w:t>
+      </w:r>
+      <w:r>
+        <w:rPr>
+          <w:b/>
+          <w:bCs/>
+        </w:rPr>
+        <w:t>additional monitoring data</w:t>
+      </w:r>
+      <w:r>
+        <w:t xml:space="preserve"> to Amazon CloudWatch.</w:t>
+      </w:r>
+    </w:p>
+    <w:p>
+      <w:r>
+        <w:t xml:space="preserve">Think of it as a </w:t>
+      </w:r>
+      <w:r>
+        <w:rPr>
+          <w:b/>
+          <w:bCs/>
+        </w:rPr>
+        <w:t>monitoring collector installed inside your server</w:t>
+      </w:r>
+      <w:r>
+        <w:t>.</w:t>
+      </w:r>
+    </w:p>
+    <w:p>
+      <w:pPr>
+        <w:rPr>
+          <w:b/>
+          <w:bCs/>
+        </w:rPr>
+      </w:pPr>
+      <w:r>
+        <w:rPr>
+          <w:b/>
+          <w:bCs/>
+        </w:rPr>
+        <w:t>Without CloudWatch Agent</w:t>
+      </w:r>
+    </w:p>
+    <w:p>
+      <w:r>
+        <w:t>AWS automatically collects some basic EC2 metrics:</w:t>
+      </w:r>
+    </w:p>
+    <w:p>
+      <w:r>
         <w:lastRenderedPageBreak/>
-        <w:t>Public EC2 + fixed public IPv4 → EIP</w:t>
-      </w:r>
-    </w:p>
-    <w:p>
-      <w:r>
-        <w:rPr>
-          <w:b/>
-          <w:bCs/>
-        </w:rPr>
-        <w:t>Private EC2 + outbound Internet → NAT Gateway</w:t>
-      </w:r>
-    </w:p>
-    <w:p>
-      <w:r>
-        <w:rPr>
-          <w:b/>
-          <w:bCs/>
-        </w:rPr>
-        <w:t>Public web application → ALB</w:t>
-      </w:r>
-    </w:p>
-    <w:p>
-      <w:r>
-        <w:rPr>
-          <w:b/>
-          <w:bCs/>
-        </w:rPr>
-        <w:t>Private EC2 administration → SSM Session Manager</w:t>
-      </w:r>
-    </w:p>
-    <w:p>
-      <w:r>
-        <w:rPr>
-          <w:b/>
-          <w:bCs/>
-        </w:rPr>
-        <w:t>Private EC2 → S3 → VPC Gateway Endpoint (no NAT required)</w:t>
-      </w:r>
-    </w:p>
-    <w:p/>
-    <w:p>
-      <w:pPr>
-        <w:pStyle w:val="Heading2"/>
-      </w:pPr>
-      <w:r>
-        <w:t>CloudWatch Agent</w:t>
-      </w:r>
-    </w:p>
-    <w:p>
-      <w:r>
-        <w:t xml:space="preserve">The </w:t>
-      </w:r>
-      <w:r>
-        <w:rPr>
-          <w:b/>
-          <w:bCs/>
-        </w:rPr>
-        <w:t>CloudWatch Agent</w:t>
-      </w:r>
-      <w:r>
-        <w:t xml:space="preserve"> is software you install on an EC2 instance or server to send </w:t>
-      </w:r>
-      <w:r>
-        <w:rPr>
-          <w:b/>
-          <w:bCs/>
-        </w:rPr>
-        <w:t>additional monitoring data</w:t>
-      </w:r>
-      <w:r>
-        <w:t xml:space="preserve"> to Amazon CloudWatch.</w:t>
-      </w:r>
-    </w:p>
-    <w:p>
-      <w:r>
-        <w:t xml:space="preserve">Think of it as a </w:t>
-      </w:r>
-      <w:r>
-        <w:rPr>
-          <w:b/>
-          <w:bCs/>
-        </w:rPr>
-        <w:t>monitoring collector installed inside your server</w:t>
-      </w:r>
-      <w:r>
-        <w:t>.</w:t>
-      </w:r>
-    </w:p>
-    <w:p>
-      <w:pPr>
-        <w:rPr>
-          <w:b/>
-          <w:bCs/>
-        </w:rPr>
-      </w:pPr>
-      <w:r>
-        <w:rPr>
-          <w:b/>
-          <w:bCs/>
-        </w:rPr>
-        <w:t>Without CloudWatch Agent</w:t>
-      </w:r>
-    </w:p>
-    <w:p>
-      <w:r>
-        <w:t>AWS automatically collects some basic EC2 metrics:</w:t>
-      </w:r>
-    </w:p>
-    <w:p>
-      <w:r>
         <w:t>EC2</w:t>
       </w:r>
     </w:p>
@@ -5311,7 +6236,7 @@
     <w:p>
       <w:r>
         <w:pict w14:anchorId="23FF879D">
-          <v:rect id="_x0000_i1045" style="width:0;height:1.5pt" o:hralign="center" o:hrstd="t" o:hr="t" fillcolor="#a0a0a0" stroked="f"/>
+          <v:rect id="_x0000_i1039" style="width:0;height:1.5pt" o:hralign="center" o:hrstd="t" o:hr="t" fillcolor="#a0a0a0" stroked="f"/>
         </w:pict>
       </w:r>
     </w:p>
@@ -5352,7 +6277,6 @@
     </w:p>
     <w:p>
       <w:r>
-        <w:lastRenderedPageBreak/>
         <w:t xml:space="preserve">       │                 │</w:t>
       </w:r>
     </w:p>
@@ -5467,6 +6391,7 @@
         </w:numPr>
       </w:pPr>
       <w:r>
+        <w:lastRenderedPageBreak/>
         <w:t>Windows Event Logs</w:t>
       </w:r>
     </w:p>
@@ -5592,7 +6517,6 @@
           <w:b/>
           <w:bCs/>
         </w:rPr>
-        <w:lastRenderedPageBreak/>
         <w:t xml:space="preserve">Very important for your </w:t>
       </w:r>
       <w:proofErr w:type="spellStart"/>
@@ -5696,6 +6620,7 @@
       <w:pPr>
         <w:pStyle w:val="Heading2"/>
       </w:pPr>
+      <w:bookmarkStart w:id="7" w:name="_Toc241915582"/>
       <w:r>
         <w:t>Infrastructure as Code (</w:t>
       </w:r>
@@ -5707,10 +6632,14 @@
       <w:r>
         <w:t>) and configuration management tools in Azure and AWS.</w:t>
       </w:r>
+      <w:bookmarkEnd w:id="7"/>
     </w:p>
     <w:p/>
     <w:p>
       <w:r>
+        <w:rPr>
+          <w:noProof/>
+        </w:rPr>
         <w:drawing>
           <wp:inline distT="0" distB="0" distL="0" distR="0" wp14:anchorId="29F16B2F" wp14:editId="6509AFC6">
             <wp:extent cx="5731510" cy="2338070"/>
@@ -5807,7 +6736,6 @@
           <w:b/>
           <w:bCs/>
         </w:rPr>
-        <w:lastRenderedPageBreak/>
         <w:t>1. Infrastructure as Code (</w:t>
       </w:r>
       <w:proofErr w:type="spellStart"/>
@@ -6044,6 +6972,7 @@
     </w:p>
     <w:p>
       <w:r>
+        <w:lastRenderedPageBreak/>
         <w:t xml:space="preserve"> └── AWS   → CloudFormation</w:t>
       </w:r>
     </w:p>
@@ -6137,7 +7066,6 @@
     </w:p>
     <w:p>
       <w:r>
-        <w:lastRenderedPageBreak/>
         <w:t>Tools commonly used for this include:</w:t>
       </w:r>
     </w:p>
@@ -6258,6 +7186,7 @@
     </w:p>
     <w:p>
       <w:r>
+        <w:lastRenderedPageBreak/>
         <w:t xml:space="preserve"> Install software</w:t>
       </w:r>
     </w:p>
@@ -6368,217 +7297,275 @@
     </w:p>
     <w:p>
       <w:r>
+        <w:t xml:space="preserve">                 ↓</w:t>
+      </w:r>
+    </w:p>
+    <w:p>
+      <w:r>
+        <w:t xml:space="preserve">        CONFIGURE THE SERVER</w:t>
+      </w:r>
+    </w:p>
+    <w:p>
+      <w:r>
+        <w:t xml:space="preserve">                 ↓</w:t>
+      </w:r>
+    </w:p>
+    <w:p>
+      <w:r>
+        <w:t xml:space="preserve">      ┌─────────────────────┐</w:t>
+      </w:r>
+    </w:p>
+    <w:p>
+      <w:r>
+        <w:t xml:space="preserve">      │ Ansible / Puppet    │</w:t>
+      </w:r>
+    </w:p>
+    <w:p>
+      <w:r>
+        <w:t xml:space="preserve">      │ Chef / AWS SSM      │</w:t>
+      </w:r>
+    </w:p>
+    <w:p>
+      <w:r>
+        <w:t xml:space="preserve">      └─────────────────────┘</w:t>
+      </w:r>
+    </w:p>
+    <w:p>
+      <w:r>
+        <w:rPr>
+          <w:b/>
+          <w:bCs/>
+        </w:rPr>
+        <w:t xml:space="preserve">AZ-104 / AWS </w:t>
+      </w:r>
+      <w:proofErr w:type="spellStart"/>
+      <w:r>
+        <w:rPr>
+          <w:b/>
+          <w:bCs/>
+        </w:rPr>
+        <w:t>CloudOps</w:t>
+      </w:r>
+      <w:proofErr w:type="spellEnd"/>
+      <w:r>
+        <w:rPr>
+          <w:b/>
+          <w:bCs/>
+        </w:rPr>
+        <w:t xml:space="preserve"> exam point:</w:t>
+      </w:r>
+      <w:r>
+        <w:t xml:space="preserve"> Don't treat </w:t>
+      </w:r>
+      <w:r>
+        <w:rPr>
+          <w:b/>
+          <w:bCs/>
+        </w:rPr>
+        <w:t>CloudFormation and SSM as the same thing</w:t>
+      </w:r>
+      <w:r>
+        <w:t xml:space="preserve">. CloudFormation primarily provisions infrastructure, while Systems Manager is primarily for </w:t>
+      </w:r>
+      <w:r>
+        <w:rPr>
+          <w:b/>
+          <w:bCs/>
+        </w:rPr>
+        <w:t>operating and managing existing AWS resources</w:t>
+      </w:r>
+      <w:r>
+        <w:t>, especially EC2.</w:t>
+      </w:r>
+    </w:p>
+    <w:p/>
+    <w:p>
+      <w:pPr>
+        <w:pStyle w:val="Heading2"/>
+      </w:pPr>
+      <w:bookmarkStart w:id="8" w:name="_Toc241915583"/>
+      <w:r>
         <w:lastRenderedPageBreak/>
-        <w:t xml:space="preserve">                 ↓</w:t>
-      </w:r>
-    </w:p>
-    <w:p>
-      <w:r>
-        <w:t xml:space="preserve">        CONFIGURE THE SERVER</w:t>
-      </w:r>
-    </w:p>
-    <w:p>
-      <w:r>
-        <w:t xml:space="preserve">                 ↓</w:t>
-      </w:r>
-    </w:p>
-    <w:p>
-      <w:r>
-        <w:t xml:space="preserve">      ┌─────────────────────┐</w:t>
-      </w:r>
-    </w:p>
-    <w:p>
-      <w:r>
-        <w:t xml:space="preserve">      │ Ansible / Puppet    │</w:t>
-      </w:r>
-    </w:p>
-    <w:p>
-      <w:r>
-        <w:t xml:space="preserve">      │ Chef / AWS SSM      │</w:t>
-      </w:r>
-    </w:p>
-    <w:p>
-      <w:r>
-        <w:t xml:space="preserve">      └─────────────────────┘</w:t>
-      </w:r>
-    </w:p>
-    <w:p>
-      <w:r>
-        <w:rPr>
-          <w:b/>
-          <w:bCs/>
-        </w:rPr>
-        <w:t xml:space="preserve">AZ-104 / AWS </w:t>
+        <w:t>What is Azure Arc?</w:t>
+      </w:r>
+      <w:bookmarkEnd w:id="8"/>
+    </w:p>
+    <w:p>
+      <w:r>
+        <w:rPr>
+          <w:b/>
+          <w:bCs/>
+        </w:rPr>
+        <w:t>Azure Arc</w:t>
+      </w:r>
+      <w:r>
+        <w:t xml:space="preserve"> is an Azure service that allows you to </w:t>
+      </w:r>
+      <w:r>
+        <w:rPr>
+          <w:b/>
+          <w:bCs/>
+        </w:rPr>
+        <w:t>manage resources that are outside Azure as if they were Azure resources</w:t>
+      </w:r>
+      <w:r>
+        <w:t>.</w:t>
+      </w:r>
+    </w:p>
+    <w:p>
+      <w:r>
+        <w:t xml:space="preserve">Think of Azure Arc as a </w:t>
+      </w:r>
+      <w:r>
+        <w:rPr>
+          <w:b/>
+          <w:bCs/>
+        </w:rPr>
+        <w:t>bridge between Azure and your on-premises/other-cloud infrastructure</w:t>
+      </w:r>
+      <w:r>
+        <w:t>.</w:t>
+      </w:r>
+    </w:p>
+    <w:p>
+      <w:r>
+        <w:t xml:space="preserve">                 Azure</w:t>
+      </w:r>
+    </w:p>
+    <w:p>
+      <w:r>
+        <w:t xml:space="preserve">                   │</w:t>
+      </w:r>
+    </w:p>
+    <w:p>
+      <w:r>
+        <w:t xml:space="preserve">              Azure Arc</w:t>
+      </w:r>
+    </w:p>
+    <w:p>
+      <w:r>
+        <w:t xml:space="preserve">                   │</w:t>
+      </w:r>
+    </w:p>
+    <w:p>
+      <w:r>
+        <w:t xml:space="preserve">       ┌───────────</w:t>
+      </w:r>
+      <w:r>
+        <w:rPr>
+          <w:rFonts w:ascii="MS Gothic" w:eastAsia="MS Gothic" w:hAnsi="MS Gothic" w:cs="MS Gothic" w:hint="eastAsia"/>
+        </w:rPr>
+        <w:t>┼</w:t>
+      </w:r>
+      <w:r>
+        <w:rPr>
+          <w:rFonts w:ascii="Aptos" w:hAnsi="Aptos" w:cs="Aptos"/>
+        </w:rPr>
+        <w:t>───────────┐</w:t>
+      </w:r>
+    </w:p>
+    <w:p>
+      <w:r>
+        <w:t xml:space="preserve">       ↓           ↓           ↓</w:t>
+      </w:r>
+    </w:p>
+    <w:p>
+      <w:r>
+        <w:t xml:space="preserve">   On-prem       AWS/GCP     Other</w:t>
+      </w:r>
+    </w:p>
+    <w:p>
+      <w:r>
+        <w:t xml:space="preserve">   Server        </w:t>
       </w:r>
       <w:proofErr w:type="spellStart"/>
       <w:r>
-        <w:rPr>
-          <w:b/>
-          <w:bCs/>
-        </w:rPr>
-        <w:t>CloudOps</w:t>
+        <w:t>Server</w:t>
       </w:r>
       <w:proofErr w:type="spellEnd"/>
       <w:r>
-        <w:rPr>
-          <w:b/>
-          <w:bCs/>
-        </w:rPr>
-        <w:t xml:space="preserve"> exam point:</w:t>
-      </w:r>
-      <w:r>
-        <w:t xml:space="preserve"> Don't treat </w:t>
-      </w:r>
-      <w:r>
-        <w:rPr>
-          <w:b/>
-          <w:bCs/>
-        </w:rPr>
-        <w:t>CloudFormation and SSM as the same thing</w:t>
-      </w:r>
-      <w:r>
-        <w:t xml:space="preserve">. CloudFormation primarily provisions infrastructure, while Systems Manager is primarily for </w:t>
-      </w:r>
-      <w:r>
-        <w:rPr>
-          <w:b/>
-          <w:bCs/>
-        </w:rPr>
-        <w:t>operating and managing existing AWS resources</w:t>
-      </w:r>
-      <w:r>
-        <w:t>, especially EC2.</w:t>
+        <w:t xml:space="preserve">      locations</w:t>
+      </w:r>
+    </w:p>
+    <w:p>
+      <w:pPr>
+        <w:rPr>
+          <w:b/>
+          <w:bCs/>
+        </w:rPr>
+      </w:pPr>
+      <w:r>
+        <w:rPr>
+          <w:b/>
+          <w:bCs/>
+        </w:rPr>
+        <w:t>Simple real-world example</w:t>
+      </w:r>
+    </w:p>
+    <w:p>
+      <w:r>
+        <w:t>Suppose your company has:</w:t>
+      </w:r>
+    </w:p>
+    <w:p>
+      <w:r>
+        <w:t>Azure</w:t>
+      </w:r>
+    </w:p>
+    <w:p>
+      <w:r>
+        <w:t xml:space="preserve"> </w:t>
+      </w:r>
+      <w:r>
+        <w:rPr>
+          <w:rFonts w:ascii="MS Gothic" w:eastAsia="MS Gothic" w:hAnsi="MS Gothic" w:cs="MS Gothic" w:hint="eastAsia"/>
+        </w:rPr>
+        <w:t>├</w:t>
+      </w:r>
+      <w:r>
+        <w:rPr>
+          <w:rFonts w:ascii="Aptos" w:hAnsi="Aptos" w:cs="Aptos"/>
+        </w:rPr>
+        <w:t>──</w:t>
+      </w:r>
+      <w:r>
+        <w:t xml:space="preserve"> Azure VM</w:t>
+      </w:r>
+    </w:p>
+    <w:p>
+      <w:r>
+        <w:t xml:space="preserve"> └── Azure SQL</w:t>
       </w:r>
     </w:p>
     <w:p/>
     <w:p>
-      <w:pPr>
-        <w:pStyle w:val="Heading2"/>
-      </w:pPr>
-      <w:r>
-        <w:t>What is Azure Arc?</w:t>
-      </w:r>
-    </w:p>
-    <w:p>
-      <w:r>
-        <w:rPr>
-          <w:b/>
-          <w:bCs/>
-        </w:rPr>
-        <w:t>Azure Arc</w:t>
-      </w:r>
-      <w:r>
-        <w:t xml:space="preserve"> is an Azure service that allows you to </w:t>
-      </w:r>
-      <w:r>
-        <w:rPr>
-          <w:b/>
-          <w:bCs/>
-        </w:rPr>
-        <w:t>manage resources that are outside Azure as if they were Azure resources</w:t>
-      </w:r>
-      <w:r>
-        <w:t>.</w:t>
-      </w:r>
-    </w:p>
-    <w:p>
-      <w:r>
-        <w:t xml:space="preserve">Think of Azure Arc as a </w:t>
-      </w:r>
-      <w:r>
-        <w:rPr>
-          <w:b/>
-          <w:bCs/>
-        </w:rPr>
-        <w:t>bridge between Azure and your on-premises/other-cloud infrastructure</w:t>
-      </w:r>
-      <w:r>
-        <w:t>.</w:t>
-      </w:r>
-    </w:p>
-    <w:p>
-      <w:r>
-        <w:t xml:space="preserve">                 Azure</w:t>
-      </w:r>
-    </w:p>
-    <w:p>
-      <w:r>
-        <w:t xml:space="preserve">                   │</w:t>
-      </w:r>
-    </w:p>
-    <w:p>
-      <w:r>
-        <w:t xml:space="preserve">              Azure Arc</w:t>
-      </w:r>
-    </w:p>
-    <w:p>
-      <w:r>
-        <w:t xml:space="preserve">                   │</w:t>
-      </w:r>
-    </w:p>
-    <w:p>
-      <w:r>
-        <w:t xml:space="preserve">       ┌───────────</w:t>
+      <w:r>
+        <w:t xml:space="preserve">On-Premises Data </w:t>
+      </w:r>
+      <w:proofErr w:type="spellStart"/>
+      <w:r>
+        <w:t>Center</w:t>
+      </w:r>
+      <w:proofErr w:type="spellEnd"/>
+    </w:p>
+    <w:p>
+      <w:r>
+        <w:t xml:space="preserve"> </w:t>
       </w:r>
       <w:r>
         <w:rPr>
           <w:rFonts w:ascii="MS Gothic" w:eastAsia="MS Gothic" w:hAnsi="MS Gothic" w:cs="MS Gothic" w:hint="eastAsia"/>
         </w:rPr>
-        <w:t>┼</w:t>
+        <w:t>├</w:t>
       </w:r>
       <w:r>
         <w:rPr>
           <w:rFonts w:ascii="Aptos" w:hAnsi="Aptos" w:cs="Aptos"/>
         </w:rPr>
-        <w:t>───────────┐</w:t>
-      </w:r>
-    </w:p>
-    <w:p>
-      <w:r>
-        <w:t xml:space="preserve">       ↓           ↓           ↓</w:t>
-      </w:r>
-    </w:p>
-    <w:p>
-      <w:r>
-        <w:t xml:space="preserve">   On-prem       AWS/GCP     Other</w:t>
-      </w:r>
-    </w:p>
-    <w:p>
-      <w:r>
-        <w:t xml:space="preserve">   Server        </w:t>
-      </w:r>
-      <w:proofErr w:type="spellStart"/>
-      <w:r>
-        <w:t>Server</w:t>
-      </w:r>
-      <w:proofErr w:type="spellEnd"/>
-      <w:r>
-        <w:t xml:space="preserve">      locations</w:t>
-      </w:r>
-    </w:p>
-    <w:p>
-      <w:pPr>
-        <w:rPr>
-          <w:b/>
-          <w:bCs/>
-        </w:rPr>
-      </w:pPr>
-      <w:r>
-        <w:rPr>
-          <w:b/>
-          <w:bCs/>
-        </w:rPr>
-        <w:t>Simple real-world example</w:t>
-      </w:r>
-    </w:p>
-    <w:p>
-      <w:r>
-        <w:t>Suppose your company has:</w:t>
-      </w:r>
-    </w:p>
-    <w:p>
-      <w:r>
-        <w:t>Azure</w:t>
+        <w:t>──</w:t>
+      </w:r>
+      <w:r>
+        <w:t xml:space="preserve"> Windows Server</w:t>
       </w:r>
     </w:p>
     <w:p>
@@ -6598,29 +7585,58 @@
         <w:t>──</w:t>
       </w:r>
       <w:r>
-        <w:t xml:space="preserve"> Azure VM</w:t>
+        <w:t xml:space="preserve"> Linux Server</w:t>
+      </w:r>
+    </w:p>
+    <w:p>
+      <w:r>
+        <w:t xml:space="preserve"> └── Oracle Server</w:t>
+      </w:r>
+    </w:p>
+    <w:p>
+      <w:r>
+        <w:t xml:space="preserve">You can install the </w:t>
+      </w:r>
+      <w:r>
+        <w:rPr>
+          <w:b/>
+          <w:bCs/>
+        </w:rPr>
+        <w:t>Azure Connected Machine Agent</w:t>
+      </w:r>
+      <w:r>
+        <w:t xml:space="preserve"> on the on-premises servers.</w:t>
+      </w:r>
+    </w:p>
+    <w:p>
+      <w:r>
+        <w:t>Then Azure Arc represents those servers in Azure:</w:t>
+      </w:r>
+    </w:p>
+    <w:p>
+      <w:r>
+        <w:t>Azure Portal</w:t>
+      </w:r>
+    </w:p>
+    <w:p>
+      <w:r>
+        <w:t xml:space="preserve">     │</w:t>
+      </w:r>
+    </w:p>
+    <w:p>
+      <w:r>
+        <w:t xml:space="preserve">     └── Azure Arc</w:t>
       </w:r>
     </w:p>
     <w:p>
       <w:r>
         <w:lastRenderedPageBreak/>
-        <w:t xml:space="preserve"> └── Azure SQL</w:t>
-      </w:r>
-    </w:p>
-    <w:p/>
-    <w:p>
-      <w:r>
-        <w:t xml:space="preserve">On-Premises Data </w:t>
-      </w:r>
-      <w:proofErr w:type="spellStart"/>
-      <w:r>
-        <w:t>Center</w:t>
-      </w:r>
-      <w:proofErr w:type="spellEnd"/>
-    </w:p>
-    <w:p>
-      <w:r>
-        <w:t xml:space="preserve"> </w:t>
+        <w:t xml:space="preserve">          │</w:t>
+      </w:r>
+    </w:p>
+    <w:p>
+      <w:r>
+        <w:t xml:space="preserve">          </w:t>
       </w:r>
       <w:r>
         <w:rPr>
@@ -6635,12 +7651,12 @@
         <w:t>──</w:t>
       </w:r>
       <w:r>
-        <w:t xml:space="preserve"> Windows Server</w:t>
-      </w:r>
-    </w:p>
-    <w:p>
-      <w:r>
-        <w:t xml:space="preserve"> </w:t>
+        <w:t xml:space="preserve"> On-prem Windows Server</w:t>
+      </w:r>
+    </w:p>
+    <w:p>
+      <w:r>
+        <w:t xml:space="preserve">          </w:t>
       </w:r>
       <w:r>
         <w:rPr>
@@ -6655,91 +7671,6 @@
         <w:t>──</w:t>
       </w:r>
       <w:r>
-        <w:t xml:space="preserve"> Linux Server</w:t>
-      </w:r>
-    </w:p>
-    <w:p>
-      <w:r>
-        <w:t xml:space="preserve"> └── Oracle Server</w:t>
-      </w:r>
-    </w:p>
-    <w:p>
-      <w:r>
-        <w:t xml:space="preserve">You can install the </w:t>
-      </w:r>
-      <w:r>
-        <w:rPr>
-          <w:b/>
-          <w:bCs/>
-        </w:rPr>
-        <w:t>Azure Connected Machine Agent</w:t>
-      </w:r>
-      <w:r>
-        <w:t xml:space="preserve"> on the on-premises servers.</w:t>
-      </w:r>
-    </w:p>
-    <w:p>
-      <w:r>
-        <w:t>Then Azure Arc represents those servers in Azure:</w:t>
-      </w:r>
-    </w:p>
-    <w:p>
-      <w:r>
-        <w:t>Azure Portal</w:t>
-      </w:r>
-    </w:p>
-    <w:p>
-      <w:r>
-        <w:t xml:space="preserve">     │</w:t>
-      </w:r>
-    </w:p>
-    <w:p>
-      <w:r>
-        <w:t xml:space="preserve">     └── Azure Arc</w:t>
-      </w:r>
-    </w:p>
-    <w:p>
-      <w:r>
-        <w:t xml:space="preserve">          │</w:t>
-      </w:r>
-    </w:p>
-    <w:p>
-      <w:r>
-        <w:t xml:space="preserve">          </w:t>
-      </w:r>
-      <w:r>
-        <w:rPr>
-          <w:rFonts w:ascii="MS Gothic" w:eastAsia="MS Gothic" w:hAnsi="MS Gothic" w:cs="MS Gothic" w:hint="eastAsia"/>
-        </w:rPr>
-        <w:t>├</w:t>
-      </w:r>
-      <w:r>
-        <w:rPr>
-          <w:rFonts w:ascii="Aptos" w:hAnsi="Aptos" w:cs="Aptos"/>
-        </w:rPr>
-        <w:t>──</w:t>
-      </w:r>
-      <w:r>
-        <w:t xml:space="preserve"> On-prem Windows Server</w:t>
-      </w:r>
-    </w:p>
-    <w:p>
-      <w:r>
-        <w:t xml:space="preserve">          </w:t>
-      </w:r>
-      <w:r>
-        <w:rPr>
-          <w:rFonts w:ascii="MS Gothic" w:eastAsia="MS Gothic" w:hAnsi="MS Gothic" w:cs="MS Gothic" w:hint="eastAsia"/>
-        </w:rPr>
-        <w:t>├</w:t>
-      </w:r>
-      <w:r>
-        <w:rPr>
-          <w:rFonts w:ascii="Aptos" w:hAnsi="Aptos" w:cs="Aptos"/>
-        </w:rPr>
-        <w:t>──</w:t>
-      </w:r>
-      <w:r>
         <w:t xml:space="preserve"> On-prem Linux Server</w:t>
       </w:r>
     </w:p>
@@ -6766,7 +7697,7 @@
     <w:p>
       <w:r>
         <w:pict w14:anchorId="1EC25C08">
-          <v:rect id="_x0000_i1053" style="width:0;height:1.5pt" o:hralign="center" o:hrstd="t" o:hr="t" fillcolor="#a0a0a0" stroked="f"/>
+          <v:rect id="_x0000_i1040" style="width:0;height:1.5pt" o:hralign="center" o:hrstd="t" o:hr="t" fillcolor="#a0a0a0" stroked="f"/>
         </w:pict>
       </w:r>
     </w:p>
@@ -6929,71 +7860,71 @@
     </w:p>
     <w:p>
       <w:r>
+        <w:t>Physical infrastructure</w:t>
+      </w:r>
+    </w:p>
+    <w:p>
+      <w:r>
+        <w:t xml:space="preserve">        ↓</w:t>
+      </w:r>
+    </w:p>
+    <w:p>
+      <w:r>
+        <w:t xml:space="preserve">      Azure</w:t>
+      </w:r>
+    </w:p>
+    <w:p>
+      <w:r>
+        <w:t xml:space="preserve">        ↓</w:t>
+      </w:r>
+    </w:p>
+    <w:p>
+      <w:r>
+        <w:t xml:space="preserve">    Azure VM</w:t>
+      </w:r>
+    </w:p>
+    <w:p>
+      <w:r>
+        <w:rPr>
+          <w:b/>
+          <w:bCs/>
+        </w:rPr>
+        <w:t>Azure Arc-enabled server</w:t>
+      </w:r>
+    </w:p>
+    <w:p>
+      <w:r>
+        <w:t>Physical infrastructure</w:t>
+      </w:r>
+    </w:p>
+    <w:p>
+      <w:r>
+        <w:t xml:space="preserve">        ↓</w:t>
+      </w:r>
+    </w:p>
+    <w:p>
+      <w:proofErr w:type="gramStart"/>
+      <w:r>
+        <w:t>On-premises</w:t>
+      </w:r>
+      <w:proofErr w:type="gramEnd"/>
+      <w:r>
+        <w:t xml:space="preserve"> / AWS / other cloud</w:t>
+      </w:r>
+    </w:p>
+    <w:p>
+      <w:r>
+        <w:t xml:space="preserve">        ↓</w:t>
+      </w:r>
+    </w:p>
+    <w:p>
+      <w:r>
+        <w:t xml:space="preserve">  Arc Connected Agent</w:t>
+      </w:r>
+    </w:p>
+    <w:p>
+      <w:r>
         <w:lastRenderedPageBreak/>
-        <w:t>Physical infrastructure</w:t>
-      </w:r>
-    </w:p>
-    <w:p>
-      <w:r>
-        <w:t xml:space="preserve">        ↓</w:t>
-      </w:r>
-    </w:p>
-    <w:p>
-      <w:r>
-        <w:t xml:space="preserve">      Azure</w:t>
-      </w:r>
-    </w:p>
-    <w:p>
-      <w:r>
-        <w:t xml:space="preserve">        ↓</w:t>
-      </w:r>
-    </w:p>
-    <w:p>
-      <w:r>
-        <w:t xml:space="preserve">    Azure VM</w:t>
-      </w:r>
-    </w:p>
-    <w:p>
-      <w:r>
-        <w:rPr>
-          <w:b/>
-          <w:bCs/>
-        </w:rPr>
-        <w:t>Azure Arc-enabled server</w:t>
-      </w:r>
-    </w:p>
-    <w:p>
-      <w:r>
-        <w:t>Physical infrastructure</w:t>
-      </w:r>
-    </w:p>
-    <w:p>
-      <w:r>
-        <w:t xml:space="preserve">        ↓</w:t>
-      </w:r>
-    </w:p>
-    <w:p>
-      <w:proofErr w:type="gramStart"/>
-      <w:r>
-        <w:t>On-premises</w:t>
-      </w:r>
-      <w:proofErr w:type="gramEnd"/>
-      <w:r>
-        <w:t xml:space="preserve"> / AWS / other cloud</w:t>
-      </w:r>
-    </w:p>
-    <w:p>
-      <w:r>
-        <w:t xml:space="preserve">        ↓</w:t>
-      </w:r>
-    </w:p>
-    <w:p>
-      <w:r>
-        <w:t xml:space="preserve">  Arc Connected Agent</w:t>
-      </w:r>
-    </w:p>
-    <w:p>
-      <w:r>
         <w:t xml:space="preserve">        ↓</w:t>
       </w:r>
     </w:p>
@@ -7285,53 +8216,294 @@
           <w:b/>
           <w:bCs/>
         </w:rPr>
+        <w:t xml:space="preserve">"Your company has Windows and Linux servers in an on-premises </w:t>
+      </w:r>
+      <w:proofErr w:type="spellStart"/>
+      <w:r>
+        <w:rPr>
+          <w:b/>
+          <w:bCs/>
+        </w:rPr>
+        <w:t>datacenter</w:t>
+      </w:r>
+      <w:proofErr w:type="spellEnd"/>
+      <w:r>
+        <w:rPr>
+          <w:b/>
+          <w:bCs/>
+        </w:rPr>
+        <w:t xml:space="preserve"> and wants to manage them from Azure. What should you use?"</w:t>
+      </w:r>
+    </w:p>
+    <w:p>
+      <w:r>
+        <w:t xml:space="preserve">→ </w:t>
+      </w:r>
+      <w:r>
+        <w:rPr>
+          <w:b/>
+          <w:bCs/>
+        </w:rPr>
+        <w:t>Azure Arc-enabled servers</w:t>
+      </w:r>
+      <w:r>
+        <w:t>.</w:t>
+      </w:r>
+    </w:p>
+    <w:p/>
+    <w:p>
+      <w:pPr>
+        <w:pStyle w:val="Heading2"/>
+      </w:pPr>
+      <w:bookmarkStart w:id="9" w:name="_Toc241915584"/>
+      <w:r>
+        <w:t>What is Azure Arc Agent?</w:t>
+      </w:r>
+      <w:bookmarkEnd w:id="9"/>
+    </w:p>
+    <w:p>
+      <w:r>
+        <w:t xml:space="preserve">The </w:t>
+      </w:r>
+      <w:r>
+        <w:rPr>
+          <w:b/>
+          <w:bCs/>
+        </w:rPr>
+        <w:t>Azure Arc Agent</w:t>
+      </w:r>
+      <w:r>
+        <w:t xml:space="preserve"> is software installed on a </w:t>
+      </w:r>
+      <w:r>
+        <w:rPr>
+          <w:b/>
+          <w:bCs/>
+        </w:rPr>
+        <w:t>server outside Azure</w:t>
+      </w:r>
+      <w:r>
+        <w:t xml:space="preserve"> so that Azure can manage that server as an </w:t>
+      </w:r>
+      <w:r>
+        <w:rPr>
+          <w:b/>
+          <w:bCs/>
+        </w:rPr>
+        <w:t>Azure resource</w:t>
+      </w:r>
+      <w:r>
+        <w:t>.</w:t>
+      </w:r>
+    </w:p>
+    <w:p>
+      <w:r>
+        <w:t>For example, you have:</w:t>
+      </w:r>
+    </w:p>
+    <w:p>
+      <w:r>
+        <w:t xml:space="preserve">On-Premises Data </w:t>
+      </w:r>
+      <w:proofErr w:type="spellStart"/>
+      <w:r>
+        <w:t>Center</w:t>
+      </w:r>
+      <w:proofErr w:type="spellEnd"/>
+    </w:p>
+    <w:p>
+      <w:r>
+        <w:t>┌──────────────────────┐</w:t>
+      </w:r>
+    </w:p>
+    <w:p>
+      <w:r>
+        <w:t>│ Windows Server       │</w:t>
+      </w:r>
+    </w:p>
+    <w:p>
+      <w:r>
+        <w:t>│                      │</w:t>
+      </w:r>
+    </w:p>
+    <w:p>
+      <w:r>
         <w:lastRenderedPageBreak/>
-        <w:t xml:space="preserve">"Your company has Windows and Linux servers in an on-premises </w:t>
-      </w:r>
-      <w:proofErr w:type="spellStart"/>
-      <w:r>
-        <w:rPr>
-          <w:b/>
-          <w:bCs/>
-        </w:rPr>
-        <w:t>datacenter</w:t>
-      </w:r>
-      <w:proofErr w:type="spellEnd"/>
-      <w:r>
-        <w:rPr>
-          <w:b/>
-          <w:bCs/>
-        </w:rPr>
-        <w:t xml:space="preserve"> and wants to manage them from Azure. What should you use?"</w:t>
-      </w:r>
-    </w:p>
-    <w:p>
-      <w:r>
-        <w:t xml:space="preserve">→ </w:t>
-      </w:r>
-      <w:r>
-        <w:rPr>
-          <w:b/>
-          <w:bCs/>
-        </w:rPr>
-        <w:t>Azure Arc-enabled servers</w:t>
-      </w:r>
-      <w:r>
-        <w:t>.</w:t>
-      </w:r>
-    </w:p>
-    <w:p/>
-    <w:p>
-      <w:pPr>
-        <w:pStyle w:val="Heading2"/>
-      </w:pPr>
-      <w:r>
-        <w:t>What is Azure Arc Agent?</w:t>
-      </w:r>
-    </w:p>
-    <w:p>
-      <w:r>
-        <w:t xml:space="preserve">The </w:t>
+        <w:t>│ Azure Arc Agent      │</w:t>
+      </w:r>
+    </w:p>
+    <w:p>
+      <w:r>
+        <w:t>└──────────</w:t>
+      </w:r>
+      <w:r>
+        <w:rPr>
+          <w:rFonts w:ascii="MS Gothic" w:eastAsia="MS Gothic" w:hAnsi="MS Gothic" w:cs="MS Gothic" w:hint="eastAsia"/>
+        </w:rPr>
+        <w:t>┬</w:t>
+      </w:r>
+      <w:r>
+        <w:rPr>
+          <w:rFonts w:ascii="Aptos" w:hAnsi="Aptos" w:cs="Aptos"/>
+        </w:rPr>
+        <w:t>───────────┘</w:t>
+      </w:r>
+    </w:p>
+    <w:p>
+      <w:r>
+        <w:t xml:space="preserve">           │</w:t>
+      </w:r>
+    </w:p>
+    <w:p>
+      <w:r>
+        <w:t xml:space="preserve">           │ Internet</w:t>
+      </w:r>
+    </w:p>
+    <w:p>
+      <w:r>
+        <w:t xml:space="preserve">           ↓</w:t>
+      </w:r>
+    </w:p>
+    <w:p>
+      <w:r>
+        <w:t xml:space="preserve">        Azure</w:t>
+      </w:r>
+    </w:p>
+    <w:p>
+      <w:r>
+        <w:t xml:space="preserve">           │</w:t>
+      </w:r>
+    </w:p>
+    <w:p>
+      <w:r>
+        <w:t xml:space="preserve">     Azure Arc</w:t>
+      </w:r>
+    </w:p>
+    <w:p>
+      <w:r>
+        <w:t xml:space="preserve">The server remains </w:t>
+      </w:r>
+      <w:proofErr w:type="gramStart"/>
+      <w:r>
+        <w:rPr>
+          <w:b/>
+          <w:bCs/>
+        </w:rPr>
+        <w:t>on-premises</w:t>
+      </w:r>
+      <w:proofErr w:type="gramEnd"/>
+      <w:r>
+        <w:t>. Azure Arc simply connects it to Azure's management plane.</w:t>
+      </w:r>
+    </w:p>
+    <w:p>
+      <w:pPr>
+        <w:rPr>
+          <w:b/>
+          <w:bCs/>
+        </w:rPr>
+      </w:pPr>
+      <w:r>
+        <w:rPr>
+          <w:b/>
+          <w:bCs/>
+        </w:rPr>
+        <w:t>Why do we need it?</w:t>
+      </w:r>
+    </w:p>
+    <w:p>
+      <w:r>
+        <w:t>Suppose your company has:</w:t>
+      </w:r>
+    </w:p>
+    <w:p>
+      <w:r>
+        <w:t>Azure</w:t>
+      </w:r>
+    </w:p>
+    <w:p>
+      <w:r>
+        <w:t xml:space="preserve"> </w:t>
+      </w:r>
+      <w:r>
+        <w:rPr>
+          <w:rFonts w:ascii="MS Gothic" w:eastAsia="MS Gothic" w:hAnsi="MS Gothic" w:cs="MS Gothic" w:hint="eastAsia"/>
+        </w:rPr>
+        <w:t>├</w:t>
+      </w:r>
+      <w:r>
+        <w:rPr>
+          <w:rFonts w:ascii="Aptos" w:hAnsi="Aptos" w:cs="Aptos"/>
+        </w:rPr>
+        <w:t>──</w:t>
+      </w:r>
+      <w:r>
+        <w:t xml:space="preserve"> 10 Azure VMs</w:t>
+      </w:r>
+    </w:p>
+    <w:p>
+      <w:r>
+        <w:t xml:space="preserve"> │</w:t>
+      </w:r>
+    </w:p>
+    <w:p>
+      <w:r>
+        <w:t xml:space="preserve"> └── 5 On-premises servers</w:t>
+      </w:r>
+    </w:p>
+    <w:p>
+      <w:r>
+        <w:t xml:space="preserve">       </w:t>
+      </w:r>
+      <w:r>
+        <w:rPr>
+          <w:rFonts w:ascii="MS Gothic" w:eastAsia="MS Gothic" w:hAnsi="MS Gothic" w:cs="MS Gothic" w:hint="eastAsia"/>
+        </w:rPr>
+        <w:t>├</w:t>
+      </w:r>
+      <w:r>
+        <w:rPr>
+          <w:rFonts w:ascii="Aptos" w:hAnsi="Aptos" w:cs="Aptos"/>
+        </w:rPr>
+        <w:t>──</w:t>
+      </w:r>
+      <w:r>
+        <w:t xml:space="preserve"> Windows Server</w:t>
+      </w:r>
+    </w:p>
+    <w:p>
+      <w:r>
+        <w:t xml:space="preserve">       </w:t>
+      </w:r>
+      <w:r>
+        <w:rPr>
+          <w:rFonts w:ascii="MS Gothic" w:eastAsia="MS Gothic" w:hAnsi="MS Gothic" w:cs="MS Gothic" w:hint="eastAsia"/>
+        </w:rPr>
+        <w:t>├</w:t>
+      </w:r>
+      <w:r>
+        <w:rPr>
+          <w:rFonts w:ascii="Aptos" w:hAnsi="Aptos" w:cs="Aptos"/>
+        </w:rPr>
+        <w:t>──</w:t>
+      </w:r>
+      <w:r>
+        <w:t xml:space="preserve"> Linux Server</w:t>
+      </w:r>
+    </w:p>
+    <w:p>
+      <w:r>
+        <w:t xml:space="preserve">       └── Oracle Server</w:t>
+      </w:r>
+    </w:p>
+    <w:p>
+      <w:r>
+        <w:t>Without Arc, the on-premises servers aren't native Azure resources.</w:t>
+      </w:r>
+    </w:p>
+    <w:p>
+      <w:r>
+        <w:t xml:space="preserve">With </w:t>
       </w:r>
       <w:r>
         <w:rPr>
@@ -7341,372 +8513,133 @@
         <w:t>Azure Arc Agent</w:t>
       </w:r>
       <w:r>
-        <w:t xml:space="preserve"> is software installed on a </w:t>
-      </w:r>
-      <w:r>
-        <w:rPr>
-          <w:b/>
-          <w:bCs/>
-        </w:rPr>
-        <w:t>server outside Azure</w:t>
-      </w:r>
-      <w:r>
-        <w:t xml:space="preserve"> so that Azure can manage that server as an </w:t>
-      </w:r>
-      <w:r>
-        <w:rPr>
-          <w:b/>
-          <w:bCs/>
-        </w:rPr>
-        <w:t>Azure resource</w:t>
-      </w:r>
-      <w:r>
-        <w:t>.</w:t>
-      </w:r>
-    </w:p>
-    <w:p>
-      <w:r>
-        <w:t>For example, you have:</w:t>
-      </w:r>
-    </w:p>
-    <w:p>
-      <w:r>
-        <w:t xml:space="preserve">On-Premises Data </w:t>
-      </w:r>
-      <w:proofErr w:type="spellStart"/>
-      <w:r>
-        <w:t>Center</w:t>
-      </w:r>
-      <w:proofErr w:type="spellEnd"/>
-    </w:p>
-    <w:p>
-      <w:r>
-        <w:t>┌──────────────────────┐</w:t>
-      </w:r>
-    </w:p>
-    <w:p>
-      <w:r>
-        <w:t>│ Windows Server       │</w:t>
-      </w:r>
-    </w:p>
-    <w:p>
-      <w:r>
-        <w:t>│                      │</w:t>
-      </w:r>
-    </w:p>
-    <w:p>
-      <w:r>
-        <w:t>│ Azure Arc Agent      │</w:t>
-      </w:r>
-    </w:p>
-    <w:p>
-      <w:r>
-        <w:t>└──────────</w:t>
+        <w:t>:</w:t>
+      </w:r>
+    </w:p>
+    <w:p>
+      <w:r>
+        <w:t>Azure Portal</w:t>
+      </w:r>
+    </w:p>
+    <w:p>
+      <w:r>
+        <w:t xml:space="preserve">     │</w:t>
+      </w:r>
+    </w:p>
+    <w:p>
+      <w:r>
+        <w:t xml:space="preserve">     </w:t>
       </w:r>
       <w:r>
         <w:rPr>
           <w:rFonts w:ascii="MS Gothic" w:eastAsia="MS Gothic" w:hAnsi="MS Gothic" w:cs="MS Gothic" w:hint="eastAsia"/>
         </w:rPr>
-        <w:t>┬</w:t>
+        <w:t>├</w:t>
       </w:r>
       <w:r>
         <w:rPr>
           <w:rFonts w:ascii="Aptos" w:hAnsi="Aptos" w:cs="Aptos"/>
         </w:rPr>
-        <w:t>───────────┘</w:t>
-      </w:r>
-    </w:p>
-    <w:p>
-      <w:r>
-        <w:t xml:space="preserve">           │</w:t>
-      </w:r>
-    </w:p>
-    <w:p>
-      <w:r>
-        <w:t xml:space="preserve">           │ Internet</w:t>
-      </w:r>
-    </w:p>
-    <w:p>
-      <w:r>
-        <w:t xml:space="preserve">           ↓</w:t>
-      </w:r>
-    </w:p>
-    <w:p>
-      <w:r>
-        <w:t xml:space="preserve">        Azure</w:t>
-      </w:r>
-    </w:p>
-    <w:p>
-      <w:r>
-        <w:t xml:space="preserve">           │</w:t>
-      </w:r>
-    </w:p>
-    <w:p>
-      <w:r>
-        <w:t xml:space="preserve">     Azure Arc</w:t>
-      </w:r>
-    </w:p>
-    <w:p>
-      <w:r>
-        <w:t xml:space="preserve">The server remains </w:t>
+        <w:t>──</w:t>
+      </w:r>
+      <w:r>
+        <w:t xml:space="preserve"> Azure VM</w:t>
+      </w:r>
+    </w:p>
+    <w:p>
+      <w:r>
+        <w:t xml:space="preserve">     </w:t>
+      </w:r>
+      <w:r>
+        <w:rPr>
+          <w:rFonts w:ascii="MS Gothic" w:eastAsia="MS Gothic" w:hAnsi="MS Gothic" w:cs="MS Gothic" w:hint="eastAsia"/>
+        </w:rPr>
+        <w:t>├</w:t>
+      </w:r>
+      <w:r>
+        <w:rPr>
+          <w:rFonts w:ascii="Aptos" w:hAnsi="Aptos" w:cs="Aptos"/>
+        </w:rPr>
+        <w:t>──</w:t>
+      </w:r>
+      <w:r>
+        <w:t xml:space="preserve"> Azure VM</w:t>
+      </w:r>
+    </w:p>
+    <w:p>
+      <w:r>
+        <w:t xml:space="preserve">     </w:t>
+      </w:r>
+      <w:r>
+        <w:rPr>
+          <w:rFonts w:ascii="MS Gothic" w:eastAsia="MS Gothic" w:hAnsi="MS Gothic" w:cs="MS Gothic" w:hint="eastAsia"/>
+        </w:rPr>
+        <w:t>├</w:t>
+      </w:r>
+      <w:r>
+        <w:rPr>
+          <w:rFonts w:ascii="Aptos" w:hAnsi="Aptos" w:cs="Aptos"/>
+        </w:rPr>
+        <w:t>──</w:t>
+      </w:r>
+      <w:r>
+        <w:t xml:space="preserve"> On-prem Server </w:t>
+      </w:r>
+      <w:r>
+        <w:rPr>
+          <w:rFonts w:ascii="Aptos" w:hAnsi="Aptos" w:cs="Aptos"/>
+        </w:rPr>
+        <w:t>←</w:t>
+      </w:r>
+      <w:r>
+        <w:t xml:space="preserve"> Arc Agent</w:t>
+      </w:r>
+    </w:p>
+    <w:p>
+      <w:r>
+        <w:t xml:space="preserve">     </w:t>
+      </w:r>
+      <w:r>
+        <w:rPr>
+          <w:rFonts w:ascii="MS Gothic" w:eastAsia="MS Gothic" w:hAnsi="MS Gothic" w:cs="MS Gothic" w:hint="eastAsia"/>
+        </w:rPr>
+        <w:t>├</w:t>
+      </w:r>
+      <w:r>
+        <w:rPr>
+          <w:rFonts w:ascii="Aptos" w:hAnsi="Aptos" w:cs="Aptos"/>
+        </w:rPr>
+        <w:t>──</w:t>
+      </w:r>
+      <w:r>
+        <w:t xml:space="preserve"> Linux Server   </w:t>
+      </w:r>
+      <w:r>
+        <w:rPr>
+          <w:rFonts w:ascii="Aptos" w:hAnsi="Aptos" w:cs="Aptos"/>
+        </w:rPr>
+        <w:t>←</w:t>
+      </w:r>
+      <w:r>
+        <w:t xml:space="preserve"> Arc Agent</w:t>
+      </w:r>
+    </w:p>
+    <w:p>
+      <w:r>
+        <w:t xml:space="preserve">     └── Oracle </w:t>
       </w:r>
       <w:proofErr w:type="gramStart"/>
       <w:r>
-        <w:rPr>
-          <w:b/>
-          <w:bCs/>
-        </w:rPr>
-        <w:t>on-premises</w:t>
+        <w:t>Server  ←</w:t>
       </w:r>
       <w:proofErr w:type="gramEnd"/>
       <w:r>
-        <w:t>. Azure Arc simply connects it to Azure's management plane.</w:t>
-      </w:r>
-    </w:p>
-    <w:p>
-      <w:pPr>
-        <w:rPr>
-          <w:b/>
-          <w:bCs/>
-        </w:rPr>
-      </w:pPr>
-      <w:r>
-        <w:rPr>
-          <w:b/>
-          <w:bCs/>
-        </w:rPr>
-        <w:t>Why do we need it?</w:t>
-      </w:r>
-    </w:p>
-    <w:p>
-      <w:r>
-        <w:t>Suppose your company has:</w:t>
-      </w:r>
-    </w:p>
-    <w:p>
-      <w:r>
-        <w:t>Azure</w:t>
-      </w:r>
-    </w:p>
-    <w:p>
-      <w:r>
-        <w:t xml:space="preserve"> </w:t>
-      </w:r>
-      <w:r>
-        <w:rPr>
-          <w:rFonts w:ascii="MS Gothic" w:eastAsia="MS Gothic" w:hAnsi="MS Gothic" w:cs="MS Gothic" w:hint="eastAsia"/>
-        </w:rPr>
-        <w:t>├</w:t>
-      </w:r>
-      <w:r>
-        <w:rPr>
-          <w:rFonts w:ascii="Aptos" w:hAnsi="Aptos" w:cs="Aptos"/>
-        </w:rPr>
-        <w:t>──</w:t>
-      </w:r>
-      <w:r>
-        <w:t xml:space="preserve"> 10 Azure VMs</w:t>
-      </w:r>
-    </w:p>
-    <w:p>
-      <w:r>
-        <w:t xml:space="preserve"> │</w:t>
-      </w:r>
-    </w:p>
-    <w:p>
-      <w:r>
-        <w:t xml:space="preserve"> └── 5 On-premises servers</w:t>
-      </w:r>
-    </w:p>
-    <w:p>
-      <w:r>
-        <w:t xml:space="preserve">       </w:t>
-      </w:r>
-      <w:r>
-        <w:rPr>
-          <w:rFonts w:ascii="MS Gothic" w:eastAsia="MS Gothic" w:hAnsi="MS Gothic" w:cs="MS Gothic" w:hint="eastAsia"/>
-        </w:rPr>
-        <w:t>├</w:t>
-      </w:r>
-      <w:r>
-        <w:rPr>
-          <w:rFonts w:ascii="Aptos" w:hAnsi="Aptos" w:cs="Aptos"/>
-        </w:rPr>
-        <w:t>──</w:t>
-      </w:r>
-      <w:r>
-        <w:t xml:space="preserve"> Windows Server</w:t>
+        <w:t xml:space="preserve"> Arc Agent</w:t>
       </w:r>
     </w:p>
     <w:p>
       <w:r>
         <w:lastRenderedPageBreak/>
-        <w:t xml:space="preserve">       </w:t>
-      </w:r>
-      <w:r>
-        <w:rPr>
-          <w:rFonts w:ascii="MS Gothic" w:eastAsia="MS Gothic" w:hAnsi="MS Gothic" w:cs="MS Gothic" w:hint="eastAsia"/>
-        </w:rPr>
-        <w:t>├</w:t>
-      </w:r>
-      <w:r>
-        <w:rPr>
-          <w:rFonts w:ascii="Aptos" w:hAnsi="Aptos" w:cs="Aptos"/>
-        </w:rPr>
-        <w:t>──</w:t>
-      </w:r>
-      <w:r>
-        <w:t xml:space="preserve"> Linux Server</w:t>
-      </w:r>
-    </w:p>
-    <w:p>
-      <w:r>
-        <w:t xml:space="preserve">       └── Oracle Server</w:t>
-      </w:r>
-    </w:p>
-    <w:p>
-      <w:r>
-        <w:t>Without Arc, the on-premises servers aren't native Azure resources.</w:t>
-      </w:r>
-    </w:p>
-    <w:p>
-      <w:r>
-        <w:t xml:space="preserve">With </w:t>
-      </w:r>
-      <w:r>
-        <w:rPr>
-          <w:b/>
-          <w:bCs/>
-        </w:rPr>
-        <w:t>Azure Arc Agent</w:t>
-      </w:r>
-      <w:r>
-        <w:t>:</w:t>
-      </w:r>
-    </w:p>
-    <w:p>
-      <w:r>
-        <w:t>Azure Portal</w:t>
-      </w:r>
-    </w:p>
-    <w:p>
-      <w:r>
-        <w:t xml:space="preserve">     │</w:t>
-      </w:r>
-    </w:p>
-    <w:p>
-      <w:r>
-        <w:t xml:space="preserve">     </w:t>
-      </w:r>
-      <w:r>
-        <w:rPr>
-          <w:rFonts w:ascii="MS Gothic" w:eastAsia="MS Gothic" w:hAnsi="MS Gothic" w:cs="MS Gothic" w:hint="eastAsia"/>
-        </w:rPr>
-        <w:t>├</w:t>
-      </w:r>
-      <w:r>
-        <w:rPr>
-          <w:rFonts w:ascii="Aptos" w:hAnsi="Aptos" w:cs="Aptos"/>
-        </w:rPr>
-        <w:t>──</w:t>
-      </w:r>
-      <w:r>
-        <w:t xml:space="preserve"> Azure VM</w:t>
-      </w:r>
-    </w:p>
-    <w:p>
-      <w:r>
-        <w:t xml:space="preserve">     </w:t>
-      </w:r>
-      <w:r>
-        <w:rPr>
-          <w:rFonts w:ascii="MS Gothic" w:eastAsia="MS Gothic" w:hAnsi="MS Gothic" w:cs="MS Gothic" w:hint="eastAsia"/>
-        </w:rPr>
-        <w:t>├</w:t>
-      </w:r>
-      <w:r>
-        <w:rPr>
-          <w:rFonts w:ascii="Aptos" w:hAnsi="Aptos" w:cs="Aptos"/>
-        </w:rPr>
-        <w:t>──</w:t>
-      </w:r>
-      <w:r>
-        <w:t xml:space="preserve"> Azure VM</w:t>
-      </w:r>
-    </w:p>
-    <w:p>
-      <w:r>
-        <w:t xml:space="preserve">     </w:t>
-      </w:r>
-      <w:r>
-        <w:rPr>
-          <w:rFonts w:ascii="MS Gothic" w:eastAsia="MS Gothic" w:hAnsi="MS Gothic" w:cs="MS Gothic" w:hint="eastAsia"/>
-        </w:rPr>
-        <w:t>├</w:t>
-      </w:r>
-      <w:r>
-        <w:rPr>
-          <w:rFonts w:ascii="Aptos" w:hAnsi="Aptos" w:cs="Aptos"/>
-        </w:rPr>
-        <w:t>──</w:t>
-      </w:r>
-      <w:r>
-        <w:t xml:space="preserve"> On-prem Server </w:t>
-      </w:r>
-      <w:r>
-        <w:rPr>
-          <w:rFonts w:ascii="Aptos" w:hAnsi="Aptos" w:cs="Aptos"/>
-        </w:rPr>
-        <w:t>←</w:t>
-      </w:r>
-      <w:r>
-        <w:t xml:space="preserve"> Arc Agent</w:t>
-      </w:r>
-    </w:p>
-    <w:p>
-      <w:r>
-        <w:t xml:space="preserve">     </w:t>
-      </w:r>
-      <w:r>
-        <w:rPr>
-          <w:rFonts w:ascii="MS Gothic" w:eastAsia="MS Gothic" w:hAnsi="MS Gothic" w:cs="MS Gothic" w:hint="eastAsia"/>
-        </w:rPr>
-        <w:t>├</w:t>
-      </w:r>
-      <w:r>
-        <w:rPr>
-          <w:rFonts w:ascii="Aptos" w:hAnsi="Aptos" w:cs="Aptos"/>
-        </w:rPr>
-        <w:t>──</w:t>
-      </w:r>
-      <w:r>
-        <w:t xml:space="preserve"> Linux Server   </w:t>
-      </w:r>
-      <w:r>
-        <w:rPr>
-          <w:rFonts w:ascii="Aptos" w:hAnsi="Aptos" w:cs="Aptos"/>
-        </w:rPr>
-        <w:t>←</w:t>
-      </w:r>
-      <w:r>
-        <w:t xml:space="preserve"> Arc Agent</w:t>
-      </w:r>
-    </w:p>
-    <w:p>
-      <w:r>
-        <w:t xml:space="preserve">     └── Oracle </w:t>
-      </w:r>
-      <w:proofErr w:type="gramStart"/>
-      <w:r>
-        <w:t>Server  ←</w:t>
-      </w:r>
-      <w:proofErr w:type="gramEnd"/>
-      <w:r>
-        <w:t xml:space="preserve"> Arc Agent</w:t>
-      </w:r>
-    </w:p>
-    <w:p>
-      <w:r>
         <w:t>You can manage supported on-premises and other-cloud servers through Azure services.</w:t>
       </w:r>
     </w:p>
@@ -8024,243 +8957,245 @@
     </w:p>
     <w:p>
       <w:r>
+        <w:t>You install:</w:t>
+      </w:r>
+    </w:p>
+    <w:p>
+      <w:proofErr w:type="spellStart"/>
+      <w:r>
+        <w:t>azcmagent</w:t>
+      </w:r>
+      <w:proofErr w:type="spellEnd"/>
+      <w:r>
+        <w:t xml:space="preserve"> connect</w:t>
+      </w:r>
+    </w:p>
+    <w:p>
+      <w:r>
+        <w:t>After successful onboarding:</w:t>
+      </w:r>
+    </w:p>
+    <w:p>
+      <w:r>
+        <w:t>On-Prem Oracle Linux</w:t>
+      </w:r>
+    </w:p>
+    <w:p>
+      <w:r>
+        <w:t xml:space="preserve">        │</w:t>
+      </w:r>
+    </w:p>
+    <w:p>
+      <w:r>
+        <w:t xml:space="preserve">   Azure Arc Agent</w:t>
+      </w:r>
+    </w:p>
+    <w:p>
+      <w:r>
+        <w:t xml:space="preserve">        │</w:t>
+      </w:r>
+    </w:p>
+    <w:p>
+      <w:r>
+        <w:t xml:space="preserve">        ↓</w:t>
+      </w:r>
+    </w:p>
+    <w:p>
+      <w:r>
+        <w:t xml:space="preserve">      Azure</w:t>
+      </w:r>
+    </w:p>
+    <w:p>
+      <w:r>
+        <w:t xml:space="preserve">        │</w:t>
+      </w:r>
+    </w:p>
+    <w:p>
+      <w:r>
+        <w:t xml:space="preserve"> ┌──────</w:t>
+      </w:r>
+      <w:r>
+        <w:rPr>
+          <w:rFonts w:ascii="MS Gothic" w:eastAsia="MS Gothic" w:hAnsi="MS Gothic" w:cs="MS Gothic" w:hint="eastAsia"/>
+        </w:rPr>
+        <w:t>┼</w:t>
+      </w:r>
+      <w:r>
+        <w:rPr>
+          <w:rFonts w:ascii="Aptos" w:hAnsi="Aptos" w:cs="Aptos"/>
+        </w:rPr>
+        <w:t>─────────┐</w:t>
+      </w:r>
+    </w:p>
+    <w:p>
+      <w:r>
         <w:lastRenderedPageBreak/>
-        <w:t>You install:</w:t>
-      </w:r>
-    </w:p>
-    <w:p>
-      <w:proofErr w:type="spellStart"/>
-      <w:r>
-        <w:t>azcmagent</w:t>
-      </w:r>
-      <w:proofErr w:type="spellEnd"/>
-      <w:r>
-        <w:t xml:space="preserve"> connect</w:t>
-      </w:r>
-    </w:p>
-    <w:p>
-      <w:r>
-        <w:t>After successful onboarding:</w:t>
-      </w:r>
-    </w:p>
-    <w:p>
-      <w:r>
-        <w:t>On-Prem Oracle Linux</w:t>
-      </w:r>
-    </w:p>
-    <w:p>
-      <w:r>
-        <w:t xml:space="preserve">        │</w:t>
-      </w:r>
-    </w:p>
-    <w:p>
-      <w:r>
-        <w:t xml:space="preserve">   Azure Arc Agent</w:t>
-      </w:r>
-    </w:p>
-    <w:p>
-      <w:r>
-        <w:t xml:space="preserve">        │</w:t>
-      </w:r>
-    </w:p>
-    <w:p>
-      <w:r>
-        <w:t xml:space="preserve">        ↓</w:t>
-      </w:r>
-    </w:p>
-    <w:p>
-      <w:r>
-        <w:t xml:space="preserve">      Azure</w:t>
-      </w:r>
-    </w:p>
-    <w:p>
-      <w:r>
-        <w:t xml:space="preserve">        │</w:t>
-      </w:r>
-    </w:p>
-    <w:p>
-      <w:r>
-        <w:t xml:space="preserve"> ┌──────</w:t>
+        <w:t xml:space="preserve"> ↓      ↓         ↓</w:t>
+      </w:r>
+    </w:p>
+    <w:p>
+      <w:r>
+        <w:t xml:space="preserve">Policy </w:t>
+      </w:r>
+      <w:proofErr w:type="gramStart"/>
+      <w:r>
+        <w:t>Monitor  Security</w:t>
+      </w:r>
+      <w:proofErr w:type="gramEnd"/>
+    </w:p>
+    <w:p>
+      <w:r>
+        <w:t>The key exam concept is:</w:t>
+      </w:r>
+    </w:p>
+    <w:p>
+      <w:r>
+        <w:rPr>
+          <w:b/>
+          <w:bCs/>
+        </w:rPr>
+        <w:t xml:space="preserve">Azure Arc Agent = bridge that connects servers outside </w:t>
+      </w:r>
+      <w:proofErr w:type="gramStart"/>
+      <w:r>
+        <w:rPr>
+          <w:b/>
+          <w:bCs/>
+        </w:rPr>
+        <w:t>Azure to Azure</w:t>
+      </w:r>
+      <w:proofErr w:type="gramEnd"/>
+      <w:r>
+        <w:rPr>
+          <w:b/>
+          <w:bCs/>
+        </w:rPr>
+        <w:t xml:space="preserve"> management.</w:t>
+      </w:r>
+    </w:p>
+    <w:p>
+      <w:r>
+        <w:t xml:space="preserve">And don't confuse </w:t>
+      </w:r>
+      <w:r>
+        <w:rPr>
+          <w:b/>
+          <w:bCs/>
+        </w:rPr>
+        <w:t>Azure Arc</w:t>
+      </w:r>
+      <w:r>
+        <w:t xml:space="preserve"> with </w:t>
+      </w:r>
+      <w:r>
+        <w:rPr>
+          <w:b/>
+          <w:bCs/>
+        </w:rPr>
+        <w:t>ARM (Azure Resource Manager)</w:t>
+      </w:r>
+      <w:r>
+        <w:t>:</w:t>
+      </w:r>
+    </w:p>
+    <w:p>
+      <w:r>
+        <w:rPr>
+          <w:b/>
+          <w:bCs/>
+        </w:rPr>
+        <w:t>ARM</w:t>
+      </w:r>
+      <w:r>
+        <w:t xml:space="preserve"> → manages Azure resources.</w:t>
+      </w:r>
+    </w:p>
+    <w:p>
+      <w:r>
+        <w:rPr>
+          <w:b/>
+          <w:bCs/>
+        </w:rPr>
+        <w:t>Arc</w:t>
+      </w:r>
+      <w:r>
+        <w:t xml:space="preserve"> → brings resources outside Azure into Azure's management framework.</w:t>
+      </w:r>
+    </w:p>
+    <w:p/>
+    <w:p>
+      <w:pPr>
+        <w:pStyle w:val="Heading2"/>
+      </w:pPr>
+      <w:bookmarkStart w:id="10" w:name="_Toc241915585"/>
+      <w:r>
+        <w:t>What is an AMI in AWS?</w:t>
+      </w:r>
+      <w:bookmarkEnd w:id="10"/>
+    </w:p>
+    <w:p>
+      <w:r>
+        <w:rPr>
+          <w:b/>
+          <w:bCs/>
+        </w:rPr>
+        <w:t>AMI = Amazon Machine Image</w:t>
+      </w:r>
+    </w:p>
+    <w:p>
+      <w:r>
+        <w:t xml:space="preserve">An AMI is a </w:t>
+      </w:r>
+      <w:r>
+        <w:rPr>
+          <w:b/>
+          <w:bCs/>
+        </w:rPr>
+        <w:t>template used to create an EC2 instance</w:t>
+      </w:r>
+      <w:r>
+        <w:t>.</w:t>
+      </w:r>
+    </w:p>
+    <w:p>
+      <w:r>
+        <w:t xml:space="preserve">Think of an AMI like a </w:t>
+      </w:r>
+      <w:r>
+        <w:rPr>
+          <w:b/>
+          <w:bCs/>
+        </w:rPr>
+        <w:t>golden image / blueprint of a server</w:t>
+      </w:r>
+      <w:r>
+        <w:t>.</w:t>
+      </w:r>
+    </w:p>
+    <w:p>
+      <w:r>
+        <w:t xml:space="preserve">             AMI</w:t>
+      </w:r>
+    </w:p>
+    <w:p>
+      <w:r>
+        <w:t xml:space="preserve">              │</w:t>
+      </w:r>
+    </w:p>
+    <w:p>
+      <w:r>
+        <w:t xml:space="preserve">      ┌───────</w:t>
       </w:r>
       <w:r>
         <w:rPr>
           <w:rFonts w:ascii="MS Gothic" w:eastAsia="MS Gothic" w:hAnsi="MS Gothic" w:cs="MS Gothic" w:hint="eastAsia"/>
         </w:rPr>
-        <w:t>┼</w:t>
+        <w:t>┴</w:t>
       </w:r>
       <w:r>
         <w:rPr>
           <w:rFonts w:ascii="Aptos" w:hAnsi="Aptos" w:cs="Aptos"/>
         </w:rPr>
-        <w:t>─────────┐</w:t>
-      </w:r>
-    </w:p>
-    <w:p>
-      <w:r>
-        <w:t xml:space="preserve"> ↓      ↓         ↓</w:t>
-      </w:r>
-    </w:p>
-    <w:p>
-      <w:r>
-        <w:t xml:space="preserve">Policy </w:t>
-      </w:r>
-      <w:proofErr w:type="gramStart"/>
-      <w:r>
-        <w:t>Monitor  Security</w:t>
-      </w:r>
-      <w:proofErr w:type="gramEnd"/>
-    </w:p>
-    <w:p>
-      <w:r>
-        <w:t>The key exam concept is:</w:t>
-      </w:r>
-    </w:p>
-    <w:p>
-      <w:r>
-        <w:rPr>
-          <w:b/>
-          <w:bCs/>
-        </w:rPr>
-        <w:t xml:space="preserve">Azure Arc Agent = bridge that connects servers outside </w:t>
-      </w:r>
-      <w:proofErr w:type="gramStart"/>
-      <w:r>
-        <w:rPr>
-          <w:b/>
-          <w:bCs/>
-        </w:rPr>
-        <w:t>Azure to Azure</w:t>
-      </w:r>
-      <w:proofErr w:type="gramEnd"/>
-      <w:r>
-        <w:rPr>
-          <w:b/>
-          <w:bCs/>
-        </w:rPr>
-        <w:t xml:space="preserve"> management.</w:t>
-      </w:r>
-    </w:p>
-    <w:p>
-      <w:r>
-        <w:t xml:space="preserve">And don't confuse </w:t>
-      </w:r>
-      <w:r>
-        <w:rPr>
-          <w:b/>
-          <w:bCs/>
-        </w:rPr>
-        <w:t>Azure Arc</w:t>
-      </w:r>
-      <w:r>
-        <w:t xml:space="preserve"> with </w:t>
-      </w:r>
-      <w:r>
-        <w:rPr>
-          <w:b/>
-          <w:bCs/>
-        </w:rPr>
-        <w:t>ARM (Azure Resource Manager)</w:t>
-      </w:r>
-      <w:r>
-        <w:t>:</w:t>
-      </w:r>
-    </w:p>
-    <w:p>
-      <w:r>
-        <w:rPr>
-          <w:b/>
-          <w:bCs/>
-        </w:rPr>
-        <w:t>ARM</w:t>
-      </w:r>
-      <w:r>
-        <w:t xml:space="preserve"> → manages Azure resources.</w:t>
-      </w:r>
-    </w:p>
-    <w:p>
-      <w:r>
-        <w:rPr>
-          <w:b/>
-          <w:bCs/>
-        </w:rPr>
-        <w:t>Arc</w:t>
-      </w:r>
-      <w:r>
-        <w:t xml:space="preserve"> → brings resources outside Azure into Azure's management framework.</w:t>
-      </w:r>
-    </w:p>
-    <w:p/>
-    <w:p>
-      <w:pPr>
-        <w:pStyle w:val="Heading2"/>
-      </w:pPr>
-      <w:r>
-        <w:t>What is an AMI in AWS?</w:t>
-      </w:r>
-    </w:p>
-    <w:p>
-      <w:r>
-        <w:rPr>
-          <w:b/>
-          <w:bCs/>
-        </w:rPr>
-        <w:t>AMI = Amazon Machine Image</w:t>
-      </w:r>
-    </w:p>
-    <w:p>
-      <w:r>
-        <w:t xml:space="preserve">An AMI is a </w:t>
-      </w:r>
-      <w:r>
-        <w:rPr>
-          <w:b/>
-          <w:bCs/>
-        </w:rPr>
-        <w:t>template used to create an EC2 instance</w:t>
-      </w:r>
-      <w:r>
-        <w:t>.</w:t>
-      </w:r>
-    </w:p>
-    <w:p>
-      <w:r>
-        <w:t xml:space="preserve">Think of an AMI like a </w:t>
-      </w:r>
-      <w:r>
-        <w:rPr>
-          <w:b/>
-          <w:bCs/>
-        </w:rPr>
-        <w:t>golden image / blueprint of a server</w:t>
-      </w:r>
-      <w:r>
-        <w:t>.</w:t>
-      </w:r>
-    </w:p>
-    <w:p>
-      <w:r>
-        <w:t xml:space="preserve">             AMI</w:t>
-      </w:r>
-    </w:p>
-    <w:p>
-      <w:r>
-        <w:t xml:space="preserve">              │</w:t>
-      </w:r>
-    </w:p>
-    <w:p>
-      <w:r>
-        <w:t xml:space="preserve">      ┌───────</w:t>
-      </w:r>
-      <w:r>
-        <w:rPr>
-          <w:rFonts w:ascii="MS Gothic" w:eastAsia="MS Gothic" w:hAnsi="MS Gothic" w:cs="MS Gothic" w:hint="eastAsia"/>
-        </w:rPr>
-        <w:t>┴</w:t>
-      </w:r>
-      <w:r>
-        <w:rPr>
-          <w:rFonts w:ascii="Aptos" w:hAnsi="Aptos" w:cs="Aptos"/>
-        </w:rPr>
         <w:t>────────┐</w:t>
       </w:r>
     </w:p>
@@ -8271,7 +9206,6 @@
     </w:p>
     <w:p>
       <w:r>
-        <w:lastRenderedPageBreak/>
         <w:t xml:space="preserve">   EC2-Server-1     EC2-Server-2</w:t>
       </w:r>
     </w:p>
@@ -8373,6 +9307,7 @@
     </w:p>
     <w:p>
       <w:r>
+        <w:lastRenderedPageBreak/>
         <w:t>Windows Server</w:t>
       </w:r>
     </w:p>
@@ -8471,7 +9406,7 @@
     <w:p>
       <w:r>
         <w:pict w14:anchorId="5A8ADF19">
-          <v:rect id="_x0000_i1067" style="width:0;height:1.5pt" o:hralign="center" o:hrstd="t" o:hr="t" fillcolor="#a0a0a0" stroked="f"/>
+          <v:rect id="_x0000_i1041" style="width:0;height:1.5pt" o:hralign="center" o:hrstd="t" o:hr="t" fillcolor="#a0a0a0" stroked="f"/>
         </w:pict>
       </w:r>
     </w:p>
@@ -8502,62 +9437,62 @@
           <w:b/>
           <w:bCs/>
         </w:rPr>
+        <w:t>Example: Web application</w:t>
+      </w:r>
+    </w:p>
+    <w:p>
+      <w:r>
+        <w:t>Suppose you manually configured one EC2 server:</w:t>
+      </w:r>
+    </w:p>
+    <w:p>
+      <w:r>
+        <w:t>1. Install Linux</w:t>
+      </w:r>
+    </w:p>
+    <w:p>
+      <w:r>
+        <w:t>2. Install Apache</w:t>
+      </w:r>
+    </w:p>
+    <w:p>
+      <w:r>
+        <w:t>3. Install application</w:t>
+      </w:r>
+    </w:p>
+    <w:p>
+      <w:r>
+        <w:t>4. Configure application</w:t>
+      </w:r>
+    </w:p>
+    <w:p>
+      <w:r>
+        <w:t>5. Install monitoring agent</w:t>
+      </w:r>
+    </w:p>
+    <w:p>
+      <w:r>
+        <w:t>6. Configure everything</w:t>
+      </w:r>
+    </w:p>
+    <w:p>
+      <w:r>
+        <w:t>You don't want to repeat these steps every time.</w:t>
+      </w:r>
+    </w:p>
+    <w:p>
+      <w:r>
+        <w:t>Create an AMI:</w:t>
+      </w:r>
+    </w:p>
+    <w:p>
+      <w:r>
+        <w:t>Configured EC2</w:t>
+      </w:r>
+    </w:p>
+    <w:p>
+      <w:r>
         <w:lastRenderedPageBreak/>
-        <w:t>Example: Web application</w:t>
-      </w:r>
-    </w:p>
-    <w:p>
-      <w:r>
-        <w:t>Suppose you manually configured one EC2 server:</w:t>
-      </w:r>
-    </w:p>
-    <w:p>
-      <w:r>
-        <w:t>1. Install Linux</w:t>
-      </w:r>
-    </w:p>
-    <w:p>
-      <w:r>
-        <w:t>2. Install Apache</w:t>
-      </w:r>
-    </w:p>
-    <w:p>
-      <w:r>
-        <w:t>3. Install application</w:t>
-      </w:r>
-    </w:p>
-    <w:p>
-      <w:r>
-        <w:t>4. Configure application</w:t>
-      </w:r>
-    </w:p>
-    <w:p>
-      <w:r>
-        <w:t>5. Install monitoring agent</w:t>
-      </w:r>
-    </w:p>
-    <w:p>
-      <w:r>
-        <w:t>6. Configure everything</w:t>
-      </w:r>
-    </w:p>
-    <w:p>
-      <w:r>
-        <w:t>You don't want to repeat these steps every time.</w:t>
-      </w:r>
-    </w:p>
-    <w:p>
-      <w:r>
-        <w:t>Create an AMI:</w:t>
-      </w:r>
-    </w:p>
-    <w:p>
-      <w:r>
-        <w:t>Configured EC2</w:t>
-      </w:r>
-    </w:p>
-    <w:p>
-      <w:r>
         <w:t xml:space="preserve">      ↓</w:t>
       </w:r>
     </w:p>
@@ -8637,7 +9572,7 @@
     <w:p>
       <w:r>
         <w:pict w14:anchorId="1C9DA357">
-          <v:rect id="_x0000_i1068" style="width:0;height:1.5pt" o:hralign="center" o:hrstd="t" o:hr="t" fillcolor="#a0a0a0" stroked="f"/>
+          <v:rect id="_x0000_i1042" style="width:0;height:1.5pt" o:hralign="center" o:hrstd="t" o:hr="t" fillcolor="#a0a0a0" stroked="f"/>
         </w:pict>
       </w:r>
     </w:p>
@@ -8707,72 +9642,72 @@
     </w:p>
     <w:p>
       <w:r>
+        <w:t>High traffic</w:t>
+      </w:r>
+    </w:p>
+    <w:p>
+      <w:r>
+        <w:t xml:space="preserve">     ↓</w:t>
+      </w:r>
+    </w:p>
+    <w:p>
+      <w:r>
+        <w:t>Auto Scaling</w:t>
+      </w:r>
+    </w:p>
+    <w:p>
+      <w:r>
+        <w:t xml:space="preserve">     ↓</w:t>
+      </w:r>
+    </w:p>
+    <w:p>
+      <w:r>
+        <w:t>Create additional EC2</w:t>
+      </w:r>
+    </w:p>
+    <w:p>
+      <w:r>
+        <w:t>Where does the new EC2 get its operating system and application configuration?</w:t>
+      </w:r>
+    </w:p>
+    <w:p>
+      <w:r>
+        <w:t xml:space="preserve">Usually from an </w:t>
+      </w:r>
+      <w:r>
+        <w:rPr>
+          <w:b/>
+          <w:bCs/>
+        </w:rPr>
+        <w:t>AMI specified through the Launch Template</w:t>
+      </w:r>
+      <w:r>
+        <w:t>.</w:t>
+      </w:r>
+    </w:p>
+    <w:p>
+      <w:r>
+        <w:t>AMI</w:t>
+      </w:r>
+    </w:p>
+    <w:p>
+      <w:r>
+        <w:t xml:space="preserve"> ↓</w:t>
+      </w:r>
+    </w:p>
+    <w:p>
+      <w:r>
+        <w:t>Launch Template</w:t>
+      </w:r>
+    </w:p>
+    <w:p>
+      <w:r>
+        <w:t xml:space="preserve"> ↓</w:t>
+      </w:r>
+    </w:p>
+    <w:p>
+      <w:r>
         <w:lastRenderedPageBreak/>
-        <w:t>High traffic</w:t>
-      </w:r>
-    </w:p>
-    <w:p>
-      <w:r>
-        <w:t xml:space="preserve">     ↓</w:t>
-      </w:r>
-    </w:p>
-    <w:p>
-      <w:r>
-        <w:t>Auto Scaling</w:t>
-      </w:r>
-    </w:p>
-    <w:p>
-      <w:r>
-        <w:t xml:space="preserve">     ↓</w:t>
-      </w:r>
-    </w:p>
-    <w:p>
-      <w:r>
-        <w:t>Create additional EC2</w:t>
-      </w:r>
-    </w:p>
-    <w:p>
-      <w:r>
-        <w:t>Where does the new EC2 get its operating system and application configuration?</w:t>
-      </w:r>
-    </w:p>
-    <w:p>
-      <w:r>
-        <w:t xml:space="preserve">Usually from an </w:t>
-      </w:r>
-      <w:r>
-        <w:rPr>
-          <w:b/>
-          <w:bCs/>
-        </w:rPr>
-        <w:t>AMI specified through the Launch Template</w:t>
-      </w:r>
-      <w:r>
-        <w:t>.</w:t>
-      </w:r>
-    </w:p>
-    <w:p>
-      <w:r>
-        <w:t>AMI</w:t>
-      </w:r>
-    </w:p>
-    <w:p>
-      <w:r>
-        <w:t xml:space="preserve"> ↓</w:t>
-      </w:r>
-    </w:p>
-    <w:p>
-      <w:r>
-        <w:t>Launch Template</w:t>
-      </w:r>
-    </w:p>
-    <w:p>
-      <w:r>
-        <w:t xml:space="preserve"> ↓</w:t>
-      </w:r>
-    </w:p>
-    <w:p>
-      <w:r>
         <w:t>Auto Scaling Group</w:t>
       </w:r>
     </w:p>
@@ -9078,119 +10013,121 @@
     </w:p>
     <w:p>
       <w:r>
+        <w:t xml:space="preserve">If you mean </w:t>
+      </w:r>
+      <w:r>
+        <w:rPr>
+          <w:b/>
+          <w:bCs/>
+        </w:rPr>
+        <w:t>Guard DSL in AWS</w:t>
+      </w:r>
+      <w:r>
+        <w:t xml:space="preserve">, it refers to </w:t>
+      </w:r>
+      <w:r>
+        <w:rPr>
+          <w:b/>
+          <w:bCs/>
+        </w:rPr>
+        <w:t>CloudFormation Guard Domain-Specific Language (DSL)</w:t>
+      </w:r>
+      <w:r>
+        <w:t>.</w:t>
+      </w:r>
+    </w:p>
+    <w:p>
+      <w:pPr>
+        <w:pStyle w:val="Heading2"/>
+      </w:pPr>
+      <w:bookmarkStart w:id="11" w:name="_Toc241915586"/>
+      <w:r>
+        <w:t>What is CloudFormation Guard?</w:t>
+      </w:r>
+      <w:bookmarkEnd w:id="11"/>
+    </w:p>
+    <w:p>
+      <w:r>
+        <w:rPr>
+          <w:b/>
+          <w:bCs/>
+        </w:rPr>
+        <w:t>CloudFormation Guard</w:t>
+      </w:r>
+      <w:r>
+        <w:t xml:space="preserve"> is a tool that lets you create </w:t>
+      </w:r>
+      <w:r>
+        <w:rPr>
+          <w:b/>
+          <w:bCs/>
+        </w:rPr>
+        <w:t>rules/policies to validate AWS infrastructure configurations before deployment</w:t>
+      </w:r>
+      <w:r>
+        <w:t>.</w:t>
+      </w:r>
+    </w:p>
+    <w:p>
+      <w:r>
+        <w:t xml:space="preserve">Think of it as a </w:t>
+      </w:r>
+      <w:r>
+        <w:rPr>
+          <w:b/>
+          <w:bCs/>
+        </w:rPr>
+        <w:t>security and compliance checker for CloudFormation templates</w:t>
+      </w:r>
+      <w:r>
+        <w:t>.</w:t>
+      </w:r>
+    </w:p>
+    <w:p>
+      <w:r>
+        <w:t>CloudFormation Template</w:t>
+      </w:r>
+    </w:p>
+    <w:p>
+      <w:r>
+        <w:t xml:space="preserve">          ↓</w:t>
+      </w:r>
+    </w:p>
+    <w:p>
+      <w:r>
+        <w:t xml:space="preserve">   CloudFormation Guard</w:t>
+      </w:r>
+    </w:p>
+    <w:p>
+      <w:r>
+        <w:t xml:space="preserve">          ↓</w:t>
+      </w:r>
+    </w:p>
+    <w:p>
+      <w:r>
+        <w:t xml:space="preserve">   ┌──────</w:t>
+      </w:r>
+      <w:r>
+        <w:rPr>
+          <w:rFonts w:ascii="MS Gothic" w:eastAsia="MS Gothic" w:hAnsi="MS Gothic" w:cs="MS Gothic" w:hint="eastAsia"/>
+        </w:rPr>
+        <w:t>┴</w:t>
+      </w:r>
+      <w:r>
+        <w:rPr>
+          <w:rFonts w:ascii="Aptos" w:hAnsi="Aptos" w:cs="Aptos"/>
+        </w:rPr>
+        <w:t>──────┐</w:t>
+      </w:r>
+    </w:p>
+    <w:p>
+      <w:r>
+        <w:t xml:space="preserve">   ↓             ↓</w:t>
+      </w:r>
+    </w:p>
+    <w:p>
+      <w:r>
         <w:lastRenderedPageBreak/>
-        <w:t xml:space="preserve">If you mean </w:t>
-      </w:r>
-      <w:r>
-        <w:rPr>
-          <w:b/>
-          <w:bCs/>
-        </w:rPr>
-        <w:t>Guard DSL in AWS</w:t>
-      </w:r>
-      <w:r>
-        <w:t xml:space="preserve">, it refers to </w:t>
-      </w:r>
-      <w:r>
-        <w:rPr>
-          <w:b/>
-          <w:bCs/>
-        </w:rPr>
-        <w:t>CloudFormation Guard Domain-Specific Language (DSL)</w:t>
-      </w:r>
-      <w:r>
-        <w:t>.</w:t>
-      </w:r>
-    </w:p>
-    <w:p>
-      <w:pPr>
-        <w:pStyle w:val="Heading2"/>
-      </w:pPr>
-      <w:r>
-        <w:t>What is CloudFormation Guard?</w:t>
-      </w:r>
-    </w:p>
-    <w:p>
-      <w:r>
-        <w:rPr>
-          <w:b/>
-          <w:bCs/>
-        </w:rPr>
-        <w:t>CloudFormation Guard</w:t>
-      </w:r>
-      <w:r>
-        <w:t xml:space="preserve"> is a tool that lets you create </w:t>
-      </w:r>
-      <w:r>
-        <w:rPr>
-          <w:b/>
-          <w:bCs/>
-        </w:rPr>
-        <w:t>rules/policies to validate AWS infrastructure configurations before deployment</w:t>
-      </w:r>
-      <w:r>
-        <w:t>.</w:t>
-      </w:r>
-    </w:p>
-    <w:p>
-      <w:r>
-        <w:t xml:space="preserve">Think of it as a </w:t>
-      </w:r>
-      <w:r>
-        <w:rPr>
-          <w:b/>
-          <w:bCs/>
-        </w:rPr>
-        <w:t>security and compliance checker for CloudFormation templates</w:t>
-      </w:r>
-      <w:r>
-        <w:t>.</w:t>
-      </w:r>
-    </w:p>
-    <w:p>
-      <w:r>
-        <w:t>CloudFormation Template</w:t>
-      </w:r>
-    </w:p>
-    <w:p>
-      <w:r>
-        <w:t xml:space="preserve">          ↓</w:t>
-      </w:r>
-    </w:p>
-    <w:p>
-      <w:r>
-        <w:t xml:space="preserve">   CloudFormation Guard</w:t>
-      </w:r>
-    </w:p>
-    <w:p>
-      <w:r>
-        <w:t xml:space="preserve">          ↓</w:t>
-      </w:r>
-    </w:p>
-    <w:p>
-      <w:r>
-        <w:t xml:space="preserve">   ┌──────</w:t>
-      </w:r>
-      <w:r>
-        <w:rPr>
-          <w:rFonts w:ascii="MS Gothic" w:eastAsia="MS Gothic" w:hAnsi="MS Gothic" w:cs="MS Gothic" w:hint="eastAsia"/>
-        </w:rPr>
-        <w:t>┴</w:t>
-      </w:r>
-      <w:r>
-        <w:rPr>
-          <w:rFonts w:ascii="Aptos" w:hAnsi="Aptos" w:cs="Aptos"/>
-        </w:rPr>
-        <w:t>──────┐</w:t>
-      </w:r>
-    </w:p>
-    <w:p>
-      <w:r>
-        <w:t xml:space="preserve">   ↓             ↓</w:t>
-      </w:r>
-    </w:p>
-    <w:p>
-      <w:r>
         <w:t xml:space="preserve"> PASS           FAIL</w:t>
       </w:r>
     </w:p>
@@ -9365,95 +10302,95 @@
     </w:p>
     <w:p>
       <w:r>
+        <w:t>Developer</w:t>
+      </w:r>
+    </w:p>
+    <w:p>
+      <w:r>
+        <w:t xml:space="preserve">   ↓</w:t>
+      </w:r>
+    </w:p>
+    <w:p>
+      <w:r>
+        <w:t>CloudFormation template</w:t>
+      </w:r>
+    </w:p>
+    <w:p>
+      <w:r>
+        <w:t xml:space="preserve">   ↓</w:t>
+      </w:r>
+    </w:p>
+    <w:p>
+      <w:r>
+        <w:t>Guard rules</w:t>
+      </w:r>
+    </w:p>
+    <w:p>
+      <w:r>
+        <w:t xml:space="preserve">   ↓</w:t>
+      </w:r>
+    </w:p>
+    <w:p>
+      <w:r>
+        <w:t>Does it meet company policy?</w:t>
+      </w:r>
+    </w:p>
+    <w:p>
+      <w:r>
+        <w:t xml:space="preserve">   ↓</w:t>
+      </w:r>
+    </w:p>
+    <w:p>
+      <w:r>
+        <w:t xml:space="preserve"> YES → Deploy</w:t>
+      </w:r>
+    </w:p>
+    <w:p>
+      <w:r>
+        <w:t xml:space="preserve"> </w:t>
+      </w:r>
+      <w:proofErr w:type="gramStart"/>
+      <w:r>
+        <w:t>NO  →</w:t>
+      </w:r>
+      <w:proofErr w:type="gramEnd"/>
+      <w:r>
+        <w:t xml:space="preserve"> Reject / fix template</w:t>
+      </w:r>
+    </w:p>
+    <w:p>
+      <w:pPr>
+        <w:rPr>
+          <w:b/>
+          <w:bCs/>
+        </w:rPr>
+      </w:pPr>
+      <w:r>
+        <w:rPr>
+          <w:b/>
+          <w:bCs/>
+        </w:rPr>
+        <w:t>Why is it useful?</w:t>
+      </w:r>
+    </w:p>
+    <w:p>
+      <w:r>
+        <w:t xml:space="preserve">It helps enforce </w:t>
+      </w:r>
+      <w:r>
+        <w:rPr>
+          <w:b/>
+          <w:bCs/>
+        </w:rPr>
+        <w:t>governance and compliance as code</w:t>
+      </w:r>
+      <w:r>
+        <w:t>.</w:t>
+      </w:r>
+    </w:p>
+    <w:p>
+      <w:r>
         <w:lastRenderedPageBreak/>
-        <w:t>Developer</w:t>
-      </w:r>
-    </w:p>
-    <w:p>
-      <w:r>
-        <w:t xml:space="preserve">   ↓</w:t>
-      </w:r>
-    </w:p>
-    <w:p>
-      <w:r>
-        <w:t>CloudFormation template</w:t>
-      </w:r>
-    </w:p>
-    <w:p>
-      <w:r>
-        <w:t xml:space="preserve">   ↓</w:t>
-      </w:r>
-    </w:p>
-    <w:p>
-      <w:r>
-        <w:t>Guard rules</w:t>
-      </w:r>
-    </w:p>
-    <w:p>
-      <w:r>
-        <w:t xml:space="preserve">   ↓</w:t>
-      </w:r>
-    </w:p>
-    <w:p>
-      <w:r>
-        <w:t>Does it meet company policy?</w:t>
-      </w:r>
-    </w:p>
-    <w:p>
-      <w:r>
-        <w:t xml:space="preserve">   ↓</w:t>
-      </w:r>
-    </w:p>
-    <w:p>
-      <w:r>
-        <w:t xml:space="preserve"> YES → Deploy</w:t>
-      </w:r>
-    </w:p>
-    <w:p>
-      <w:r>
-        <w:t xml:space="preserve"> </w:t>
-      </w:r>
-      <w:proofErr w:type="gramStart"/>
-      <w:r>
-        <w:t>NO  →</w:t>
-      </w:r>
-      <w:proofErr w:type="gramEnd"/>
-      <w:r>
-        <w:t xml:space="preserve"> Reject / fix template</w:t>
-      </w:r>
-    </w:p>
-    <w:p>
-      <w:pPr>
-        <w:rPr>
-          <w:b/>
-          <w:bCs/>
-        </w:rPr>
-      </w:pPr>
-      <w:r>
-        <w:rPr>
-          <w:b/>
-          <w:bCs/>
-        </w:rPr>
-        <w:t>Why is it useful?</w:t>
-      </w:r>
-    </w:p>
-    <w:p>
-      <w:r>
-        <w:t xml:space="preserve">It helps enforce </w:t>
-      </w:r>
-      <w:r>
-        <w:rPr>
-          <w:b/>
-          <w:bCs/>
-        </w:rPr>
-        <w:t>governance and compliance as code</w:t>
-      </w:r>
-      <w:r>
-        <w:t>.</w:t>
-      </w:r>
-    </w:p>
-    <w:p>
-      <w:r>
         <w:t>For example:</w:t>
       </w:r>
     </w:p>
@@ -9739,7 +10676,6 @@
           <w:b/>
           <w:bCs/>
         </w:rPr>
-        <w:lastRenderedPageBreak/>
         <w:t>CloudFormation Guard = Check it before building</w:t>
       </w:r>
     </w:p>
@@ -9787,9 +10723,11 @@
       <w:pPr>
         <w:pStyle w:val="Heading2"/>
       </w:pPr>
+      <w:bookmarkStart w:id="12" w:name="_Toc241915587"/>
       <w:r>
         <w:t>SSM = AWS Systems Manager.</w:t>
       </w:r>
+      <w:bookmarkEnd w:id="12"/>
     </w:p>
     <w:p>
       <w:r>
@@ -9855,6 +10793,7 @@
     </w:p>
     <w:p>
       <w:r>
+        <w:lastRenderedPageBreak/>
         <w:t xml:space="preserve">          ↓              ↓              ↓</w:t>
       </w:r>
     </w:p>
@@ -9973,97 +10912,97 @@
     </w:p>
     <w:p>
       <w:r>
+        <w:t xml:space="preserve">   ↓</w:t>
+      </w:r>
+    </w:p>
+    <w:p>
+      <w:r>
+        <w:t>Private EC2</w:t>
+      </w:r>
+    </w:p>
+    <w:p>
+      <w:r>
+        <w:t>The EC2 doesn't need a public IP or an open inbound SSH/RDP port.</w:t>
+      </w:r>
+    </w:p>
+    <w:p>
+      <w:r>
+        <w:rPr>
+          <w:b/>
+          <w:bCs/>
+        </w:rPr>
+        <w:t>3. Patch servers</w:t>
+      </w:r>
+    </w:p>
+    <w:p>
+      <w:r>
+        <w:rPr>
+          <w:b/>
+          <w:bCs/>
+        </w:rPr>
+        <w:t>Patch Manager</w:t>
+      </w:r>
+      <w:r>
+        <w:t xml:space="preserve"> can help automate OS patching across your servers.</w:t>
+      </w:r>
+    </w:p>
+    <w:p>
+      <w:r>
+        <w:rPr>
+          <w:b/>
+          <w:bCs/>
+        </w:rPr>
+        <w:t>4. Store configuration/secrets</w:t>
+      </w:r>
+    </w:p>
+    <w:p>
+      <w:r>
+        <w:rPr>
+          <w:b/>
+          <w:bCs/>
+        </w:rPr>
+        <w:t>Parameter Store</w:t>
+      </w:r>
+      <w:r>
+        <w:t xml:space="preserve"> can store configuration values such as:</w:t>
+      </w:r>
+    </w:p>
+    <w:p>
+      <w:r>
+        <w:t>DB_HOST</w:t>
+      </w:r>
+    </w:p>
+    <w:p>
+      <w:r>
+        <w:t>DB_PORT</w:t>
+      </w:r>
+    </w:p>
+    <w:p>
+      <w:r>
+        <w:t>APPLICATION_ENV</w:t>
+      </w:r>
+    </w:p>
+    <w:p>
+      <w:r>
+        <w:t>It can also integrate with encryption through AWS KMS.</w:t>
+      </w:r>
+    </w:p>
+    <w:p>
+      <w:r>
+        <w:rPr>
+          <w:b/>
+          <w:bCs/>
+        </w:rPr>
+        <w:t>5. Inventory</w:t>
+      </w:r>
+    </w:p>
+    <w:p>
+      <w:r>
+        <w:rPr>
+          <w:b/>
+          <w:bCs/>
+        </w:rPr>
         <w:lastRenderedPageBreak/>
-        <w:t xml:space="preserve">   ↓</w:t>
-      </w:r>
-    </w:p>
-    <w:p>
-      <w:r>
-        <w:t>Private EC2</w:t>
-      </w:r>
-    </w:p>
-    <w:p>
-      <w:r>
-        <w:t>The EC2 doesn't need a public IP or an open inbound SSH/RDP port.</w:t>
-      </w:r>
-    </w:p>
-    <w:p>
-      <w:r>
-        <w:rPr>
-          <w:b/>
-          <w:bCs/>
-        </w:rPr>
-        <w:t>3. Patch servers</w:t>
-      </w:r>
-    </w:p>
-    <w:p>
-      <w:r>
-        <w:rPr>
-          <w:b/>
-          <w:bCs/>
-        </w:rPr>
-        <w:t>Patch Manager</w:t>
-      </w:r>
-      <w:r>
-        <w:t xml:space="preserve"> can help automate OS patching across your servers.</w:t>
-      </w:r>
-    </w:p>
-    <w:p>
-      <w:r>
-        <w:rPr>
-          <w:b/>
-          <w:bCs/>
-        </w:rPr>
-        <w:t>4. Store configuration/secrets</w:t>
-      </w:r>
-    </w:p>
-    <w:p>
-      <w:r>
-        <w:rPr>
-          <w:b/>
-          <w:bCs/>
-        </w:rPr>
-        <w:t>Parameter Store</w:t>
-      </w:r>
-      <w:r>
-        <w:t xml:space="preserve"> can store configuration values such as:</w:t>
-      </w:r>
-    </w:p>
-    <w:p>
-      <w:r>
-        <w:t>DB_HOST</w:t>
-      </w:r>
-    </w:p>
-    <w:p>
-      <w:r>
-        <w:t>DB_PORT</w:t>
-      </w:r>
-    </w:p>
-    <w:p>
-      <w:r>
-        <w:t>APPLICATION_ENV</w:t>
-      </w:r>
-    </w:p>
-    <w:p>
-      <w:r>
-        <w:t>It can also integrate with encryption through AWS KMS.</w:t>
-      </w:r>
-    </w:p>
-    <w:p>
-      <w:r>
-        <w:rPr>
-          <w:b/>
-          <w:bCs/>
-        </w:rPr>
-        <w:t>5. Inventory</w:t>
-      </w:r>
-    </w:p>
-    <w:p>
-      <w:r>
-        <w:rPr>
-          <w:b/>
-          <w:bCs/>
-        </w:rPr>
         <w:t>Inventory</w:t>
       </w:r>
       <w:r>
@@ -10158,7 +11097,6 @@
         </w:numPr>
       </w:pPr>
       <w:r>
-        <w:lastRenderedPageBreak/>
         <w:t>Public IP</w:t>
       </w:r>
     </w:p>
@@ -10397,6 +11335,7 @@
           <w:b/>
           <w:bCs/>
         </w:rPr>
+        <w:lastRenderedPageBreak/>
         <w:t>SSM → Manage the server</w:t>
       </w:r>
     </w:p>
@@ -10423,9 +11362,11 @@
       <w:pPr>
         <w:pStyle w:val="Heading2"/>
       </w:pPr>
+      <w:bookmarkStart w:id="13" w:name="_Toc241915588"/>
       <w:r>
         <w:t>What is a CloudFormation Template?</w:t>
       </w:r>
+      <w:bookmarkEnd w:id="13"/>
     </w:p>
     <w:p>
       <w:r>
@@ -10526,7 +11467,6 @@
     </w:p>
     <w:p>
       <w:r>
-        <w:lastRenderedPageBreak/>
         <w:t xml:space="preserve"> VPC      EC2      RDS</w:t>
       </w:r>
     </w:p>
@@ -10621,6 +11561,7 @@
     </w:p>
     <w:p>
       <w:r>
+        <w:lastRenderedPageBreak/>
         <w:t>Create Subnet</w:t>
       </w:r>
     </w:p>
@@ -10682,7 +11623,7 @@
     <w:p>
       <w:r>
         <w:pict w14:anchorId="604A0E55">
-          <v:rect id="_x0000_i1101" style="width:0;height:1.5pt" o:hralign="center" o:hrstd="t" o:hr="t" fillcolor="#a0a0a0" stroked="f"/>
+          <v:rect id="_x0000_i1043" style="width:0;height:1.5pt" o:hralign="center" o:hrstd="t" o:hr="t" fillcolor="#a0a0a0" stroked="f"/>
         </w:pict>
       </w:r>
     </w:p>
@@ -10734,117 +11675,117 @@
     <w:p>
       <w:proofErr w:type="spellStart"/>
       <w:r>
+        <w:t>AWSTemplateFormatVersion</w:t>
+      </w:r>
+      <w:proofErr w:type="spellEnd"/>
+      <w:r>
+        <w:t>: '2010-09-09'</w:t>
+      </w:r>
+    </w:p>
+    <w:p/>
+    <w:p>
+      <w:r>
+        <w:t>Resources:</w:t>
+      </w:r>
+    </w:p>
+    <w:p/>
+    <w:p>
+      <w:r>
+        <w:t xml:space="preserve">  MyEC2Instance:</w:t>
+      </w:r>
+    </w:p>
+    <w:p>
+      <w:r>
+        <w:t xml:space="preserve">    Type: </w:t>
+      </w:r>
+      <w:proofErr w:type="gramStart"/>
+      <w:r>
+        <w:t>AWS::</w:t>
+      </w:r>
+      <w:proofErr w:type="gramEnd"/>
+      <w:r>
+        <w:t>EC</w:t>
+      </w:r>
+      <w:proofErr w:type="gramStart"/>
+      <w:r>
+        <w:t>2::</w:t>
+      </w:r>
+      <w:proofErr w:type="gramEnd"/>
+      <w:r>
+        <w:t>Instance</w:t>
+      </w:r>
+    </w:p>
+    <w:p>
+      <w:r>
+        <w:t xml:space="preserve">    Properties:</w:t>
+      </w:r>
+    </w:p>
+    <w:p>
+      <w:r>
+        <w:t xml:space="preserve">      </w:t>
+      </w:r>
+      <w:proofErr w:type="spellStart"/>
+      <w:r>
+        <w:t>ImageId</w:t>
+      </w:r>
+      <w:proofErr w:type="spellEnd"/>
+      <w:r>
+        <w:t xml:space="preserve">: </w:t>
+      </w:r>
+      <w:proofErr w:type="spellStart"/>
+      <w:r>
+        <w:t>ami-xxxxxxxx</w:t>
+      </w:r>
+      <w:proofErr w:type="spellEnd"/>
+    </w:p>
+    <w:p>
+      <w:r>
+        <w:t xml:space="preserve">      </w:t>
+      </w:r>
+      <w:proofErr w:type="spellStart"/>
+      <w:r>
+        <w:t>InstanceType</w:t>
+      </w:r>
+      <w:proofErr w:type="spellEnd"/>
+      <w:r>
+        <w:t>: t</w:t>
+      </w:r>
+      <w:proofErr w:type="gramStart"/>
+      <w:r>
+        <w:t>3.micro</w:t>
+      </w:r>
+      <w:proofErr w:type="gramEnd"/>
+    </w:p>
+    <w:p>
+      <w:r>
+        <w:t>This tells CloudFormation:</w:t>
+      </w:r>
+    </w:p>
+    <w:p>
+      <w:r>
+        <w:t>Create an EC2 instance using this AMI and instance type.</w:t>
+      </w:r>
+    </w:p>
+    <w:p>
+      <w:r>
+        <w:pict w14:anchorId="1414B424">
+          <v:rect id="_x0000_i1044" style="width:0;height:1.5pt" o:hralign="center" o:hrstd="t" o:hr="t" fillcolor="#a0a0a0" stroked="f"/>
+        </w:pict>
+      </w:r>
+    </w:p>
+    <w:p>
+      <w:pPr>
+        <w:rPr>
+          <w:b/>
+          <w:bCs/>
+        </w:rPr>
+      </w:pPr>
+      <w:r>
+        <w:rPr>
+          <w:b/>
+          <w:bCs/>
+        </w:rPr>
         <w:lastRenderedPageBreak/>
-        <w:t>AWSTemplateFormatVersion</w:t>
-      </w:r>
-      <w:proofErr w:type="spellEnd"/>
-      <w:r>
-        <w:t>: '2010-09-09'</w:t>
-      </w:r>
-    </w:p>
-    <w:p/>
-    <w:p>
-      <w:r>
-        <w:t>Resources:</w:t>
-      </w:r>
-    </w:p>
-    <w:p/>
-    <w:p>
-      <w:r>
-        <w:t xml:space="preserve">  MyEC2Instance:</w:t>
-      </w:r>
-    </w:p>
-    <w:p>
-      <w:r>
-        <w:t xml:space="preserve">    Type: </w:t>
-      </w:r>
-      <w:proofErr w:type="gramStart"/>
-      <w:r>
-        <w:t>AWS::</w:t>
-      </w:r>
-      <w:proofErr w:type="gramEnd"/>
-      <w:r>
-        <w:t>EC</w:t>
-      </w:r>
-      <w:proofErr w:type="gramStart"/>
-      <w:r>
-        <w:t>2::</w:t>
-      </w:r>
-      <w:proofErr w:type="gramEnd"/>
-      <w:r>
-        <w:t>Instance</w:t>
-      </w:r>
-    </w:p>
-    <w:p>
-      <w:r>
-        <w:t xml:space="preserve">    Properties:</w:t>
-      </w:r>
-    </w:p>
-    <w:p>
-      <w:r>
-        <w:t xml:space="preserve">      </w:t>
-      </w:r>
-      <w:proofErr w:type="spellStart"/>
-      <w:r>
-        <w:t>ImageId</w:t>
-      </w:r>
-      <w:proofErr w:type="spellEnd"/>
-      <w:r>
-        <w:t xml:space="preserve">: </w:t>
-      </w:r>
-      <w:proofErr w:type="spellStart"/>
-      <w:r>
-        <w:t>ami-xxxxxxxx</w:t>
-      </w:r>
-      <w:proofErr w:type="spellEnd"/>
-    </w:p>
-    <w:p>
-      <w:r>
-        <w:t xml:space="preserve">      </w:t>
-      </w:r>
-      <w:proofErr w:type="spellStart"/>
-      <w:r>
-        <w:t>InstanceType</w:t>
-      </w:r>
-      <w:proofErr w:type="spellEnd"/>
-      <w:r>
-        <w:t>: t</w:t>
-      </w:r>
-      <w:proofErr w:type="gramStart"/>
-      <w:r>
-        <w:t>3.micro</w:t>
-      </w:r>
-      <w:proofErr w:type="gramEnd"/>
-    </w:p>
-    <w:p>
-      <w:r>
-        <w:t>This tells CloudFormation:</w:t>
-      </w:r>
-    </w:p>
-    <w:p>
-      <w:r>
-        <w:t>Create an EC2 instance using this AMI and instance type.</w:t>
-      </w:r>
-    </w:p>
-    <w:p>
-      <w:r>
-        <w:pict w14:anchorId="1414B424">
-          <v:rect id="_x0000_i1102" style="width:0;height:1.5pt" o:hralign="center" o:hrstd="t" o:hr="t" fillcolor="#a0a0a0" stroked="f"/>
-        </w:pict>
-      </w:r>
-    </w:p>
-    <w:p>
-      <w:pPr>
-        <w:rPr>
-          <w:b/>
-          <w:bCs/>
-        </w:rPr>
-      </w:pPr>
-      <w:r>
-        <w:rPr>
-          <w:b/>
-          <w:bCs/>
-        </w:rPr>
         <w:t>Real-world use case</w:t>
       </w:r>
     </w:p>
@@ -10955,119 +11896,119 @@
     </w:p>
     <w:p>
       <w:r>
+        <w:t xml:space="preserve">Instead of manually creating everything three times, you create </w:t>
+      </w:r>
+      <w:r>
+        <w:rPr>
+          <w:b/>
+          <w:bCs/>
+        </w:rPr>
+        <w:t>one CloudFormation template</w:t>
+      </w:r>
+      <w:r>
+        <w:t>.</w:t>
+      </w:r>
+    </w:p>
+    <w:p>
+      <w:r>
+        <w:t xml:space="preserve">             CloudFormation Template</w:t>
+      </w:r>
+    </w:p>
+    <w:p>
+      <w:r>
+        <w:t xml:space="preserve">                     │</w:t>
+      </w:r>
+    </w:p>
+    <w:p>
+      <w:r>
+        <w:t xml:space="preserve">        ┌────────────</w:t>
+      </w:r>
+      <w:r>
+        <w:rPr>
+          <w:rFonts w:ascii="MS Gothic" w:eastAsia="MS Gothic" w:hAnsi="MS Gothic" w:cs="MS Gothic" w:hint="eastAsia"/>
+        </w:rPr>
+        <w:t>┼</w:t>
+      </w:r>
+      <w:r>
+        <w:rPr>
+          <w:rFonts w:ascii="Aptos" w:hAnsi="Aptos" w:cs="Aptos"/>
+        </w:rPr>
+        <w:t>────────────┐</w:t>
+      </w:r>
+    </w:p>
+    <w:p>
+      <w:r>
+        <w:t xml:space="preserve">        ↓            ↓            ↓</w:t>
+      </w:r>
+    </w:p>
+    <w:p>
+      <w:r>
+        <w:t xml:space="preserve">     Mumbai       Singapore      London</w:t>
+      </w:r>
+    </w:p>
+    <w:p>
+      <w:r>
+        <w:t xml:space="preserve">       Stack        </w:t>
+      </w:r>
+      <w:proofErr w:type="spellStart"/>
+      <w:r>
+        <w:t>Stack</w:t>
+      </w:r>
+      <w:proofErr w:type="spellEnd"/>
+      <w:r>
+        <w:t xml:space="preserve">         </w:t>
+      </w:r>
+      <w:proofErr w:type="spellStart"/>
+      <w:r>
+        <w:t>Stack</w:t>
+      </w:r>
+      <w:proofErr w:type="spellEnd"/>
+    </w:p>
+    <w:p>
+      <w:r>
+        <w:t>Each deployment creates the infrastructure according to the same definition.</w:t>
+      </w:r>
+    </w:p>
+    <w:p>
+      <w:r>
+        <w:t xml:space="preserve">This gives you </w:t>
+      </w:r>
+      <w:r>
+        <w:rPr>
+          <w:b/>
+          <w:bCs/>
+        </w:rPr>
+        <w:t>consistency and repeatability</w:t>
+      </w:r>
+      <w:r>
+        <w:t>.</w:t>
+      </w:r>
+    </w:p>
+    <w:p>
+      <w:r>
+        <w:pict w14:anchorId="794F73B6">
+          <v:rect id="_x0000_i1045" style="width:0;height:1.5pt" o:hralign="center" o:hrstd="t" o:hr="t" fillcolor="#a0a0a0" stroked="f"/>
+        </w:pict>
+      </w:r>
+    </w:p>
+    <w:p>
+      <w:pPr>
+        <w:rPr>
+          <w:b/>
+          <w:bCs/>
+        </w:rPr>
+      </w:pPr>
+      <w:r>
+        <w:rPr>
+          <w:b/>
+          <w:bCs/>
+        </w:rPr>
+        <w:t>What is a CloudFormation Stack?</w:t>
+      </w:r>
+    </w:p>
+    <w:p>
+      <w:r>
         <w:lastRenderedPageBreak/>
-        <w:t xml:space="preserve">Instead of manually creating everything three times, you create </w:t>
-      </w:r>
-      <w:r>
-        <w:rPr>
-          <w:b/>
-          <w:bCs/>
-        </w:rPr>
-        <w:t>one CloudFormation template</w:t>
-      </w:r>
-      <w:r>
-        <w:t>.</w:t>
-      </w:r>
-    </w:p>
-    <w:p>
-      <w:r>
-        <w:t xml:space="preserve">             CloudFormation Template</w:t>
-      </w:r>
-    </w:p>
-    <w:p>
-      <w:r>
-        <w:t xml:space="preserve">                     │</w:t>
-      </w:r>
-    </w:p>
-    <w:p>
-      <w:r>
-        <w:t xml:space="preserve">        ┌────────────</w:t>
-      </w:r>
-      <w:r>
-        <w:rPr>
-          <w:rFonts w:ascii="MS Gothic" w:eastAsia="MS Gothic" w:hAnsi="MS Gothic" w:cs="MS Gothic" w:hint="eastAsia"/>
-        </w:rPr>
-        <w:t>┼</w:t>
-      </w:r>
-      <w:r>
-        <w:rPr>
-          <w:rFonts w:ascii="Aptos" w:hAnsi="Aptos" w:cs="Aptos"/>
-        </w:rPr>
-        <w:t>────────────┐</w:t>
-      </w:r>
-    </w:p>
-    <w:p>
-      <w:r>
-        <w:t xml:space="preserve">        ↓            ↓            ↓</w:t>
-      </w:r>
-    </w:p>
-    <w:p>
-      <w:r>
-        <w:t xml:space="preserve">     Mumbai       Singapore      London</w:t>
-      </w:r>
-    </w:p>
-    <w:p>
-      <w:r>
-        <w:t xml:space="preserve">       Stack        </w:t>
-      </w:r>
-      <w:proofErr w:type="spellStart"/>
-      <w:r>
-        <w:t>Stack</w:t>
-      </w:r>
-      <w:proofErr w:type="spellEnd"/>
-      <w:r>
-        <w:t xml:space="preserve">         </w:t>
-      </w:r>
-      <w:proofErr w:type="spellStart"/>
-      <w:r>
-        <w:t>Stack</w:t>
-      </w:r>
-      <w:proofErr w:type="spellEnd"/>
-    </w:p>
-    <w:p>
-      <w:r>
-        <w:t>Each deployment creates the infrastructure according to the same definition.</w:t>
-      </w:r>
-    </w:p>
-    <w:p>
-      <w:r>
-        <w:t xml:space="preserve">This gives you </w:t>
-      </w:r>
-      <w:r>
-        <w:rPr>
-          <w:b/>
-          <w:bCs/>
-        </w:rPr>
-        <w:t>consistency and repeatability</w:t>
-      </w:r>
-      <w:r>
-        <w:t>.</w:t>
-      </w:r>
-    </w:p>
-    <w:p>
-      <w:r>
-        <w:pict w14:anchorId="794F73B6">
-          <v:rect id="_x0000_i1103" style="width:0;height:1.5pt" o:hralign="center" o:hrstd="t" o:hr="t" fillcolor="#a0a0a0" stroked="f"/>
-        </w:pict>
-      </w:r>
-    </w:p>
-    <w:p>
-      <w:pPr>
-        <w:rPr>
-          <w:b/>
-          <w:bCs/>
-        </w:rPr>
-      </w:pPr>
-      <w:r>
-        <w:rPr>
-          <w:b/>
-          <w:bCs/>
-        </w:rPr>
-        <w:t>What is a CloudFormation Stack?</w:t>
-      </w:r>
-    </w:p>
-    <w:p>
-      <w:r>
         <w:t>This is another important term.</w:t>
       </w:r>
     </w:p>
@@ -11189,119 +12130,119 @@
     </w:p>
     <w:p>
       <w:r>
+        <w:t xml:space="preserve"> └── Testing</w:t>
+      </w:r>
+    </w:p>
+    <w:p>
+      <w:r>
+        <w:pict w14:anchorId="7816F484">
+          <v:rect id="_x0000_i1046" style="width:0;height:1.5pt" o:hralign="center" o:hrstd="t" o:hr="t" fillcolor="#a0a0a0" stroked="f"/>
+        </w:pict>
+      </w:r>
+    </w:p>
+    <w:p>
+      <w:pPr>
+        <w:rPr>
+          <w:b/>
+          <w:bCs/>
+        </w:rPr>
+      </w:pPr>
+      <w:r>
+        <w:rPr>
+          <w:b/>
+          <w:bCs/>
+        </w:rPr>
+        <w:t>Why do we use CloudFormation?</w:t>
+      </w:r>
+    </w:p>
+    <w:p>
+      <w:pPr>
+        <w:rPr>
+          <w:b/>
+          <w:bCs/>
+        </w:rPr>
+      </w:pPr>
+      <w:r>
+        <w:rPr>
+          <w:b/>
+          <w:bCs/>
+        </w:rPr>
+        <w:t>1. Automation</w:t>
+      </w:r>
+    </w:p>
+    <w:p>
+      <w:r>
+        <w:t>You don't need to manually create resources.</w:t>
+      </w:r>
+    </w:p>
+    <w:p>
+      <w:pPr>
+        <w:rPr>
+          <w:b/>
+          <w:bCs/>
+        </w:rPr>
+      </w:pPr>
+      <w:r>
+        <w:rPr>
+          <w:b/>
+          <w:bCs/>
+        </w:rPr>
+        <w:t>2. Repeatability</w:t>
+      </w:r>
+    </w:p>
+    <w:p>
+      <w:r>
+        <w:t>You can create the same infrastructure multiple times.</w:t>
+      </w:r>
+    </w:p>
+    <w:p>
+      <w:pPr>
+        <w:rPr>
+          <w:b/>
+          <w:bCs/>
+        </w:rPr>
+      </w:pPr>
+      <w:r>
+        <w:rPr>
+          <w:b/>
+          <w:bCs/>
+        </w:rPr>
+        <w:t>3. Consistency</w:t>
+      </w:r>
+    </w:p>
+    <w:p>
+      <w:r>
+        <w:t>Dev, Test and Production can follow the same architecture.</w:t>
+      </w:r>
+    </w:p>
+    <w:p>
+      <w:pPr>
+        <w:rPr>
+          <w:b/>
+          <w:bCs/>
+        </w:rPr>
+      </w:pPr>
+      <w:r>
+        <w:rPr>
+          <w:b/>
+          <w:bCs/>
+        </w:rPr>
+        <w:t>4. Infrastructure as Code</w:t>
+      </w:r>
+    </w:p>
+    <w:p>
+      <w:r>
+        <w:t>Your infrastructure definition can be stored in Git:</w:t>
+      </w:r>
+    </w:p>
+    <w:p>
+      <w:r>
+        <w:t>Git</w:t>
+      </w:r>
+    </w:p>
+    <w:p>
+      <w:r>
         <w:lastRenderedPageBreak/>
-        <w:t xml:space="preserve"> └── Testing</w:t>
-      </w:r>
-    </w:p>
-    <w:p>
-      <w:r>
-        <w:pict w14:anchorId="7816F484">
-          <v:rect id="_x0000_i1104" style="width:0;height:1.5pt" o:hralign="center" o:hrstd="t" o:hr="t" fillcolor="#a0a0a0" stroked="f"/>
-        </w:pict>
-      </w:r>
-    </w:p>
-    <w:p>
-      <w:pPr>
-        <w:rPr>
-          <w:b/>
-          <w:bCs/>
-        </w:rPr>
-      </w:pPr>
-      <w:r>
-        <w:rPr>
-          <w:b/>
-          <w:bCs/>
-        </w:rPr>
-        <w:t>Why do we use CloudFormation?</w:t>
-      </w:r>
-    </w:p>
-    <w:p>
-      <w:pPr>
-        <w:rPr>
-          <w:b/>
-          <w:bCs/>
-        </w:rPr>
-      </w:pPr>
-      <w:r>
-        <w:rPr>
-          <w:b/>
-          <w:bCs/>
-        </w:rPr>
-        <w:t>1. Automation</w:t>
-      </w:r>
-    </w:p>
-    <w:p>
-      <w:r>
-        <w:t>You don't need to manually create resources.</w:t>
-      </w:r>
-    </w:p>
-    <w:p>
-      <w:pPr>
-        <w:rPr>
-          <w:b/>
-          <w:bCs/>
-        </w:rPr>
-      </w:pPr>
-      <w:r>
-        <w:rPr>
-          <w:b/>
-          <w:bCs/>
-        </w:rPr>
-        <w:t>2. Repeatability</w:t>
-      </w:r>
-    </w:p>
-    <w:p>
-      <w:r>
-        <w:t>You can create the same infrastructure multiple times.</w:t>
-      </w:r>
-    </w:p>
-    <w:p>
-      <w:pPr>
-        <w:rPr>
-          <w:b/>
-          <w:bCs/>
-        </w:rPr>
-      </w:pPr>
-      <w:r>
-        <w:rPr>
-          <w:b/>
-          <w:bCs/>
-        </w:rPr>
-        <w:t>3. Consistency</w:t>
-      </w:r>
-    </w:p>
-    <w:p>
-      <w:r>
-        <w:t>Dev, Test and Production can follow the same architecture.</w:t>
-      </w:r>
-    </w:p>
-    <w:p>
-      <w:pPr>
-        <w:rPr>
-          <w:b/>
-          <w:bCs/>
-        </w:rPr>
-      </w:pPr>
-      <w:r>
-        <w:rPr>
-          <w:b/>
-          <w:bCs/>
-        </w:rPr>
-        <w:t>4. Infrastructure as Code</w:t>
-      </w:r>
-    </w:p>
-    <w:p>
-      <w:r>
-        <w:t>Your infrastructure definition can be stored in Git:</w:t>
-      </w:r>
-    </w:p>
-    <w:p>
-      <w:r>
-        <w:t>Git</w:t>
-      </w:r>
-    </w:p>
-    <w:p>
-      <w:r>
         <w:t xml:space="preserve"> ↓</w:t>
       </w:r>
     </w:p>
@@ -11363,7 +12304,7 @@
     <w:p>
       <w:r>
         <w:pict w14:anchorId="23AF5F45">
-          <v:rect id="_x0000_i1105" style="width:0;height:1.5pt" o:hralign="center" o:hrstd="t" o:hr="t" fillcolor="#a0a0a0" stroked="f"/>
+          <v:rect id="_x0000_i1047" style="width:0;height:1.5pt" o:hralign="center" o:hrstd="t" o:hr="t" fillcolor="#a0a0a0" stroked="f"/>
         </w:pict>
       </w:r>
     </w:p>
@@ -11537,7 +12478,6 @@
           </w:tcPr>
           <w:p>
             <w:r>
-              <w:lastRenderedPageBreak/>
               <w:t>Used to launch EC2</w:t>
             </w:r>
           </w:p>
@@ -11688,6 +12628,7 @@
           <w:b/>
           <w:bCs/>
         </w:rPr>
+        <w:lastRenderedPageBreak/>
         <w:t>CloudFormation Stack → Actual collection of AWS resources created from the template</w:t>
       </w:r>
     </w:p>
@@ -14142,6 +15083,7 @@
   <w:style w:type="character" w:default="1" w:styleId="DefaultParagraphFont">
     <w:name w:val="Default Paragraph Font"/>
     <w:uiPriority w:val="1"/>
+    <w:semiHidden/>
     <w:unhideWhenUsed/>
   </w:style>
   <w:style w:type="table" w:default="1" w:styleId="TableNormal">

--- a/Module06_CloudOperations-CloudOpsAdministratorAssociate/AWSCloudOpsAdministratorAssociate_MyDocs.docx
+++ b/Module06_CloudOperations-CloudOpsAdministratorAssociate/AWSCloudOpsAdministratorAssociate_MyDocs.docx
@@ -1044,15 +1044,7 @@
       </w:pPr>
       <w:bookmarkStart w:id="0" w:name="_Toc241915575"/>
       <w:r>
-        <w:t xml:space="preserve">AWS Certified </w:t>
-      </w:r>
-      <w:proofErr w:type="spellStart"/>
-      <w:r>
-        <w:t>SysOps</w:t>
-      </w:r>
-      <w:proofErr w:type="spellEnd"/>
-      <w:r>
-        <w:t xml:space="preserve"> Administrator – Associate</w:t>
+        <w:t>AWS Certified SysOps Administrator – Associate</w:t>
       </w:r>
       <w:bookmarkEnd w:id="0"/>
     </w:p>
@@ -1065,23 +1057,7 @@
           <w:b/>
           <w:bCs/>
         </w:rPr>
-        <w:t xml:space="preserve">AWS Certified </w:t>
-      </w:r>
-      <w:proofErr w:type="spellStart"/>
-      <w:r>
-        <w:rPr>
-          <w:b/>
-          <w:bCs/>
-        </w:rPr>
-        <w:t>CloudOps</w:t>
-      </w:r>
-      <w:proofErr w:type="spellEnd"/>
-      <w:r>
-        <w:rPr>
-          <w:b/>
-          <w:bCs/>
-        </w:rPr>
-        <w:t xml:space="preserve"> Engineer – Associate</w:t>
+        <w:t>AWS Certified CloudOps Engineer – Associate</w:t>
       </w:r>
       <w:r>
         <w:t xml:space="preserve"> (formerly </w:t>
@@ -1091,23 +1067,7 @@
           <w:b/>
           <w:bCs/>
         </w:rPr>
-        <w:t xml:space="preserve">AWS Certified </w:t>
-      </w:r>
-      <w:proofErr w:type="spellStart"/>
-      <w:r>
-        <w:rPr>
-          <w:b/>
-          <w:bCs/>
-        </w:rPr>
-        <w:t>SysOps</w:t>
-      </w:r>
-      <w:proofErr w:type="spellEnd"/>
-      <w:r>
-        <w:rPr>
-          <w:b/>
-          <w:bCs/>
-        </w:rPr>
-        <w:t xml:space="preserve"> Administrator – Associate</w:t>
+        <w:t>AWS Certified SysOps Administrator – Associate</w:t>
       </w:r>
       <w:r>
         <w:t>), I can help you prepare for it.</w:t>
@@ -1125,46 +1085,22 @@
         <w:t>beginner level with practical AWS use cases</w:t>
       </w:r>
       <w:r>
-        <w:t xml:space="preserve">, </w:t>
-      </w:r>
-      <w:proofErr w:type="gramStart"/>
-      <w:r>
-        <w:t>similar to</w:t>
-      </w:r>
-      <w:proofErr w:type="gramEnd"/>
-      <w:r>
-        <w:t xml:space="preserve"> how we approached AZ-104.</w:t>
-      </w:r>
-    </w:p>
-    <w:p>
-      <w:pPr>
-        <w:rPr>
-          <w:b/>
-          <w:bCs/>
-        </w:rPr>
-      </w:pPr>
-      <w:r>
-        <w:rPr>
-          <w:b/>
-          <w:bCs/>
-        </w:rPr>
-        <w:t xml:space="preserve">AWS </w:t>
-      </w:r>
-      <w:proofErr w:type="spellStart"/>
-      <w:r>
-        <w:rPr>
-          <w:b/>
-          <w:bCs/>
-        </w:rPr>
-        <w:t>CloudOps</w:t>
-      </w:r>
-      <w:proofErr w:type="spellEnd"/>
-      <w:r>
-        <w:rPr>
-          <w:b/>
-          <w:bCs/>
-        </w:rPr>
-        <w:t xml:space="preserve"> Engineer – Associate</w:t>
+        <w:t>, similar to how we approached AZ-104.</w:t>
+      </w:r>
+    </w:p>
+    <w:p>
+      <w:pPr>
+        <w:rPr>
+          <w:b/>
+          <w:bCs/>
+        </w:rPr>
+      </w:pPr>
+      <w:r>
+        <w:rPr>
+          <w:b/>
+          <w:bCs/>
+        </w:rPr>
+        <w:t>AWS CloudOps Engineer – Associate</w:t>
       </w:r>
     </w:p>
     <w:p>
@@ -1228,11 +1164,9 @@
           <w:numId w:val="1"/>
         </w:numPr>
       </w:pPr>
-      <w:proofErr w:type="spellStart"/>
       <w:r>
         <w:t>EventBridge</w:t>
       </w:r>
-      <w:proofErr w:type="spellEnd"/>
     </w:p>
     <w:p>
       <w:pPr>
@@ -1833,15 +1767,7 @@
     </w:p>
     <w:p>
       <w:r>
-        <w:t xml:space="preserve">As a </w:t>
-      </w:r>
-      <w:proofErr w:type="spellStart"/>
-      <w:r>
-        <w:t>CloudOps</w:t>
-      </w:r>
-      <w:proofErr w:type="spellEnd"/>
-      <w:r>
-        <w:t xml:space="preserve"> administrator, you would be responsible for things such as:</w:t>
+        <w:t>As a CloudOps administrator, you would be responsible for things such as:</w:t>
       </w:r>
     </w:p>
     <w:p>
@@ -1945,7 +1871,6 @@
       <w:r>
         <w:t xml:space="preserve">Application needs high availability → </w:t>
       </w:r>
-      <w:proofErr w:type="gramStart"/>
       <w:r>
         <w:rPr>
           <w:b/>
@@ -1953,7 +1878,6 @@
         </w:rPr>
         <w:t>Multi-AZ</w:t>
       </w:r>
-      <w:proofErr w:type="gramEnd"/>
     </w:p>
     <w:p>
       <w:pPr>
@@ -2010,13 +1934,8 @@
       </w:r>
     </w:p>
     <w:p>
-      <w:proofErr w:type="gramStart"/>
-      <w:r>
-        <w:t>So</w:t>
-      </w:r>
-      <w:proofErr w:type="gramEnd"/>
-      <w:r>
-        <w:t xml:space="preserve"> the certification is heavily focused on </w:t>
+      <w:r>
+        <w:t xml:space="preserve">So the certification is heavily focused on </w:t>
       </w:r>
       <w:r>
         <w:rPr>
@@ -2031,15 +1950,7 @@
     </w:p>
     <w:p>
       <w:r>
-        <w:t xml:space="preserve">If you ask me a </w:t>
-      </w:r>
-      <w:proofErr w:type="spellStart"/>
-      <w:r>
-        <w:t>CloudOps</w:t>
-      </w:r>
-      <w:proofErr w:type="spellEnd"/>
-      <w:r>
-        <w:t xml:space="preserve"> topic/doubt, I'll explain it in this format:</w:t>
+        <w:t>If you ask me a CloudOps topic/doubt, I'll explain it in this format:</w:t>
       </w:r>
     </w:p>
     <w:p>
@@ -2375,54 +2286,15 @@
       </w:r>
     </w:p>
     <w:p>
-      <w:proofErr w:type="gramStart"/>
-      <w:r>
-        <w:t xml:space="preserve">│  EC2  </w:t>
-      </w:r>
-      <w:proofErr w:type="spellStart"/>
-      <w:r>
-        <w:t>EC2</w:t>
-      </w:r>
-      <w:proofErr w:type="spellEnd"/>
-      <w:r>
-        <w:t xml:space="preserve">  </w:t>
-      </w:r>
-      <w:proofErr w:type="spellStart"/>
-      <w:r>
-        <w:t>EC2</w:t>
-      </w:r>
-      <w:proofErr w:type="spellEnd"/>
-      <w:r>
-        <w:t xml:space="preserve">  </w:t>
-      </w:r>
-      <w:proofErr w:type="spellStart"/>
-      <w:r>
-        <w:t>EC</w:t>
-      </w:r>
-      <w:proofErr w:type="gramEnd"/>
-      <w:r>
-        <w:t>2</w:t>
-      </w:r>
-      <w:proofErr w:type="spellEnd"/>
-      <w:r>
-        <w:t xml:space="preserve">       │</w:t>
-      </w:r>
-    </w:p>
-    <w:p>
-      <w:proofErr w:type="gramStart"/>
+      <w:r>
+        <w:t>│  EC2  EC2  EC2  EC2       │</w:t>
+      </w:r>
+    </w:p>
+    <w:p>
       <w:r>
         <w:lastRenderedPageBreak/>
-        <w:t>│  ←</w:t>
-      </w:r>
-      <w:proofErr w:type="gramEnd"/>
-      <w:r>
-        <w:t xml:space="preserve"> very close together </w:t>
-      </w:r>
-      <w:proofErr w:type="gramStart"/>
-      <w:r>
-        <w:t>→  │</w:t>
-      </w:r>
-      <w:proofErr w:type="gramEnd"/>
+        <w:t>│  ← very close together →  │</w:t>
+      </w:r>
     </w:p>
     <w:p>
       <w:r>
@@ -2671,45 +2543,8 @@
     <w:p/>
     <w:p>
       <w:r>
-        <w:t xml:space="preserve">EC2 </w:t>
-      </w:r>
-      <w:proofErr w:type="spellStart"/>
-      <w:r>
-        <w:t>EC2</w:t>
-      </w:r>
-      <w:proofErr w:type="spellEnd"/>
-      <w:r>
-        <w:t xml:space="preserve">            </w:t>
-      </w:r>
-      <w:proofErr w:type="spellStart"/>
-      <w:r>
-        <w:t>EC2</w:t>
-      </w:r>
-      <w:proofErr w:type="spellEnd"/>
-      <w:r>
-        <w:t xml:space="preserve"> </w:t>
-      </w:r>
-      <w:proofErr w:type="spellStart"/>
-      <w:r>
-        <w:t>EC2</w:t>
-      </w:r>
-      <w:proofErr w:type="spellEnd"/>
-      <w:r>
-        <w:t xml:space="preserve">            </w:t>
-      </w:r>
-      <w:proofErr w:type="spellStart"/>
-      <w:r>
-        <w:t>EC2</w:t>
-      </w:r>
-      <w:proofErr w:type="spellEnd"/>
-      <w:r>
-        <w:t xml:space="preserve"> </w:t>
-      </w:r>
-      <w:proofErr w:type="spellStart"/>
-      <w:r>
-        <w:t>EC2</w:t>
-      </w:r>
-      <w:proofErr w:type="spellEnd"/>
+        <w:t>EC2 EC2            EC2 EC2            EC2 EC2</w:t>
+      </w:r>
     </w:p>
     <w:p>
       <w:r>
@@ -2718,21 +2553,8 @@
     </w:p>
     <w:p>
       <w:r>
-        <w:t xml:space="preserve">Hardware            </w:t>
-      </w:r>
-      <w:proofErr w:type="spellStart"/>
-      <w:r>
-        <w:t>Hardware</w:t>
-      </w:r>
-      <w:proofErr w:type="spellEnd"/>
-      <w:r>
-        <w:t xml:space="preserve">            </w:t>
-      </w:r>
-      <w:proofErr w:type="spellStart"/>
-      <w:r>
-        <w:t>Hardware</w:t>
-      </w:r>
-      <w:proofErr w:type="spellEnd"/>
+        <w:t>Hardware            Hardware            Hardware</w:t>
+      </w:r>
     </w:p>
     <w:p>
       <w:r>
@@ -2990,23 +2812,7 @@
           <w:b/>
           <w:bCs/>
         </w:rPr>
-        <w:t xml:space="preserve">AWS </w:t>
-      </w:r>
-      <w:proofErr w:type="spellStart"/>
-      <w:r>
-        <w:rPr>
-          <w:b/>
-          <w:bCs/>
-        </w:rPr>
-        <w:t>CloudOps</w:t>
-      </w:r>
-      <w:proofErr w:type="spellEnd"/>
-      <w:r>
-        <w:rPr>
-          <w:b/>
-          <w:bCs/>
-        </w:rPr>
-        <w:t xml:space="preserve"> Engineer – Associate</w:t>
+        <w:t>AWS CloudOps Engineer – Associate</w:t>
       </w:r>
       <w:r>
         <w:t>, remember the three keywords:</w:t>
@@ -3166,33 +2972,13 @@
     </w:p>
     <w:p>
       <w:r>
-        <w:t xml:space="preserve">Payment </w:t>
-      </w:r>
-      <w:proofErr w:type="gramStart"/>
-      <w:r>
-        <w:t>Inventory  Email</w:t>
-      </w:r>
-      <w:proofErr w:type="gramEnd"/>
-    </w:p>
-    <w:p>
-      <w:proofErr w:type="gramStart"/>
-      <w:r>
-        <w:t xml:space="preserve">Service  </w:t>
-      </w:r>
-      <w:proofErr w:type="spellStart"/>
-      <w:r>
-        <w:t>Service</w:t>
-      </w:r>
-      <w:proofErr w:type="spellEnd"/>
-      <w:proofErr w:type="gramEnd"/>
-      <w:r>
-        <w:t xml:space="preserve">   </w:t>
-      </w:r>
-      <w:proofErr w:type="spellStart"/>
-      <w:r>
-        <w:t>Service</w:t>
-      </w:r>
-      <w:proofErr w:type="spellEnd"/>
+        <w:t>Payment Inventory  Email</w:t>
+      </w:r>
+    </w:p>
+    <w:p>
+      <w:r>
+        <w:t>Service  Service   Service</w:t>
+      </w:r>
     </w:p>
     <w:p>
       <w:r>
@@ -3528,23 +3314,13 @@
     </w:p>
     <w:p>
       <w:r>
-        <w:t xml:space="preserve">Partition 1      Replica         </w:t>
-      </w:r>
-      <w:proofErr w:type="spellStart"/>
-      <w:r>
-        <w:t>Replica</w:t>
-      </w:r>
-      <w:proofErr w:type="spellEnd"/>
-    </w:p>
-    <w:p>
-      <w:r>
-        <w:t xml:space="preserve">Partition 2      Replica         </w:t>
-      </w:r>
-      <w:proofErr w:type="spellStart"/>
-      <w:r>
-        <w:t>Replica</w:t>
-      </w:r>
-      <w:proofErr w:type="spellEnd"/>
+        <w:t>Partition 1      Replica         Replica</w:t>
+      </w:r>
+    </w:p>
+    <w:p>
+      <w:r>
+        <w:t>Partition 2      Replica         Replica</w:t>
+      </w:r>
     </w:p>
     <w:p>
       <w:r>
@@ -3657,21 +3433,8 @@
     </w:p>
     <w:p>
       <w:r>
-        <w:t xml:space="preserve">     Service      </w:t>
-      </w:r>
-      <w:proofErr w:type="spellStart"/>
-      <w:r>
-        <w:t>Service</w:t>
-      </w:r>
-      <w:proofErr w:type="spellEnd"/>
-      <w:r>
-        <w:t xml:space="preserve">      </w:t>
-      </w:r>
-      <w:proofErr w:type="spellStart"/>
-      <w:r>
-        <w:t>Service</w:t>
-      </w:r>
-      <w:proofErr w:type="spellEnd"/>
+        <w:t xml:space="preserve">     Service      Service      Service</w:t>
+      </w:r>
     </w:p>
     <w:p>
       <w:pPr>
@@ -3858,15 +3621,7 @@
     </w:p>
     <w:p>
       <w:r>
-        <w:t xml:space="preserve">The Order application </w:t>
-      </w:r>
-      <w:proofErr w:type="gramStart"/>
-      <w:r>
-        <w:t>has to</w:t>
-      </w:r>
-      <w:proofErr w:type="gramEnd"/>
-      <w:r>
-        <w:t xml:space="preserve"> communicate directly with everything.</w:t>
+        <w:t>The Order application has to communicate directly with everything.</w:t>
       </w:r>
     </w:p>
     <w:p>
@@ -3951,13 +3706,8 @@
       </w:r>
     </w:p>
     <w:p>
-      <w:proofErr w:type="gramStart"/>
-      <w:r>
-        <w:t>So</w:t>
-      </w:r>
-      <w:proofErr w:type="gramEnd"/>
-      <w:r>
-        <w:t xml:space="preserve"> a consumer can potentially </w:t>
+      <w:r>
+        <w:t xml:space="preserve">So a consumer can potentially </w:t>
       </w:r>
       <w:r>
         <w:rPr>
@@ -4001,21 +3751,12 @@
       <w:r>
         <w:t xml:space="preserve">This is an important </w:t>
       </w:r>
-      <w:proofErr w:type="spellStart"/>
-      <w:r>
-        <w:rPr>
-          <w:b/>
-          <w:bCs/>
-        </w:rPr>
-        <w:t>CloudOps</w:t>
-      </w:r>
-      <w:proofErr w:type="spellEnd"/>
-      <w:r>
-        <w:rPr>
-          <w:b/>
-          <w:bCs/>
-        </w:rPr>
-        <w:t xml:space="preserve"> exam concept</w:t>
+      <w:r>
+        <w:rPr>
+          <w:b/>
+          <w:bCs/>
+        </w:rPr>
+        <w:t>CloudOps exam concept</w:t>
       </w:r>
       <w:r>
         <w:t>.</w:t>
@@ -4093,37 +3834,8 @@
     </w:p>
     <w:p>
       <w:r>
-        <w:t>EC</w:t>
-      </w:r>
-      <w:proofErr w:type="gramStart"/>
-      <w:r>
-        <w:t xml:space="preserve">2  </w:t>
-      </w:r>
-      <w:proofErr w:type="spellStart"/>
-      <w:r>
-        <w:t>EC2</w:t>
-      </w:r>
-      <w:proofErr w:type="spellEnd"/>
-      <w:r>
-        <w:t xml:space="preserve">  </w:t>
-      </w:r>
-      <w:proofErr w:type="spellStart"/>
-      <w:r>
-        <w:t>EC2</w:t>
-      </w:r>
-      <w:proofErr w:type="spellEnd"/>
-      <w:r>
-        <w:t xml:space="preserve">  </w:t>
-      </w:r>
-      <w:proofErr w:type="spellStart"/>
-      <w:r>
-        <w:t>EC</w:t>
-      </w:r>
-      <w:proofErr w:type="gramEnd"/>
-      <w:r>
-        <w:t>2</w:t>
-      </w:r>
-      <w:proofErr w:type="spellEnd"/>
+        <w:t>EC2  EC2  EC2  EC2</w:t>
+      </w:r>
     </w:p>
     <w:p>
       <w:r>
@@ -4161,45 +3873,8 @@
     </w:p>
     <w:p>
       <w:r>
-        <w:t xml:space="preserve">  EC2 </w:t>
-      </w:r>
-      <w:proofErr w:type="spellStart"/>
-      <w:r>
-        <w:t>EC2</w:t>
-      </w:r>
-      <w:proofErr w:type="spellEnd"/>
-      <w:r>
-        <w:t xml:space="preserve">        </w:t>
-      </w:r>
-      <w:proofErr w:type="spellStart"/>
-      <w:r>
-        <w:t>EC2</w:t>
-      </w:r>
-      <w:proofErr w:type="spellEnd"/>
-      <w:r>
-        <w:t xml:space="preserve"> </w:t>
-      </w:r>
-      <w:proofErr w:type="spellStart"/>
-      <w:r>
-        <w:t>EC2</w:t>
-      </w:r>
-      <w:proofErr w:type="spellEnd"/>
-      <w:r>
-        <w:t xml:space="preserve">        </w:t>
-      </w:r>
-      <w:proofErr w:type="spellStart"/>
-      <w:r>
-        <w:t>EC2</w:t>
-      </w:r>
-      <w:proofErr w:type="spellEnd"/>
-      <w:r>
-        <w:t xml:space="preserve"> </w:t>
-      </w:r>
-      <w:proofErr w:type="spellStart"/>
-      <w:r>
-        <w:t>EC2</w:t>
-      </w:r>
-      <w:proofErr w:type="spellEnd"/>
+        <w:t xml:space="preserve">  EC2 EC2        EC2 EC2        EC2 EC2</w:t>
+      </w:r>
     </w:p>
     <w:p>
       <w:r>
@@ -4209,39 +3884,13 @@
     <w:p>
       <w:r>
         <w:lastRenderedPageBreak/>
-        <w:t xml:space="preserve"> Separate        </w:t>
-      </w:r>
-      <w:proofErr w:type="spellStart"/>
-      <w:r>
-        <w:t>Separate</w:t>
-      </w:r>
-      <w:proofErr w:type="spellEnd"/>
-      <w:r>
-        <w:t xml:space="preserve">        </w:t>
-      </w:r>
-      <w:proofErr w:type="spellStart"/>
-      <w:r>
-        <w:t>Separate</w:t>
-      </w:r>
-      <w:proofErr w:type="spellEnd"/>
-    </w:p>
-    <w:p>
-      <w:r>
-        <w:t xml:space="preserve"> hardware        </w:t>
-      </w:r>
-      <w:proofErr w:type="spellStart"/>
-      <w:r>
-        <w:t>hardware</w:t>
-      </w:r>
-      <w:proofErr w:type="spellEnd"/>
-      <w:r>
-        <w:t xml:space="preserve">        </w:t>
-      </w:r>
-      <w:proofErr w:type="spellStart"/>
-      <w:r>
-        <w:t>hardware</w:t>
-      </w:r>
-      <w:proofErr w:type="spellEnd"/>
+        <w:t xml:space="preserve"> Separate        Separate        Separate</w:t>
+      </w:r>
+    </w:p>
+    <w:p>
+      <w:r>
+        <w:t xml:space="preserve"> hardware        hardware        hardware</w:t>
+      </w:r>
     </w:p>
     <w:p>
       <w:r>
@@ -4367,17 +4016,8 @@
           <w:b/>
           <w:bCs/>
         </w:rPr>
-        <w:t xml:space="preserve">default placement </w:t>
-      </w:r>
-      <w:proofErr w:type="spellStart"/>
-      <w:r>
-        <w:rPr>
-          <w:b/>
-          <w:bCs/>
-        </w:rPr>
-        <w:t>behavior</w:t>
-      </w:r>
-      <w:proofErr w:type="spellEnd"/>
+        <w:t>default placement behavior</w:t>
+      </w:r>
       <w:r>
         <w:t xml:space="preserve"> and decides where to place the EC2 instance on the underlying infrastructure.</w:t>
       </w:r>
@@ -4720,23 +4360,7 @@
           <w:b/>
           <w:bCs/>
         </w:rPr>
-        <w:t xml:space="preserve">Important for </w:t>
-      </w:r>
-      <w:proofErr w:type="spellStart"/>
-      <w:r>
-        <w:rPr>
-          <w:b/>
-          <w:bCs/>
-        </w:rPr>
-        <w:t>CloudOps</w:t>
-      </w:r>
-      <w:proofErr w:type="spellEnd"/>
-      <w:r>
-        <w:rPr>
-          <w:b/>
-          <w:bCs/>
-        </w:rPr>
-        <w:t xml:space="preserve"> exam</w:t>
+        <w:t>Important for CloudOps exam</w:t>
       </w:r>
     </w:p>
     <w:p>
@@ -5209,13 +4833,8 @@
       </w:r>
     </w:p>
     <w:p>
-      <w:proofErr w:type="gramStart"/>
-      <w:r>
-        <w:t>So</w:t>
-      </w:r>
-      <w:proofErr w:type="gramEnd"/>
-      <w:r>
-        <w:t xml:space="preserve"> if your priority is </w:t>
+      <w:r>
+        <w:t xml:space="preserve">So if your priority is </w:t>
       </w:r>
       <w:r>
         <w:rPr>
@@ -5263,21 +4882,12 @@
         <w:lastRenderedPageBreak/>
         <w:t xml:space="preserve">For a production Oracle database, I'd also consider </w:t>
       </w:r>
-      <w:proofErr w:type="gramStart"/>
-      <w:r>
-        <w:rPr>
-          <w:b/>
-          <w:bCs/>
-        </w:rPr>
-        <w:t>Multi-AZ</w:t>
-      </w:r>
-      <w:proofErr w:type="gramEnd"/>
-      <w:r>
-        <w:rPr>
-          <w:b/>
-          <w:bCs/>
-        </w:rPr>
-        <w:t xml:space="preserve"> architecture and Oracle-supported AWS configurations</w:t>
+      <w:r>
+        <w:rPr>
+          <w:b/>
+          <w:bCs/>
+        </w:rPr>
+        <w:t>Multi-AZ architecture and Oracle-supported AWS configurations</w:t>
       </w:r>
       <w:r>
         <w:t>, rather than treating the placement group as the main HA mechanism.</w:t>
@@ -5356,13 +4966,8 @@
       </w:r>
     </w:p>
     <w:p>
-      <w:proofErr w:type="gramStart"/>
-      <w:r>
-        <w:t>52.x.x.x  ←</w:t>
-      </w:r>
-      <w:proofErr w:type="gramEnd"/>
-      <w:r>
-        <w:t xml:space="preserve"> Elastic IP</w:t>
+      <w:r>
+        <w:t>52.x.x.x  ← Elastic IP</w:t>
       </w:r>
     </w:p>
     <w:p>
@@ -5957,23 +5562,7 @@
           <w:b/>
           <w:bCs/>
         </w:rPr>
-        <w:t xml:space="preserve">Easy </w:t>
-      </w:r>
-      <w:proofErr w:type="spellStart"/>
-      <w:r>
-        <w:rPr>
-          <w:b/>
-          <w:bCs/>
-        </w:rPr>
-        <w:t>CloudOps</w:t>
-      </w:r>
-      <w:proofErr w:type="spellEnd"/>
-      <w:r>
-        <w:rPr>
-          <w:b/>
-          <w:bCs/>
-        </w:rPr>
-        <w:t xml:space="preserve"> exam rule</w:t>
+        <w:t>Easy CloudOps exam rule</w:t>
       </w:r>
     </w:p>
     <w:p>
@@ -6115,13 +5704,28 @@
         <w:t>──</w:t>
       </w:r>
       <w:r>
+        <w:t xml:space="preserve"> CPUUtilization</w:t>
+      </w:r>
+    </w:p>
+    <w:p>
+      <w:r>
         <w:t xml:space="preserve"> </w:t>
       </w:r>
-      <w:proofErr w:type="spellStart"/>
-      <w:r>
-        <w:t>CPUUtilization</w:t>
-      </w:r>
-      <w:proofErr w:type="spellEnd"/>
+      <w:r>
+        <w:rPr>
+          <w:rFonts w:ascii="MS Gothic" w:eastAsia="MS Gothic" w:hAnsi="MS Gothic" w:cs="MS Gothic" w:hint="eastAsia"/>
+        </w:rPr>
+        <w:t>├</w:t>
+      </w:r>
+      <w:r>
+        <w:rPr>
+          <w:rFonts w:ascii="Aptos" w:hAnsi="Aptos" w:cs="Aptos"/>
+        </w:rPr>
+        <w:t>──</w:t>
+      </w:r>
+      <w:r>
+        <w:t xml:space="preserve"> NetworkIn</w:t>
+      </w:r>
     </w:p>
     <w:p>
       <w:r>
@@ -6140,18 +5744,13 @@
         <w:t>──</w:t>
       </w:r>
       <w:r>
+        <w:t xml:space="preserve"> NetworkOut</w:t>
+      </w:r>
+    </w:p>
+    <w:p>
+      <w:r>
         <w:t xml:space="preserve"> </w:t>
       </w:r>
-      <w:proofErr w:type="spellStart"/>
-      <w:r>
-        <w:t>NetworkIn</w:t>
-      </w:r>
-      <w:proofErr w:type="spellEnd"/>
-    </w:p>
-    <w:p>
-      <w:r>
-        <w:t xml:space="preserve"> </w:t>
-      </w:r>
       <w:r>
         <w:rPr>
           <w:rFonts w:ascii="MS Gothic" w:eastAsia="MS Gothic" w:hAnsi="MS Gothic" w:cs="MS Gothic" w:hint="eastAsia"/>
@@ -6165,48 +5764,13 @@
         <w:t>──</w:t>
       </w:r>
       <w:r>
-        <w:t xml:space="preserve"> </w:t>
-      </w:r>
-      <w:proofErr w:type="spellStart"/>
-      <w:r>
-        <w:t>NetworkOut</w:t>
-      </w:r>
-      <w:proofErr w:type="spellEnd"/>
-    </w:p>
-    <w:p>
-      <w:r>
-        <w:t xml:space="preserve"> </w:t>
-      </w:r>
-      <w:r>
-        <w:rPr>
-          <w:rFonts w:ascii="MS Gothic" w:eastAsia="MS Gothic" w:hAnsi="MS Gothic" w:cs="MS Gothic" w:hint="eastAsia"/>
-        </w:rPr>
-        <w:t>├</w:t>
-      </w:r>
-      <w:r>
-        <w:rPr>
-          <w:rFonts w:ascii="Aptos" w:hAnsi="Aptos" w:cs="Aptos"/>
-        </w:rPr>
-        <w:t>──</w:t>
-      </w:r>
-      <w:r>
-        <w:t xml:space="preserve"> </w:t>
-      </w:r>
-      <w:proofErr w:type="spellStart"/>
-      <w:r>
-        <w:t>DiskRead</w:t>
-      </w:r>
-      <w:proofErr w:type="spellEnd"/>
-    </w:p>
-    <w:p>
-      <w:r>
-        <w:t xml:space="preserve"> └── </w:t>
-      </w:r>
-      <w:proofErr w:type="spellStart"/>
-      <w:r>
-        <w:t>DiskWrite</w:t>
-      </w:r>
-      <w:proofErr w:type="spellEnd"/>
+        <w:t xml:space="preserve"> DiskRead</w:t>
+      </w:r>
+    </w:p>
+    <w:p>
+      <w:r>
+        <w:t xml:space="preserve"> └── DiskWrite</w:t>
+      </w:r>
     </w:p>
     <w:p>
       <w:r>
@@ -6449,15 +6013,7 @@
     </w:p>
     <w:p>
       <w:r>
-        <w:t xml:space="preserve">C: </w:t>
-      </w:r>
-      <w:proofErr w:type="gramStart"/>
-      <w:r>
-        <w:t>Drive  →</w:t>
-      </w:r>
-      <w:proofErr w:type="gramEnd"/>
-      <w:r>
-        <w:t xml:space="preserve"> 95% full</w:t>
+        <w:t>C: Drive  → 95% full</w:t>
       </w:r>
     </w:p>
     <w:p>
@@ -6517,23 +6073,7 @@
           <w:b/>
           <w:bCs/>
         </w:rPr>
-        <w:t xml:space="preserve">Very important for your </w:t>
-      </w:r>
-      <w:proofErr w:type="spellStart"/>
-      <w:r>
-        <w:rPr>
-          <w:b/>
-          <w:bCs/>
-        </w:rPr>
-        <w:t>CloudOps</w:t>
-      </w:r>
-      <w:proofErr w:type="spellEnd"/>
-      <w:r>
-        <w:rPr>
-          <w:b/>
-          <w:bCs/>
-        </w:rPr>
-        <w:t xml:space="preserve"> exam</w:t>
+        <w:t>Very important for your CloudOps exam</w:t>
       </w:r>
     </w:p>
     <w:p>
@@ -6622,15 +6162,7 @@
       </w:pPr>
       <w:bookmarkStart w:id="7" w:name="_Toc241915582"/>
       <w:r>
-        <w:t>Infrastructure as Code (</w:t>
-      </w:r>
-      <w:proofErr w:type="spellStart"/>
-      <w:r>
-        <w:t>IaC</w:t>
-      </w:r>
-      <w:proofErr w:type="spellEnd"/>
-      <w:r>
-        <w:t>) and configuration management tools in Azure and AWS.</w:t>
+        <w:t>Infrastructure as Code (IaC) and configuration management tools in Azure and AWS.</w:t>
       </w:r>
       <w:bookmarkEnd w:id="7"/>
     </w:p>
@@ -6687,23 +6219,7 @@
           <w:b/>
           <w:bCs/>
         </w:rPr>
-        <w:t>Infrastructure as Code (</w:t>
-      </w:r>
-      <w:proofErr w:type="spellStart"/>
-      <w:r>
-        <w:rPr>
-          <w:b/>
-          <w:bCs/>
-        </w:rPr>
-        <w:t>IaC</w:t>
-      </w:r>
-      <w:proofErr w:type="spellEnd"/>
-      <w:r>
-        <w:rPr>
-          <w:b/>
-          <w:bCs/>
-        </w:rPr>
-        <w:t>)</w:t>
+        <w:t>Infrastructure as Code (IaC)</w:t>
       </w:r>
       <w:r>
         <w:t xml:space="preserve"> and </w:t>
@@ -6736,33 +6252,12 @@
           <w:b/>
           <w:bCs/>
         </w:rPr>
-        <w:t>1. Infrastructure as Code (</w:t>
-      </w:r>
-      <w:proofErr w:type="spellStart"/>
-      <w:r>
-        <w:rPr>
-          <w:b/>
-          <w:bCs/>
-        </w:rPr>
-        <w:t>IaC</w:t>
-      </w:r>
-      <w:proofErr w:type="spellEnd"/>
-      <w:r>
-        <w:rPr>
-          <w:b/>
-          <w:bCs/>
-        </w:rPr>
-        <w:t>)</w:t>
-      </w:r>
-    </w:p>
-    <w:p>
-      <w:proofErr w:type="spellStart"/>
-      <w:r>
-        <w:t>IaC</w:t>
-      </w:r>
-      <w:proofErr w:type="spellEnd"/>
-      <w:r>
-        <w:t xml:space="preserve"> means:</w:t>
+        <w:t>1. Infrastructure as Code (IaC)</w:t>
+      </w:r>
+    </w:p>
+    <w:p>
+      <w:r>
+        <w:t>IaC means:</w:t>
       </w:r>
     </w:p>
     <w:p>
@@ -6913,23 +6408,13 @@
     </w:tbl>
     <w:p>
       <w:r>
-        <w:t xml:space="preserve">For example, instead of manually creating a </w:t>
-      </w:r>
-      <w:proofErr w:type="spellStart"/>
-      <w:r>
-        <w:t>VNet</w:t>
-      </w:r>
-      <w:proofErr w:type="spellEnd"/>
-      <w:r>
-        <w:t>, subnet, VM, etc., you define them in a template and deploy them repeatedly.</w:t>
-      </w:r>
-    </w:p>
-    <w:p>
-      <w:proofErr w:type="spellStart"/>
+        <w:t>For example, instead of manually creating a VNet, subnet, VM, etc., you define them in a template and deploy them repeatedly.</w:t>
+      </w:r>
+    </w:p>
+    <w:p>
       <w:r>
         <w:t>IaC</w:t>
       </w:r>
-      <w:proofErr w:type="spellEnd"/>
     </w:p>
     <w:p>
       <w:r>
@@ -6993,15 +6478,7 @@
     </w:p>
     <w:p>
       <w:r>
-        <w:t xml:space="preserve">This is slightly different from </w:t>
-      </w:r>
-      <w:proofErr w:type="spellStart"/>
-      <w:r>
-        <w:t>IaC</w:t>
-      </w:r>
-      <w:proofErr w:type="spellEnd"/>
-      <w:r>
-        <w:t>.</w:t>
+        <w:t>This is slightly different from IaC.</w:t>
       </w:r>
     </w:p>
     <w:p>
@@ -7242,15 +6719,7 @@
     </w:p>
     <w:p>
       <w:r>
-        <w:t xml:space="preserve">      │ </w:t>
-      </w:r>
-      <w:proofErr w:type="spellStart"/>
-      <w:r>
-        <w:t>IaC</w:t>
-      </w:r>
-      <w:proofErr w:type="spellEnd"/>
-      <w:r>
-        <w:t xml:space="preserve">                  │</w:t>
+        <w:t xml:space="preserve">      │ IaC                  │</w:t>
       </w:r>
     </w:p>
     <w:p>
@@ -7260,13 +6729,8 @@
     </w:p>
     <w:p>
       <w:r>
-        <w:t xml:space="preserve">      │ AWS: </w:t>
-      </w:r>
-      <w:proofErr w:type="gramStart"/>
-      <w:r>
-        <w:t>CloudFormation  │</w:t>
-      </w:r>
-      <w:proofErr w:type="gramEnd"/>
+        <w:t xml:space="preserve">      │ AWS: CloudFormation  │</w:t>
+      </w:r>
     </w:p>
     <w:p>
       <w:r>
@@ -7336,23 +6800,7 @@
           <w:b/>
           <w:bCs/>
         </w:rPr>
-        <w:t xml:space="preserve">AZ-104 / AWS </w:t>
-      </w:r>
-      <w:proofErr w:type="spellStart"/>
-      <w:r>
-        <w:rPr>
-          <w:b/>
-          <w:bCs/>
-        </w:rPr>
-        <w:t>CloudOps</w:t>
-      </w:r>
-      <w:proofErr w:type="spellEnd"/>
-      <w:r>
-        <w:rPr>
-          <w:b/>
-          <w:bCs/>
-        </w:rPr>
-        <w:t xml:space="preserve"> exam point:</w:t>
+        <w:t>AZ-104 / AWS CloudOps exam point:</w:t>
       </w:r>
       <w:r>
         <w:t xml:space="preserve"> Don't treat </w:t>
@@ -7476,15 +6924,7 @@
     </w:p>
     <w:p>
       <w:r>
-        <w:t xml:space="preserve">   Server        </w:t>
-      </w:r>
-      <w:proofErr w:type="spellStart"/>
-      <w:r>
-        <w:t>Server</w:t>
-      </w:r>
-      <w:proofErr w:type="spellEnd"/>
-      <w:r>
-        <w:t xml:space="preserve">      locations</w:t>
+        <w:t xml:space="preserve">   Server        Server      locations</w:t>
       </w:r>
     </w:p>
     <w:p>
@@ -7540,13 +6980,8 @@
     <w:p/>
     <w:p>
       <w:r>
-        <w:t xml:space="preserve">On-Premises Data </w:t>
-      </w:r>
-      <w:proofErr w:type="spellStart"/>
-      <w:r>
-        <w:t>Center</w:t>
-      </w:r>
-      <w:proofErr w:type="spellEnd"/>
+        <w:t>On-Premises Data Center</w:t>
+      </w:r>
     </w:p>
     <w:p>
       <w:r>
@@ -7903,13 +7338,8 @@
       </w:r>
     </w:p>
     <w:p>
-      <w:proofErr w:type="gramStart"/>
-      <w:r>
-        <w:t>On-premises</w:t>
-      </w:r>
-      <w:proofErr w:type="gramEnd"/>
-      <w:r>
-        <w:t xml:space="preserve"> / AWS / other cloud</w:t>
+      <w:r>
+        <w:t>On-premises / AWS / other cloud</w:t>
       </w:r>
     </w:p>
     <w:p>
@@ -8094,13 +7524,8 @@
             <w:hideMark/>
           </w:tcPr>
           <w:p>
-            <w:proofErr w:type="spellStart"/>
-            <w:r>
-              <w:t>IaC</w:t>
-            </w:r>
-            <w:proofErr w:type="spellEnd"/>
-            <w:r>
-              <w:t xml:space="preserve"> template for deploying Azure resources</w:t>
+            <w:r>
+              <w:t>IaC template for deploying Azure resources</w:t>
             </w:r>
           </w:p>
         </w:tc>
@@ -8216,23 +7641,7 @@
           <w:b/>
           <w:bCs/>
         </w:rPr>
-        <w:t xml:space="preserve">"Your company has Windows and Linux servers in an on-premises </w:t>
-      </w:r>
-      <w:proofErr w:type="spellStart"/>
-      <w:r>
-        <w:rPr>
-          <w:b/>
-          <w:bCs/>
-        </w:rPr>
-        <w:t>datacenter</w:t>
-      </w:r>
-      <w:proofErr w:type="spellEnd"/>
-      <w:r>
-        <w:rPr>
-          <w:b/>
-          <w:bCs/>
-        </w:rPr>
-        <w:t xml:space="preserve"> and wants to manage them from Azure. What should you use?"</w:t>
+        <w:t>"Your company has Windows and Linux servers in an on-premises datacenter and wants to manage them from Azure. What should you use?"</w:t>
       </w:r>
     </w:p>
     <w:p>
@@ -8303,13 +7712,8 @@
     </w:p>
     <w:p>
       <w:r>
-        <w:t xml:space="preserve">On-Premises Data </w:t>
-      </w:r>
-      <w:proofErr w:type="spellStart"/>
-      <w:r>
-        <w:t>Center</w:t>
-      </w:r>
-      <w:proofErr w:type="spellEnd"/>
+        <w:t>On-Premises Data Center</w:t>
+      </w:r>
     </w:p>
     <w:p>
       <w:r>
@@ -8383,7 +7787,6 @@
       <w:r>
         <w:t xml:space="preserve">The server remains </w:t>
       </w:r>
-      <w:proofErr w:type="gramStart"/>
       <w:r>
         <w:rPr>
           <w:b/>
@@ -8391,7 +7794,6 @@
         </w:rPr>
         <w:t>on-premises</w:t>
       </w:r>
-      <w:proofErr w:type="gramEnd"/>
       <w:r>
         <w:t>. Azure Arc simply connects it to Azure's management plane.</w:t>
       </w:r>
@@ -8626,15 +8028,7 @@
     </w:p>
     <w:p>
       <w:r>
-        <w:t xml:space="preserve">     └── Oracle </w:t>
-      </w:r>
-      <w:proofErr w:type="gramStart"/>
-      <w:r>
-        <w:t>Server  ←</w:t>
-      </w:r>
-      <w:proofErr w:type="gramEnd"/>
-      <w:r>
-        <w:t xml:space="preserve"> Arc Agent</w:t>
+        <w:t xml:space="preserve">     └── Oracle Server  ← Arc Agent</w:t>
       </w:r>
     </w:p>
     <w:p>
@@ -8940,17 +8334,8 @@
           <w:b/>
           <w:bCs/>
         </w:rPr>
-        <w:t xml:space="preserve">Oracle Linux server in your company's data </w:t>
-      </w:r>
-      <w:proofErr w:type="spellStart"/>
-      <w:r>
-        <w:rPr>
-          <w:b/>
-          <w:bCs/>
-        </w:rPr>
-        <w:t>center</w:t>
-      </w:r>
-      <w:proofErr w:type="spellEnd"/>
+        <w:t>Oracle Linux server in your company's data center</w:t>
+      </w:r>
       <w:r>
         <w:t>.</w:t>
       </w:r>
@@ -8961,13 +8346,8 @@
       </w:r>
     </w:p>
     <w:p>
-      <w:proofErr w:type="spellStart"/>
-      <w:r>
-        <w:t>azcmagent</w:t>
-      </w:r>
-      <w:proofErr w:type="spellEnd"/>
-      <w:r>
-        <w:t xml:space="preserve"> connect</w:t>
+      <w:r>
+        <w:t>azcmagent connect</w:t>
       </w:r>
     </w:p>
     <w:p>
@@ -9035,13 +8415,8 @@
     </w:p>
     <w:p>
       <w:r>
-        <w:t xml:space="preserve">Policy </w:t>
-      </w:r>
-      <w:proofErr w:type="gramStart"/>
-      <w:r>
-        <w:t>Monitor  Security</w:t>
-      </w:r>
-      <w:proofErr w:type="gramEnd"/>
+        <w:t>Policy Monitor  Security</w:t>
+      </w:r>
     </w:p>
     <w:p>
       <w:r>
@@ -9054,23 +8429,7 @@
           <w:b/>
           <w:bCs/>
         </w:rPr>
-        <w:t xml:space="preserve">Azure Arc Agent = bridge that connects servers outside </w:t>
-      </w:r>
-      <w:proofErr w:type="gramStart"/>
-      <w:r>
-        <w:rPr>
-          <w:b/>
-          <w:bCs/>
-        </w:rPr>
-        <w:t>Azure to Azure</w:t>
-      </w:r>
-      <w:proofErr w:type="gramEnd"/>
-      <w:r>
-        <w:rPr>
-          <w:b/>
-          <w:bCs/>
-        </w:rPr>
-        <w:t xml:space="preserve"> management.</w:t>
+        <w:t>Azure Arc Agent = bridge that connects servers outside Azure to Azure management.</w:t>
       </w:r>
     </w:p>
     <w:p>
@@ -9540,29 +8899,8 @@
     </w:p>
     <w:p>
       <w:r>
-        <w:t>EC</w:t>
-      </w:r>
-      <w:proofErr w:type="gramStart"/>
-      <w:r>
-        <w:t xml:space="preserve">2  </w:t>
-      </w:r>
-      <w:proofErr w:type="spellStart"/>
-      <w:r>
-        <w:t>EC2</w:t>
-      </w:r>
-      <w:proofErr w:type="spellEnd"/>
-      <w:r>
-        <w:t xml:space="preserve">  </w:t>
-      </w:r>
-      <w:proofErr w:type="spellStart"/>
-      <w:r>
-        <w:t>EC</w:t>
-      </w:r>
-      <w:proofErr w:type="gramEnd"/>
-      <w:r>
-        <w:t>2</w:t>
-      </w:r>
-      <w:proofErr w:type="spellEnd"/>
+        <w:t>EC2  EC2  EC2</w:t>
+      </w:r>
     </w:p>
     <w:p>
       <w:r>
@@ -9600,17 +8938,8 @@
           <w:b/>
           <w:bCs/>
         </w:rPr>
-        <w:t xml:space="preserve">AWS </w:t>
-      </w:r>
-      <w:proofErr w:type="spellStart"/>
-      <w:r>
-        <w:rPr>
-          <w:b/>
-          <w:bCs/>
-        </w:rPr>
-        <w:t>CloudOps</w:t>
-      </w:r>
-      <w:proofErr w:type="spellEnd"/>
+        <w:t>AWS CloudOps</w:t>
+      </w:r>
       <w:r>
         <w:t>.</w:t>
       </w:r>
@@ -9718,29 +9047,8 @@
     </w:p>
     <w:p>
       <w:r>
-        <w:t xml:space="preserve">EC2 </w:t>
-      </w:r>
-      <w:proofErr w:type="spellStart"/>
-      <w:r>
-        <w:t>EC2</w:t>
-      </w:r>
-      <w:proofErr w:type="spellEnd"/>
-      <w:r>
-        <w:t xml:space="preserve"> </w:t>
-      </w:r>
-      <w:proofErr w:type="spellStart"/>
-      <w:r>
-        <w:t>EC2</w:t>
-      </w:r>
-      <w:proofErr w:type="spellEnd"/>
-      <w:r>
-        <w:t xml:space="preserve"> </w:t>
-      </w:r>
-      <w:proofErr w:type="spellStart"/>
-      <w:r>
-        <w:t>EC2</w:t>
-      </w:r>
-      <w:proofErr w:type="spellEnd"/>
+        <w:t>EC2 EC2 EC2 EC2</w:t>
+      </w:r>
     </w:p>
     <w:p>
       <w:pPr>
@@ -10168,62 +9476,12 @@
     </w:p>
     <w:p>
       <w:r>
-        <w:t xml:space="preserve">    </w:t>
-      </w:r>
-      <w:proofErr w:type="gramStart"/>
-      <w:r>
-        <w:t>Resources.*</w:t>
-      </w:r>
-      <w:proofErr w:type="gramEnd"/>
-      <w:r>
-        <w:t>[ Type == "</w:t>
-      </w:r>
-      <w:proofErr w:type="gramStart"/>
-      <w:r>
-        <w:t>AWS::</w:t>
-      </w:r>
-      <w:proofErr w:type="gramEnd"/>
-      <w:r>
-        <w:t>EC</w:t>
-      </w:r>
-      <w:proofErr w:type="gramStart"/>
-      <w:r>
-        <w:t>2::</w:t>
-      </w:r>
-      <w:proofErr w:type="gramEnd"/>
-      <w:r>
-        <w:t>Instance</w:t>
-      </w:r>
-      <w:proofErr w:type="gramStart"/>
-      <w:r>
-        <w:t>" ].</w:t>
-      </w:r>
-      <w:proofErr w:type="spellStart"/>
-      <w:r>
-        <w:t>Properties.InstanceType</w:t>
-      </w:r>
-      <w:proofErr w:type="spellEnd"/>
-      <w:proofErr w:type="gramEnd"/>
-    </w:p>
-    <w:p>
-      <w:r>
-        <w:t xml:space="preserve">        IN ["t</w:t>
-      </w:r>
-      <w:proofErr w:type="gramStart"/>
-      <w:r>
-        <w:t>3.micro</w:t>
-      </w:r>
-      <w:proofErr w:type="gramEnd"/>
-      <w:r>
-        <w:t>", "t</w:t>
-      </w:r>
-      <w:proofErr w:type="gramStart"/>
-      <w:r>
-        <w:t>3.small</w:t>
-      </w:r>
-      <w:proofErr w:type="gramEnd"/>
-      <w:r>
-        <w:t>"]</w:t>
+        <w:t xml:space="preserve">    Resources.*[ Type == "AWS::EC2::Instance" ].Properties.InstanceType</w:t>
+      </w:r>
+    </w:p>
+    <w:p>
+      <w:r>
+        <w:t xml:space="preserve">        IN ["t3.micro", "t3.small"]</w:t>
       </w:r>
     </w:p>
     <w:p>
@@ -10237,19 +9495,9 @@
       </w:r>
     </w:p>
     <w:p>
-      <w:proofErr w:type="spellStart"/>
-      <w:r>
-        <w:t>InstanceType</w:t>
-      </w:r>
-      <w:proofErr w:type="spellEnd"/>
-      <w:r>
-        <w:t>: t</w:t>
-      </w:r>
-      <w:proofErr w:type="gramStart"/>
-      <w:r>
-        <w:t>3.large</w:t>
-      </w:r>
-      <w:proofErr w:type="gramEnd"/>
+      <w:r>
+        <w:t>InstanceType: t3.large</w:t>
+      </w:r>
     </w:p>
     <w:p>
       <w:r>
@@ -10347,15 +9595,7 @@
     </w:p>
     <w:p>
       <w:r>
-        <w:t xml:space="preserve"> </w:t>
-      </w:r>
-      <w:proofErr w:type="gramStart"/>
-      <w:r>
-        <w:t>NO  →</w:t>
-      </w:r>
-      <w:proofErr w:type="gramEnd"/>
-      <w:r>
-        <w:t xml:space="preserve"> Reject / fix template</w:t>
+        <w:t xml:space="preserve"> NO  → Reject / fix template</w:t>
       </w:r>
     </w:p>
     <w:p>
@@ -10688,23 +9928,7 @@
           <w:b/>
           <w:bCs/>
         </w:rPr>
-        <w:t xml:space="preserve">AWS </w:t>
-      </w:r>
-      <w:proofErr w:type="spellStart"/>
-      <w:r>
-        <w:rPr>
-          <w:b/>
-          <w:bCs/>
-        </w:rPr>
-        <w:t>CloudOps</w:t>
-      </w:r>
-      <w:proofErr w:type="spellEnd"/>
-      <w:r>
-        <w:rPr>
-          <w:b/>
-          <w:bCs/>
-        </w:rPr>
-        <w:t xml:space="preserve"> Engineer – Associate</w:t>
+        <w:t>AWS CloudOps Engineer – Associate</w:t>
       </w:r>
       <w:r>
         <w:t xml:space="preserve"> preparation, think of Guard as </w:t>
@@ -10837,13 +10061,8 @@
       </w:r>
     </w:p>
     <w:p>
-      <w:proofErr w:type="spellStart"/>
-      <w:r>
-        <w:t>sudo</w:t>
-      </w:r>
-      <w:proofErr w:type="spellEnd"/>
-      <w:r>
-        <w:t xml:space="preserve"> yum update -y</w:t>
+      <w:r>
+        <w:t>sudo yum update -y</w:t>
       </w:r>
     </w:p>
     <w:p>
@@ -11673,13 +10892,8 @@
       </w:r>
     </w:p>
     <w:p>
-      <w:proofErr w:type="spellStart"/>
-      <w:r>
-        <w:t>AWSTemplateFormatVersion</w:t>
-      </w:r>
-      <w:proofErr w:type="spellEnd"/>
-      <w:r>
-        <w:t>: '2010-09-09'</w:t>
+      <w:r>
+        <w:t>AWSTemplateFormatVersion: '2010-09-09'</w:t>
       </w:r>
     </w:p>
     <w:p/>
@@ -11696,23 +10910,7 @@
     </w:p>
     <w:p>
       <w:r>
-        <w:t xml:space="preserve">    Type: </w:t>
-      </w:r>
-      <w:proofErr w:type="gramStart"/>
-      <w:r>
-        <w:t>AWS::</w:t>
-      </w:r>
-      <w:proofErr w:type="gramEnd"/>
-      <w:r>
-        <w:t>EC</w:t>
-      </w:r>
-      <w:proofErr w:type="gramStart"/>
-      <w:r>
-        <w:t>2::</w:t>
-      </w:r>
-      <w:proofErr w:type="gramEnd"/>
-      <w:r>
-        <w:t>Instance</w:t>
+        <w:t xml:space="preserve">    Type: AWS::EC2::Instance</w:t>
       </w:r>
     </w:p>
     <w:p>
@@ -11722,39 +10920,13 @@
     </w:p>
     <w:p>
       <w:r>
-        <w:t xml:space="preserve">      </w:t>
-      </w:r>
-      <w:proofErr w:type="spellStart"/>
-      <w:r>
-        <w:t>ImageId</w:t>
-      </w:r>
-      <w:proofErr w:type="spellEnd"/>
-      <w:r>
-        <w:t xml:space="preserve">: </w:t>
-      </w:r>
-      <w:proofErr w:type="spellStart"/>
-      <w:r>
-        <w:t>ami-xxxxxxxx</w:t>
-      </w:r>
-      <w:proofErr w:type="spellEnd"/>
-    </w:p>
-    <w:p>
-      <w:r>
-        <w:t xml:space="preserve">      </w:t>
-      </w:r>
-      <w:proofErr w:type="spellStart"/>
-      <w:r>
-        <w:t>InstanceType</w:t>
-      </w:r>
-      <w:proofErr w:type="spellEnd"/>
-      <w:r>
-        <w:t>: t</w:t>
-      </w:r>
-      <w:proofErr w:type="gramStart"/>
-      <w:r>
-        <w:t>3.micro</w:t>
-      </w:r>
-      <w:proofErr w:type="gramEnd"/>
+        <w:t xml:space="preserve">      ImageId: ami-xxxxxxxx</w:t>
+      </w:r>
+    </w:p>
+    <w:p>
+      <w:r>
+        <w:t xml:space="preserve">      InstanceType: t3.micro</w:t>
+      </w:r>
     </w:p>
     <w:p>
       <w:r>
@@ -11948,21 +11120,8 @@
     </w:p>
     <w:p>
       <w:r>
-        <w:t xml:space="preserve">       Stack        </w:t>
-      </w:r>
-      <w:proofErr w:type="spellStart"/>
-      <w:r>
-        <w:t>Stack</w:t>
-      </w:r>
-      <w:proofErr w:type="spellEnd"/>
-      <w:r>
-        <w:t xml:space="preserve">         </w:t>
-      </w:r>
-      <w:proofErr w:type="spellStart"/>
-      <w:r>
-        <w:t>Stack</w:t>
-      </w:r>
-      <w:proofErr w:type="spellEnd"/>
+        <w:t xml:space="preserve">       Stack        Stack         Stack</w:t>
+      </w:r>
     </w:p>
     <w:p>
       <w:r>
@@ -12072,15 +11231,8 @@
     </w:p>
     <w:p>
       <w:r>
-        <w:t>Template: my-</w:t>
-      </w:r>
-      <w:proofErr w:type="spellStart"/>
-      <w:proofErr w:type="gramStart"/>
-      <w:r>
-        <w:t>application.yaml</w:t>
-      </w:r>
-      <w:proofErr w:type="spellEnd"/>
-      <w:proofErr w:type="gramEnd"/>
+        <w:t>Template: my-application.yaml</w:t>
+      </w:r>
     </w:p>
     <w:p/>
     <w:p>
@@ -12527,15 +11679,7 @@
     </w:tbl>
     <w:p>
       <w:r>
-        <w:t xml:space="preserve">You can </w:t>
-      </w:r>
-      <w:proofErr w:type="gramStart"/>
-      <w:r>
-        <w:t>actually use</w:t>
-      </w:r>
-      <w:proofErr w:type="gramEnd"/>
-      <w:r>
-        <w:t xml:space="preserve"> both together:</w:t>
+        <w:t>You can actually use both together:</w:t>
       </w:r>
     </w:p>
     <w:p>
@@ -12585,23 +11729,7 @@
           <w:b/>
           <w:bCs/>
         </w:rPr>
-        <w:t xml:space="preserve">For your </w:t>
-      </w:r>
-      <w:proofErr w:type="spellStart"/>
-      <w:r>
-        <w:rPr>
-          <w:b/>
-          <w:bCs/>
-        </w:rPr>
-        <w:t>CloudOps</w:t>
-      </w:r>
-      <w:proofErr w:type="spellEnd"/>
-      <w:r>
-        <w:rPr>
-          <w:b/>
-          <w:bCs/>
-        </w:rPr>
-        <w:t xml:space="preserve"> exam, remember:</w:t>
+        <w:t>For your CloudOps exam, remember:</w:t>
       </w:r>
     </w:p>
     <w:p>
@@ -12671,6 +11799,2341 @@
           <w:bCs/>
         </w:rPr>
         <w:t>CloudFormation Guard = Validate CloudFormation templates against rules</w:t>
+      </w:r>
+    </w:p>
+    <w:p/>
+    <w:p>
+      <w:pPr>
+        <w:pStyle w:val="Heading2"/>
+      </w:pPr>
+      <w:r>
+        <w:t>AWS Snowball</w:t>
+      </w:r>
+    </w:p>
+    <w:p>
+      <w:r>
+        <w:rPr>
+          <w:b/>
+          <w:bCs/>
+        </w:rPr>
+        <w:t>AWS Snowball</w:t>
+      </w:r>
+      <w:r>
+        <w:t xml:space="preserve"> is a physical device provided by AWS that helps you </w:t>
+      </w:r>
+      <w:r>
+        <w:rPr>
+          <w:b/>
+          <w:bCs/>
+        </w:rPr>
+        <w:t>move large amounts of data between your location and AWS</w:t>
+      </w:r>
+      <w:r>
+        <w:t>.</w:t>
+      </w:r>
+    </w:p>
+    <w:p>
+      <w:r>
+        <w:t>The basic idea is:</w:t>
+      </w:r>
+    </w:p>
+    <w:p>
+      <w:r>
+        <w:t>Instead of transferring huge amounts of data over the internet, AWS ships you a physical device. You copy your data onto it, send it back to AWS, and AWS loads the data into your AWS storage.</w:t>
+      </w:r>
+    </w:p>
+    <w:p>
+      <w:pPr>
+        <w:rPr>
+          <w:b/>
+          <w:bCs/>
+        </w:rPr>
+      </w:pPr>
+      <w:r>
+        <w:rPr>
+          <w:b/>
+          <w:bCs/>
+        </w:rPr>
+        <w:t>Simple example</w:t>
+      </w:r>
+    </w:p>
+    <w:p>
+      <w:r>
+        <w:t>Suppose your company has:</w:t>
+      </w:r>
+    </w:p>
+    <w:p>
+      <w:r>
+        <w:t>On-Premises Data Center</w:t>
+      </w:r>
+    </w:p>
+    <w:p>
+      <w:r>
+        <w:t xml:space="preserve">        |</w:t>
+      </w:r>
+    </w:p>
+    <w:p>
+      <w:r>
+        <w:t xml:space="preserve">        | 500 TB of data</w:t>
+      </w:r>
+    </w:p>
+    <w:p>
+      <w:r>
+        <w:t xml:space="preserve">        |</w:t>
+      </w:r>
+    </w:p>
+    <w:p>
+      <w:r>
+        <w:t xml:space="preserve">        ↓</w:t>
+      </w:r>
+    </w:p>
+    <w:p>
+      <w:r>
+        <w:t xml:space="preserve">     Internet</w:t>
+      </w:r>
+    </w:p>
+    <w:p>
+      <w:r>
+        <w:t>Uploading 500 TB over the internet could take a very long time.</w:t>
+      </w:r>
+    </w:p>
+    <w:p>
+      <w:r>
+        <w:t>Instead:</w:t>
+      </w:r>
+    </w:p>
+    <w:p>
+      <w:r>
+        <w:t>Your Data Center</w:t>
+      </w:r>
+    </w:p>
+    <w:p>
+      <w:r>
+        <w:t xml:space="preserve">       ↓</w:t>
+      </w:r>
+    </w:p>
+    <w:p>
+      <w:r>
+        <w:t>AWS Snowball device</w:t>
+      </w:r>
+    </w:p>
+    <w:p>
+      <w:r>
+        <w:t xml:space="preserve">       ↓</w:t>
+      </w:r>
+    </w:p>
+    <w:p>
+      <w:r>
+        <w:lastRenderedPageBreak/>
+        <w:t>Ship device to AWS</w:t>
+      </w:r>
+    </w:p>
+    <w:p>
+      <w:r>
+        <w:t xml:space="preserve">       ↓</w:t>
+      </w:r>
+    </w:p>
+    <w:p>
+      <w:r>
+        <w:t>AWS imports data</w:t>
+      </w:r>
+    </w:p>
+    <w:p>
+      <w:r>
+        <w:t xml:space="preserve">       ↓</w:t>
+      </w:r>
+    </w:p>
+    <w:p>
+      <w:r>
+        <w:t>Amazon S3</w:t>
+      </w:r>
+    </w:p>
+    <w:p>
+      <w:pPr>
+        <w:rPr>
+          <w:b/>
+          <w:bCs/>
+        </w:rPr>
+      </w:pPr>
+      <w:r>
+        <w:rPr>
+          <w:b/>
+          <w:bCs/>
+        </w:rPr>
+        <w:t>Why use Snowball?</w:t>
+      </w:r>
+    </w:p>
+    <w:p>
+      <w:r>
+        <w:t>Mainly when:</w:t>
+      </w:r>
+    </w:p>
+    <w:p>
+      <w:pPr>
+        <w:numPr>
+          <w:ilvl w:val="0"/>
+          <w:numId w:val="13"/>
+        </w:numPr>
+      </w:pPr>
+      <w:r>
+        <w:t xml:space="preserve">You have </w:t>
+      </w:r>
+      <w:r>
+        <w:rPr>
+          <w:b/>
+          <w:bCs/>
+        </w:rPr>
+        <w:t>a very large amount of data</w:t>
+      </w:r>
+    </w:p>
+    <w:p>
+      <w:pPr>
+        <w:numPr>
+          <w:ilvl w:val="0"/>
+          <w:numId w:val="13"/>
+        </w:numPr>
+      </w:pPr>
+      <w:r>
+        <w:t>Network bandwidth is limited</w:t>
+      </w:r>
+    </w:p>
+    <w:p>
+      <w:pPr>
+        <w:numPr>
+          <w:ilvl w:val="0"/>
+          <w:numId w:val="13"/>
+        </w:numPr>
+      </w:pPr>
+      <w:r>
+        <w:t>Internet transfer would take too long</w:t>
+      </w:r>
+    </w:p>
+    <w:p>
+      <w:pPr>
+        <w:numPr>
+          <w:ilvl w:val="0"/>
+          <w:numId w:val="13"/>
+        </w:numPr>
+      </w:pPr>
+      <w:r>
+        <w:t>You need to perform a large-scale data migration</w:t>
+      </w:r>
+    </w:p>
+    <w:p>
+      <w:r>
+        <w:pict w14:anchorId="7B402A9C">
+          <v:rect id="_x0000_i1096" style="width:0;height:1.5pt" o:hralign="center" o:hrstd="t" o:hr="t" fillcolor="#a0a0a0" stroked="f"/>
+        </w:pict>
+      </w:r>
+    </w:p>
+    <w:p>
+      <w:pPr>
+        <w:rPr>
+          <w:b/>
+          <w:bCs/>
+        </w:rPr>
+      </w:pPr>
+      <w:r>
+        <w:rPr>
+          <w:b/>
+          <w:bCs/>
+        </w:rPr>
+        <w:t>Snowball vs normal S3 upload</w:t>
+      </w:r>
+    </w:p>
+    <w:p>
+      <w:pPr>
+        <w:rPr>
+          <w:b/>
+          <w:bCs/>
+        </w:rPr>
+      </w:pPr>
+      <w:r>
+        <w:rPr>
+          <w:b/>
+          <w:bCs/>
+        </w:rPr>
+        <w:t>Small amount of data</w:t>
+      </w:r>
+    </w:p>
+    <w:p>
+      <w:r>
+        <w:t>Laptop / Server</w:t>
+      </w:r>
+    </w:p>
+    <w:p>
+      <w:r>
+        <w:t xml:space="preserve">      ↓</w:t>
+      </w:r>
+    </w:p>
+    <w:p>
+      <w:r>
+        <w:t>Internet</w:t>
+      </w:r>
+    </w:p>
+    <w:p>
+      <w:r>
+        <w:t xml:space="preserve">      ↓</w:t>
+      </w:r>
+    </w:p>
+    <w:p>
+      <w:r>
+        <w:t>S3</w:t>
+      </w:r>
+    </w:p>
+    <w:p>
+      <w:r>
+        <w:t>Use normal AWS CLI/API/network transfer.</w:t>
+      </w:r>
+    </w:p>
+    <w:p>
+      <w:pPr>
+        <w:rPr>
+          <w:b/>
+          <w:bCs/>
+        </w:rPr>
+      </w:pPr>
+      <w:r>
+        <w:rPr>
+          <w:b/>
+          <w:bCs/>
+        </w:rPr>
+        <w:t>Huge amount of data</w:t>
+      </w:r>
+    </w:p>
+    <w:p>
+      <w:r>
+        <w:t>Data Center</w:t>
+      </w:r>
+    </w:p>
+    <w:p>
+      <w:r>
+        <w:t xml:space="preserve">     ↓</w:t>
+      </w:r>
+    </w:p>
+    <w:p>
+      <w:r>
+        <w:t>Snowball</w:t>
+      </w:r>
+    </w:p>
+    <w:p>
+      <w:r>
+        <w:t xml:space="preserve">     ↓</w:t>
+      </w:r>
+    </w:p>
+    <w:p>
+      <w:r>
+        <w:t>Physical shipment</w:t>
+      </w:r>
+    </w:p>
+    <w:p>
+      <w:r>
+        <w:t xml:space="preserve">     ↓</w:t>
+      </w:r>
+    </w:p>
+    <w:p>
+      <w:r>
+        <w:t>AWS</w:t>
+      </w:r>
+    </w:p>
+    <w:p>
+      <w:r>
+        <w:lastRenderedPageBreak/>
+        <w:t xml:space="preserve">     ↓</w:t>
+      </w:r>
+    </w:p>
+    <w:p>
+      <w:r>
+        <w:t>S3</w:t>
+      </w:r>
+    </w:p>
+    <w:p>
+      <w:r>
+        <w:pict w14:anchorId="67AF989B">
+          <v:rect id="_x0000_i1097" style="width:0;height:1.5pt" o:hralign="center" o:hrstd="t" o:hr="t" fillcolor="#a0a0a0" stroked="f"/>
+        </w:pict>
+      </w:r>
+    </w:p>
+    <w:p>
+      <w:pPr>
+        <w:rPr>
+          <w:b/>
+          <w:bCs/>
+        </w:rPr>
+      </w:pPr>
+      <w:r>
+        <w:rPr>
+          <w:b/>
+          <w:bCs/>
+        </w:rPr>
+        <w:t>Snowball Edge</w:t>
+      </w:r>
+    </w:p>
+    <w:p>
+      <w:r>
+        <w:t xml:space="preserve">You will commonly hear </w:t>
+      </w:r>
+      <w:r>
+        <w:rPr>
+          <w:b/>
+          <w:bCs/>
+        </w:rPr>
+        <w:t>Snowball Edge</w:t>
+      </w:r>
+      <w:r>
+        <w:t>.</w:t>
+      </w:r>
+    </w:p>
+    <w:p>
+      <w:r>
+        <w:t>Snowball Edge is a physical AWS device that provides:</w:t>
+      </w:r>
+    </w:p>
+    <w:p>
+      <w:pPr>
+        <w:numPr>
+          <w:ilvl w:val="0"/>
+          <w:numId w:val="14"/>
+        </w:numPr>
+      </w:pPr>
+      <w:r>
+        <w:t>Data transfer</w:t>
+      </w:r>
+    </w:p>
+    <w:p>
+      <w:pPr>
+        <w:numPr>
+          <w:ilvl w:val="0"/>
+          <w:numId w:val="14"/>
+        </w:numPr>
+      </w:pPr>
+      <w:r>
+        <w:t>Local storage</w:t>
+      </w:r>
+    </w:p>
+    <w:p>
+      <w:pPr>
+        <w:numPr>
+          <w:ilvl w:val="0"/>
+          <w:numId w:val="14"/>
+        </w:numPr>
+      </w:pPr>
+      <w:r>
+        <w:t>Local compute capabilities</w:t>
+      </w:r>
+    </w:p>
+    <w:p>
+      <w:r>
+        <w:t xml:space="preserve">This is useful when you need to </w:t>
+      </w:r>
+      <w:r>
+        <w:rPr>
+          <w:b/>
+          <w:bCs/>
+        </w:rPr>
+        <w:t>process or store data at the edge</w:t>
+      </w:r>
+      <w:r>
+        <w:t>, where you may have limited or no reliable connectivity to AWS.</w:t>
+      </w:r>
+    </w:p>
+    <w:p>
+      <w:r>
+        <w:t>For example:</w:t>
+      </w:r>
+    </w:p>
+    <w:p>
+      <w:r>
+        <w:t>Remote location</w:t>
+      </w:r>
+    </w:p>
+    <w:p>
+      <w:r>
+        <w:t xml:space="preserve">      ↓</w:t>
+      </w:r>
+    </w:p>
+    <w:p>
+      <w:r>
+        <w:t>Snowball Edge</w:t>
+      </w:r>
+    </w:p>
+    <w:p>
+      <w:r>
+        <w:t xml:space="preserve"> ┌───────────────┐</w:t>
+      </w:r>
+    </w:p>
+    <w:p>
+      <w:r>
+        <w:t xml:space="preserve"> │ Local Storage │</w:t>
+      </w:r>
+    </w:p>
+    <w:p>
+      <w:r>
+        <w:t xml:space="preserve"> │ Local Compute │</w:t>
+      </w:r>
+    </w:p>
+    <w:p>
+      <w:r>
+        <w:t xml:space="preserve"> └───────────────┘</w:t>
+      </w:r>
+    </w:p>
+    <w:p>
+      <w:r>
+        <w:t xml:space="preserve">      ↓</w:t>
+      </w:r>
+    </w:p>
+    <w:p>
+      <w:r>
+        <w:t>Later synchronize/</w:t>
+      </w:r>
+    </w:p>
+    <w:p>
+      <w:r>
+        <w:t>transfer to AWS</w:t>
+      </w:r>
+    </w:p>
+    <w:p>
+      <w:pPr>
+        <w:rPr>
+          <w:b/>
+          <w:bCs/>
+        </w:rPr>
+      </w:pPr>
+      <w:r>
+        <w:rPr>
+          <w:rFonts w:ascii="Segoe UI Emoji" w:hAnsi="Segoe UI Emoji" w:cs="Segoe UI Emoji"/>
+          <w:b/>
+          <w:bCs/>
+        </w:rPr>
+        <w:t>⭐</w:t>
+      </w:r>
+      <w:r>
+        <w:rPr>
+          <w:b/>
+          <w:bCs/>
+        </w:rPr>
+        <w:t xml:space="preserve"> Exam memory</w:t>
+      </w:r>
+    </w:p>
+    <w:p>
+      <w:r>
+        <w:t>Remember:</w:t>
+      </w:r>
+    </w:p>
+    <w:p>
+      <w:r>
+        <w:rPr>
+          <w:b/>
+          <w:bCs/>
+        </w:rPr>
+        <w:t>Snowball → Physical device for large-scale data transfer</w:t>
+      </w:r>
+    </w:p>
+    <w:p>
+      <w:r>
+        <w:rPr>
+          <w:b/>
+          <w:bCs/>
+        </w:rPr>
+        <w:t>Snowball Edge → Data transfer + edge storage/compute</w:t>
+      </w:r>
+    </w:p>
+    <w:p>
+      <w:r>
+        <w:rPr>
+          <w:b/>
+          <w:bCs/>
+        </w:rPr>
+        <w:t>S3 → Destination commonly used for migrated object data</w:t>
+      </w:r>
+    </w:p>
+    <w:p>
+      <w:r>
+        <w:t>And the key question to ask is:</w:t>
+      </w:r>
+    </w:p>
+    <w:p>
+      <w:r>
+        <w:rPr>
+          <w:b/>
+          <w:bCs/>
+        </w:rPr>
+        <w:lastRenderedPageBreak/>
+        <w:t>"Do I have so much data that transferring it over the network would take too long?"</w:t>
+      </w:r>
+    </w:p>
+    <w:p>
+      <w:r>
+        <w:t xml:space="preserve">If yes, </w:t>
+      </w:r>
+      <w:r>
+        <w:rPr>
+          <w:b/>
+          <w:bCs/>
+        </w:rPr>
+        <w:t>Snowball/Snowball Edge</w:t>
+      </w:r>
+      <w:r>
+        <w:t xml:space="preserve"> may be appropriate.</w:t>
+      </w:r>
+    </w:p>
+    <w:p/>
+    <w:p/>
+    <w:p>
+      <w:pPr>
+        <w:pStyle w:val="Heading2"/>
+      </w:pPr>
+      <w:r>
+        <w:t>AWS Outposts</w:t>
+      </w:r>
+    </w:p>
+    <w:p>
+      <w:r>
+        <w:rPr>
+          <w:b/>
+          <w:bCs/>
+        </w:rPr>
+        <w:t>AWS Outposts</w:t>
+      </w:r>
+      <w:r>
+        <w:t xml:space="preserve"> is an AWS service that brings </w:t>
+      </w:r>
+      <w:r>
+        <w:rPr>
+          <w:b/>
+          <w:bCs/>
+        </w:rPr>
+        <w:t>AWS infrastructure and AWS services into your own data center or physical location</w:t>
+      </w:r>
+      <w:r>
+        <w:t>.</w:t>
+      </w:r>
+    </w:p>
+    <w:p>
+      <w:r>
+        <w:t>The easiest way to remember it:</w:t>
+      </w:r>
+    </w:p>
+    <w:p>
+      <w:r>
+        <w:rPr>
+          <w:b/>
+          <w:bCs/>
+        </w:rPr>
+        <w:t>AWS Region → AWS infrastructure is in an AWS data center.</w:t>
+      </w:r>
+      <w:r>
+        <w:br/>
+      </w:r>
+      <w:r>
+        <w:rPr>
+          <w:b/>
+          <w:bCs/>
+        </w:rPr>
+        <w:t>AWS Outposts → AWS infrastructure is physically installed at your location.</w:t>
+      </w:r>
+    </w:p>
+    <w:p>
+      <w:pPr>
+        <w:rPr>
+          <w:b/>
+          <w:bCs/>
+        </w:rPr>
+      </w:pPr>
+      <w:r>
+        <w:rPr>
+          <w:b/>
+          <w:bCs/>
+        </w:rPr>
+        <w:t>Simple architecture</w:t>
+      </w:r>
+    </w:p>
+    <w:p>
+      <w:r>
+        <w:t xml:space="preserve">                 AWS Region</w:t>
+      </w:r>
+    </w:p>
+    <w:p>
+      <w:r>
+        <w:t xml:space="preserve">                    │</w:t>
+      </w:r>
+    </w:p>
+    <w:p>
+      <w:r>
+        <w:t xml:space="preserve">                    │ AWS management/control</w:t>
+      </w:r>
+    </w:p>
+    <w:p>
+      <w:r>
+        <w:t xml:space="preserve">                    │</w:t>
+      </w:r>
+    </w:p>
+    <w:p>
+      <w:r>
+        <w:t xml:space="preserve">                    ↓</w:t>
+      </w:r>
+    </w:p>
+    <w:p>
+      <w:r>
+        <w:t xml:space="preserve">             ┌──────────────┐</w:t>
+      </w:r>
+    </w:p>
+    <w:p>
+      <w:r>
+        <w:t xml:space="preserve">             │ AWS Outposts │</w:t>
+      </w:r>
+    </w:p>
+    <w:p>
+      <w:r>
+        <w:t xml:space="preserve">             │              │</w:t>
+      </w:r>
+    </w:p>
+    <w:p>
+      <w:r>
+        <w:t xml:space="preserve">             │ EC2          │</w:t>
+      </w:r>
+    </w:p>
+    <w:p>
+      <w:r>
+        <w:t xml:space="preserve">             │ EBS          │</w:t>
+      </w:r>
+    </w:p>
+    <w:p>
+      <w:r>
+        <w:t xml:space="preserve">             │ Other AWS    │</w:t>
+      </w:r>
+    </w:p>
+    <w:p>
+      <w:r>
+        <w:t xml:space="preserve">             │ services     │</w:t>
+      </w:r>
+    </w:p>
+    <w:p>
+      <w:r>
+        <w:t xml:space="preserve">             └──────────────┘</w:t>
+      </w:r>
+    </w:p>
+    <w:p>
+      <w:r>
+        <w:t xml:space="preserve">                    │</w:t>
+      </w:r>
+    </w:p>
+    <w:p>
+      <w:r>
+        <w:t xml:space="preserve">                    ↓</w:t>
+      </w:r>
+    </w:p>
+    <w:p>
+      <w:r>
+        <w:t xml:space="preserve">             Your Data Center</w:t>
+      </w:r>
+    </w:p>
+    <w:p>
+      <w:r>
+        <w:t>AWS provides the Outposts hardware, and you keep it at your facility.</w:t>
+      </w:r>
+    </w:p>
+    <w:p>
+      <w:r>
+        <w:lastRenderedPageBreak/>
+        <w:pict w14:anchorId="7BA921F5">
+          <v:rect id="_x0000_i1118" style="width:0;height:1.5pt" o:hralign="center" o:hrstd="t" o:hr="t" fillcolor="#a0a0a0" stroked="f"/>
+        </w:pict>
+      </w:r>
+    </w:p>
+    <w:p>
+      <w:pPr>
+        <w:rPr>
+          <w:b/>
+          <w:bCs/>
+        </w:rPr>
+      </w:pPr>
+      <w:r>
+        <w:rPr>
+          <w:b/>
+          <w:bCs/>
+        </w:rPr>
+        <w:t>Why would a company use Outposts?</w:t>
+      </w:r>
+    </w:p>
+    <w:p>
+      <w:r>
+        <w:t xml:space="preserve">Imagine a factory that needs an application running </w:t>
+      </w:r>
+      <w:r>
+        <w:rPr>
+          <w:b/>
+          <w:bCs/>
+        </w:rPr>
+        <w:t>very close to its machines</w:t>
+      </w:r>
+      <w:r>
+        <w:t>.</w:t>
+      </w:r>
+    </w:p>
+    <w:p>
+      <w:r>
+        <w:t>They don't want the application to depend on a long network connection to an AWS Region.</w:t>
+      </w:r>
+    </w:p>
+    <w:p>
+      <w:r>
+        <w:t>They could have:</w:t>
+      </w:r>
+    </w:p>
+    <w:p>
+      <w:r>
+        <w:t>Factory</w:t>
+      </w:r>
+    </w:p>
+    <w:p>
+      <w:r>
+        <w:t xml:space="preserve">   ↓</w:t>
+      </w:r>
+    </w:p>
+    <w:p>
+      <w:r>
+        <w:t>AWS Outposts</w:t>
+      </w:r>
+    </w:p>
+    <w:p>
+      <w:r>
+        <w:t xml:space="preserve">   ↓</w:t>
+      </w:r>
+    </w:p>
+    <w:p>
+      <w:r>
+        <w:t>EC2 application</w:t>
+      </w:r>
+    </w:p>
+    <w:p>
+      <w:r>
+        <w:t xml:space="preserve">This provides </w:t>
+      </w:r>
+      <w:r>
+        <w:rPr>
+          <w:b/>
+          <w:bCs/>
+        </w:rPr>
+        <w:t>low-latency access to compute resources locally</w:t>
+      </w:r>
+      <w:r>
+        <w:t>, while still integrating with AWS.</w:t>
+      </w:r>
+    </w:p>
+    <w:p>
+      <w:r>
+        <w:t xml:space="preserve">Another reason is when data or workloads need to remain </w:t>
+      </w:r>
+      <w:r>
+        <w:rPr>
+          <w:b/>
+          <w:bCs/>
+        </w:rPr>
+        <w:t>on-premises</w:t>
+      </w:r>
+      <w:r>
+        <w:t xml:space="preserve"> due to regulatory, operational, or latency requirements.</w:t>
+      </w:r>
+    </w:p>
+    <w:p>
+      <w:r>
+        <w:pict w14:anchorId="2288AB84">
+          <v:rect id="_x0000_i1119" style="width:0;height:1.5pt" o:hralign="center" o:hrstd="t" o:hr="t" fillcolor="#a0a0a0" stroked="f"/>
+        </w:pict>
+      </w:r>
+    </w:p>
+    <w:p>
+      <w:pPr>
+        <w:rPr>
+          <w:b/>
+          <w:bCs/>
+        </w:rPr>
+      </w:pPr>
+      <w:r>
+        <w:rPr>
+          <w:b/>
+          <w:bCs/>
+        </w:rPr>
+        <w:t>Outposts vs Snowball</w:t>
+      </w:r>
+    </w:p>
+    <w:p>
+      <w:r>
+        <w:t>You just asked about Snowball, so this distinction is important.</w:t>
+      </w:r>
+    </w:p>
+    <w:tbl>
+      <w:tblPr>
+        <w:tblW w:w="0" w:type="auto"/>
+        <w:tblCellSpacing w:w="15" w:type="dxa"/>
+        <w:tblCellMar>
+          <w:top w:w="15" w:type="dxa"/>
+          <w:left w:w="15" w:type="dxa"/>
+          <w:bottom w:w="15" w:type="dxa"/>
+          <w:right w:w="15" w:type="dxa"/>
+        </w:tblCellMar>
+        <w:tblLook w:val="04A0" w:firstRow="1" w:lastRow="0" w:firstColumn="1" w:lastColumn="0" w:noHBand="0" w:noVBand="1"/>
+      </w:tblPr>
+      <w:tblGrid>
+        <w:gridCol w:w="2409"/>
+        <w:gridCol w:w="2553"/>
+        <w:gridCol w:w="4064"/>
+      </w:tblGrid>
+      <w:tr>
+        <w:trPr>
+          <w:tblHeader/>
+          <w:tblCellSpacing w:w="15" w:type="dxa"/>
+        </w:trPr>
+        <w:tc>
+          <w:tcPr>
+            <w:tcW w:w="0" w:type="auto"/>
+            <w:vAlign w:val="center"/>
+            <w:hideMark/>
+          </w:tcPr>
+          <w:p/>
+        </w:tc>
+        <w:tc>
+          <w:tcPr>
+            <w:tcW w:w="0" w:type="auto"/>
+            <w:vAlign w:val="center"/>
+            <w:hideMark/>
+          </w:tcPr>
+          <w:p>
+            <w:pPr>
+              <w:rPr>
+                <w:b/>
+                <w:bCs/>
+              </w:rPr>
+            </w:pPr>
+            <w:r>
+              <w:rPr>
+                <w:b/>
+                <w:bCs/>
+              </w:rPr>
+              <w:t>AWS Outposts</w:t>
+            </w:r>
+          </w:p>
+        </w:tc>
+        <w:tc>
+          <w:tcPr>
+            <w:tcW w:w="0" w:type="auto"/>
+            <w:vAlign w:val="center"/>
+            <w:hideMark/>
+          </w:tcPr>
+          <w:p>
+            <w:pPr>
+              <w:rPr>
+                <w:b/>
+                <w:bCs/>
+              </w:rPr>
+            </w:pPr>
+            <w:r>
+              <w:rPr>
+                <w:b/>
+                <w:bCs/>
+              </w:rPr>
+              <w:t>AWS Snowball</w:t>
+            </w:r>
+          </w:p>
+        </w:tc>
+      </w:tr>
+      <w:tr>
+        <w:trPr>
+          <w:tblCellSpacing w:w="15" w:type="dxa"/>
+        </w:trPr>
+        <w:tc>
+          <w:tcPr>
+            <w:tcW w:w="0" w:type="auto"/>
+            <w:vAlign w:val="center"/>
+            <w:hideMark/>
+          </w:tcPr>
+          <w:p>
+            <w:r>
+              <w:t>Main purpose</w:t>
+            </w:r>
+          </w:p>
+        </w:tc>
+        <w:tc>
+          <w:tcPr>
+            <w:tcW w:w="0" w:type="auto"/>
+            <w:vAlign w:val="center"/>
+            <w:hideMark/>
+          </w:tcPr>
+          <w:p>
+            <w:r>
+              <w:t>Run AWS workloads locally</w:t>
+            </w:r>
+          </w:p>
+        </w:tc>
+        <w:tc>
+          <w:tcPr>
+            <w:tcW w:w="0" w:type="auto"/>
+            <w:vAlign w:val="center"/>
+            <w:hideMark/>
+          </w:tcPr>
+          <w:p>
+            <w:r>
+              <w:t>Move/store/process data</w:t>
+            </w:r>
+          </w:p>
+        </w:tc>
+      </w:tr>
+      <w:tr>
+        <w:trPr>
+          <w:tblCellSpacing w:w="15" w:type="dxa"/>
+        </w:trPr>
+        <w:tc>
+          <w:tcPr>
+            <w:tcW w:w="0" w:type="auto"/>
+            <w:vAlign w:val="center"/>
+            <w:hideMark/>
+          </w:tcPr>
+          <w:p>
+            <w:r>
+              <w:t>Physical device</w:t>
+            </w:r>
+          </w:p>
+        </w:tc>
+        <w:tc>
+          <w:tcPr>
+            <w:tcW w:w="0" w:type="auto"/>
+            <w:vAlign w:val="center"/>
+            <w:hideMark/>
+          </w:tcPr>
+          <w:p>
+            <w:r>
+              <w:t>Yes</w:t>
+            </w:r>
+          </w:p>
+        </w:tc>
+        <w:tc>
+          <w:tcPr>
+            <w:tcW w:w="0" w:type="auto"/>
+            <w:vAlign w:val="center"/>
+            <w:hideMark/>
+          </w:tcPr>
+          <w:p>
+            <w:r>
+              <w:t>Yes</w:t>
+            </w:r>
+          </w:p>
+        </w:tc>
+      </w:tr>
+      <w:tr>
+        <w:trPr>
+          <w:tblCellSpacing w:w="15" w:type="dxa"/>
+        </w:trPr>
+        <w:tc>
+          <w:tcPr>
+            <w:tcW w:w="0" w:type="auto"/>
+            <w:vAlign w:val="center"/>
+            <w:hideMark/>
+          </w:tcPr>
+          <w:p>
+            <w:r>
+              <w:t>Stays at your location</w:t>
+            </w:r>
+          </w:p>
+        </w:tc>
+        <w:tc>
+          <w:tcPr>
+            <w:tcW w:w="0" w:type="auto"/>
+            <w:vAlign w:val="center"/>
+            <w:hideMark/>
+          </w:tcPr>
+          <w:p>
+            <w:r>
+              <w:t>Yes</w:t>
+            </w:r>
+          </w:p>
+        </w:tc>
+        <w:tc>
+          <w:tcPr>
+            <w:tcW w:w="0" w:type="auto"/>
+            <w:vAlign w:val="center"/>
+            <w:hideMark/>
+          </w:tcPr>
+          <w:p>
+            <w:r>
+              <w:t>Usually returned to AWS after data transfer</w:t>
+            </w:r>
+          </w:p>
+        </w:tc>
+      </w:tr>
+      <w:tr>
+        <w:trPr>
+          <w:tblCellSpacing w:w="15" w:type="dxa"/>
+        </w:trPr>
+        <w:tc>
+          <w:tcPr>
+            <w:tcW w:w="0" w:type="auto"/>
+            <w:vAlign w:val="center"/>
+            <w:hideMark/>
+          </w:tcPr>
+          <w:p>
+            <w:r>
+              <w:t>Compute</w:t>
+            </w:r>
+          </w:p>
+        </w:tc>
+        <w:tc>
+          <w:tcPr>
+            <w:tcW w:w="0" w:type="auto"/>
+            <w:vAlign w:val="center"/>
+            <w:hideMark/>
+          </w:tcPr>
+          <w:p>
+            <w:r>
+              <w:t>Yes</w:t>
+            </w:r>
+          </w:p>
+        </w:tc>
+        <w:tc>
+          <w:tcPr>
+            <w:tcW w:w="0" w:type="auto"/>
+            <w:vAlign w:val="center"/>
+            <w:hideMark/>
+          </w:tcPr>
+          <w:p>
+            <w:r>
+              <w:t>Snowball Edge has compute</w:t>
+            </w:r>
+          </w:p>
+        </w:tc>
+      </w:tr>
+      <w:tr>
+        <w:trPr>
+          <w:tblCellSpacing w:w="15" w:type="dxa"/>
+        </w:trPr>
+        <w:tc>
+          <w:tcPr>
+            <w:tcW w:w="0" w:type="auto"/>
+            <w:vAlign w:val="center"/>
+            <w:hideMark/>
+          </w:tcPr>
+          <w:p>
+            <w:r>
+              <w:t>Long-term infrastructure</w:t>
+            </w:r>
+          </w:p>
+        </w:tc>
+        <w:tc>
+          <w:tcPr>
+            <w:tcW w:w="0" w:type="auto"/>
+            <w:vAlign w:val="center"/>
+            <w:hideMark/>
+          </w:tcPr>
+          <w:p>
+            <w:r>
+              <w:t>Yes</w:t>
+            </w:r>
+          </w:p>
+        </w:tc>
+        <w:tc>
+          <w:tcPr>
+            <w:tcW w:w="0" w:type="auto"/>
+            <w:vAlign w:val="center"/>
+            <w:hideMark/>
+          </w:tcPr>
+          <w:p>
+            <w:r>
+              <w:t>Primarily data transfer/edge use</w:t>
+            </w:r>
+          </w:p>
+        </w:tc>
+      </w:tr>
+      <w:tr>
+        <w:trPr>
+          <w:tblCellSpacing w:w="15" w:type="dxa"/>
+        </w:trPr>
+        <w:tc>
+          <w:tcPr>
+            <w:tcW w:w="0" w:type="auto"/>
+            <w:vAlign w:val="center"/>
+            <w:hideMark/>
+          </w:tcPr>
+          <w:p>
+            <w:r>
+              <w:t>Example</w:t>
+            </w:r>
+          </w:p>
+        </w:tc>
+        <w:tc>
+          <w:tcPr>
+            <w:tcW w:w="0" w:type="auto"/>
+            <w:vAlign w:val="center"/>
+            <w:hideMark/>
+          </w:tcPr>
+          <w:p>
+            <w:r>
+              <w:t>Run EC2 locally</w:t>
+            </w:r>
+          </w:p>
+        </w:tc>
+        <w:tc>
+          <w:tcPr>
+            <w:tcW w:w="0" w:type="auto"/>
+            <w:vAlign w:val="center"/>
+            <w:hideMark/>
+          </w:tcPr>
+          <w:p>
+            <w:r>
+              <w:t>Transfer 100 TB to S3</w:t>
+            </w:r>
+          </w:p>
+        </w:tc>
+      </w:tr>
+    </w:tbl>
+    <w:p>
+      <w:pPr>
+        <w:rPr>
+          <w:b/>
+          <w:bCs/>
+        </w:rPr>
+      </w:pPr>
+      <w:r>
+        <w:rPr>
+          <w:b/>
+          <w:bCs/>
+        </w:rPr>
+        <w:t>Easy memory trick</w:t>
+      </w:r>
+    </w:p>
+    <w:p>
+      <w:r>
+        <w:rPr>
+          <w:b/>
+          <w:bCs/>
+        </w:rPr>
+        <w:lastRenderedPageBreak/>
+        <w:t>Snowball:</w:t>
+      </w:r>
+    </w:p>
+    <w:p>
+      <w:r>
+        <w:t>"Move my data."</w:t>
+      </w:r>
+    </w:p>
+    <w:p>
+      <w:r>
+        <w:rPr>
+          <w:b/>
+          <w:bCs/>
+        </w:rPr>
+        <w:t>Outposts:</w:t>
+      </w:r>
+    </w:p>
+    <w:p>
+      <w:r>
+        <w:t>"Run AWS infrastructure at my location."</w:t>
+      </w:r>
+    </w:p>
+    <w:p>
+      <w:r>
+        <w:pict w14:anchorId="7028B600">
+          <v:rect id="_x0000_i1120" style="width:0;height:1.5pt" o:hralign="center" o:hrstd="t" o:hr="t" fillcolor="#a0a0a0" stroked="f"/>
+        </w:pict>
+      </w:r>
+    </w:p>
+    <w:p>
+      <w:pPr>
+        <w:rPr>
+          <w:b/>
+          <w:bCs/>
+        </w:rPr>
+      </w:pPr>
+      <w:r>
+        <w:rPr>
+          <w:b/>
+          <w:bCs/>
+        </w:rPr>
+        <w:t>Outposts vs AWS Region</w:t>
+      </w:r>
+    </w:p>
+    <w:p>
+      <w:pPr>
+        <w:rPr>
+          <w:b/>
+          <w:bCs/>
+        </w:rPr>
+      </w:pPr>
+      <w:r>
+        <w:rPr>
+          <w:b/>
+          <w:bCs/>
+        </w:rPr>
+        <w:t>Normal AWS</w:t>
+      </w:r>
+    </w:p>
+    <w:p>
+      <w:r>
+        <w:t>Your application</w:t>
+      </w:r>
+    </w:p>
+    <w:p>
+      <w:r>
+        <w:t xml:space="preserve">      ↓</w:t>
+      </w:r>
+    </w:p>
+    <w:p>
+      <w:r>
+        <w:t>Internet / AWS network</w:t>
+      </w:r>
+    </w:p>
+    <w:p>
+      <w:r>
+        <w:t xml:space="preserve">      ↓</w:t>
+      </w:r>
+    </w:p>
+    <w:p>
+      <w:r>
+        <w:t>AWS Region</w:t>
+      </w:r>
+    </w:p>
+    <w:p>
+      <w:r>
+        <w:t xml:space="preserve">      ↓</w:t>
+      </w:r>
+    </w:p>
+    <w:p>
+      <w:r>
+        <w:t>EC2</w:t>
+      </w:r>
+    </w:p>
+    <w:p>
+      <w:pPr>
+        <w:rPr>
+          <w:b/>
+          <w:bCs/>
+        </w:rPr>
+      </w:pPr>
+      <w:r>
+        <w:rPr>
+          <w:b/>
+          <w:bCs/>
+        </w:rPr>
+        <w:t>AWS Outposts</w:t>
+      </w:r>
+    </w:p>
+    <w:p>
+      <w:r>
+        <w:t>Your application</w:t>
+      </w:r>
+    </w:p>
+    <w:p>
+      <w:r>
+        <w:t xml:space="preserve">      ↓</w:t>
+      </w:r>
+    </w:p>
+    <w:p>
+      <w:r>
+        <w:t>Your Data Center</w:t>
+      </w:r>
+    </w:p>
+    <w:p>
+      <w:r>
+        <w:t xml:space="preserve">      ↓</w:t>
+      </w:r>
+    </w:p>
+    <w:p>
+      <w:r>
+        <w:t>AWS Outposts</w:t>
+      </w:r>
+    </w:p>
+    <w:p>
+      <w:r>
+        <w:t xml:space="preserve">      ↓</w:t>
+      </w:r>
+    </w:p>
+    <w:p>
+      <w:r>
+        <w:t>EC2</w:t>
+      </w:r>
+    </w:p>
+    <w:p>
+      <w:r>
+        <w:t xml:space="preserve">But Outposts is </w:t>
+      </w:r>
+      <w:r>
+        <w:rPr>
+          <w:b/>
+          <w:bCs/>
+        </w:rPr>
+        <w:t>still part of the AWS ecosystem</w:t>
+      </w:r>
+      <w:r>
+        <w:t xml:space="preserve"> and is managed through AWS.</w:t>
+      </w:r>
+    </w:p>
+    <w:p>
+      <w:pPr>
+        <w:rPr>
+          <w:b/>
+          <w:bCs/>
+        </w:rPr>
+      </w:pPr>
+      <w:r>
+        <w:rPr>
+          <w:rFonts w:ascii="Segoe UI Emoji" w:hAnsi="Segoe UI Emoji" w:cs="Segoe UI Emoji"/>
+          <w:b/>
+          <w:bCs/>
+        </w:rPr>
+        <w:t>⭐</w:t>
+      </w:r>
+      <w:r>
+        <w:rPr>
+          <w:b/>
+          <w:bCs/>
+        </w:rPr>
+        <w:t xml:space="preserve"> Exam point</w:t>
+      </w:r>
+    </w:p>
+    <w:p>
+      <w:r>
+        <w:t>If the question says:</w:t>
+      </w:r>
+    </w:p>
+    <w:p>
+      <w:r>
+        <w:rPr>
+          <w:b/>
+          <w:bCs/>
+        </w:rPr>
+        <w:t>"Customer wants AWS infrastructure/services in their own on-premises data center."</w:t>
+      </w:r>
+    </w:p>
+    <w:p>
+      <w:r>
+        <w:t>Think:</w:t>
+      </w:r>
+    </w:p>
+    <w:p>
+      <w:r>
+        <w:rPr>
+          <w:b/>
+          <w:bCs/>
+        </w:rPr>
+        <w:lastRenderedPageBreak/>
+        <w:t>AWS Outposts</w:t>
+      </w:r>
+      <w:r>
+        <w:t>.</w:t>
+      </w:r>
+    </w:p>
+    <w:p>
+      <w:r>
+        <w:t>If it says:</w:t>
+      </w:r>
+    </w:p>
+    <w:p>
+      <w:r>
+        <w:rPr>
+          <w:b/>
+          <w:bCs/>
+        </w:rPr>
+        <w:t>"Customer needs to transfer a huge amount of data to AWS."</w:t>
+      </w:r>
+    </w:p>
+    <w:p>
+      <w:r>
+        <w:t>Think:</w:t>
+      </w:r>
+    </w:p>
+    <w:p>
+      <w:r>
+        <w:rPr>
+          <w:b/>
+          <w:bCs/>
+        </w:rPr>
+        <w:t>AWS Snowball</w:t>
+      </w:r>
+      <w:r>
+        <w:t>.</w:t>
+      </w:r>
+    </w:p>
+    <w:p/>
+    <w:p/>
+    <w:p>
+      <w:r>
+        <w:rPr>
+          <w:rStyle w:val="Heading2Char"/>
+        </w:rPr>
+        <w:t xml:space="preserve">AWS Trusted Advisor and Cost Optimization / Cost Advisor, </w:t>
+      </w:r>
+      <w:r>
+        <w:t>here's the beginner-friendly distinction.</w:t>
+      </w:r>
+    </w:p>
+    <w:p>
+      <w:pPr>
+        <w:rPr>
+          <w:b/>
+          <w:bCs/>
+        </w:rPr>
+      </w:pPr>
+      <w:r>
+        <w:rPr>
+          <w:b/>
+          <w:bCs/>
+        </w:rPr>
+        <w:t>1. AWS Trusted Advisor</w:t>
+      </w:r>
+    </w:p>
+    <w:p>
+      <w:r>
+        <w:rPr>
+          <w:b/>
+          <w:bCs/>
+        </w:rPr>
+        <w:t>Trusted Advisor</w:t>
+      </w:r>
+      <w:r>
+        <w:t xml:space="preserve"> is an AWS service that checks your AWS environment and gives recommendations based on AWS best practices.</w:t>
+      </w:r>
+    </w:p>
+    <w:p>
+      <w:r>
+        <w:t>Think:</w:t>
+      </w:r>
+    </w:p>
+    <w:p>
+      <w:r>
+        <w:rPr>
+          <w:b/>
+          <w:bCs/>
+        </w:rPr>
+        <w:t>"AWS, check my account and tell me where I have problems or where I can improve."</w:t>
+      </w:r>
+    </w:p>
+    <w:p>
+      <w:r>
+        <w:t>It looks at areas such as:</w:t>
+      </w:r>
+    </w:p>
+    <w:p>
+      <w:r>
+        <w:t>Trusted Advisor</w:t>
+      </w:r>
+    </w:p>
+    <w:p>
+      <w:r>
+        <w:t xml:space="preserve">      │</w:t>
+      </w:r>
+    </w:p>
+    <w:p>
+      <w:r>
+        <w:t xml:space="preserve">      </w:t>
+      </w:r>
+      <w:r>
+        <w:rPr>
+          <w:rFonts w:ascii="MS Gothic" w:eastAsia="MS Gothic" w:hAnsi="MS Gothic" w:cs="MS Gothic" w:hint="eastAsia"/>
+        </w:rPr>
+        <w:t>├</w:t>
+      </w:r>
+      <w:r>
+        <w:rPr>
+          <w:rFonts w:ascii="Aptos" w:hAnsi="Aptos" w:cs="Aptos"/>
+        </w:rPr>
+        <w:t>──</w:t>
+      </w:r>
+      <w:r>
+        <w:t xml:space="preserve"> Cost Optimization</w:t>
+      </w:r>
+    </w:p>
+    <w:p>
+      <w:r>
+        <w:t xml:space="preserve">      </w:t>
+      </w:r>
+      <w:r>
+        <w:rPr>
+          <w:rFonts w:ascii="MS Gothic" w:eastAsia="MS Gothic" w:hAnsi="MS Gothic" w:cs="MS Gothic" w:hint="eastAsia"/>
+        </w:rPr>
+        <w:t>├</w:t>
+      </w:r>
+      <w:r>
+        <w:rPr>
+          <w:rFonts w:ascii="Aptos" w:hAnsi="Aptos" w:cs="Aptos"/>
+        </w:rPr>
+        <w:t>──</w:t>
+      </w:r>
+      <w:r>
+        <w:t xml:space="preserve"> Performance</w:t>
+      </w:r>
+    </w:p>
+    <w:p>
+      <w:r>
+        <w:t xml:space="preserve">      </w:t>
+      </w:r>
+      <w:r>
+        <w:rPr>
+          <w:rFonts w:ascii="MS Gothic" w:eastAsia="MS Gothic" w:hAnsi="MS Gothic" w:cs="MS Gothic" w:hint="eastAsia"/>
+        </w:rPr>
+        <w:t>├</w:t>
+      </w:r>
+      <w:r>
+        <w:rPr>
+          <w:rFonts w:ascii="Aptos" w:hAnsi="Aptos" w:cs="Aptos"/>
+        </w:rPr>
+        <w:t>──</w:t>
+      </w:r>
+      <w:r>
+        <w:t xml:space="preserve"> Security</w:t>
+      </w:r>
+    </w:p>
+    <w:p>
+      <w:r>
+        <w:t xml:space="preserve">      </w:t>
+      </w:r>
+      <w:r>
+        <w:rPr>
+          <w:rFonts w:ascii="MS Gothic" w:eastAsia="MS Gothic" w:hAnsi="MS Gothic" w:cs="MS Gothic" w:hint="eastAsia"/>
+        </w:rPr>
+        <w:t>├</w:t>
+      </w:r>
+      <w:r>
+        <w:rPr>
+          <w:rFonts w:ascii="Aptos" w:hAnsi="Aptos" w:cs="Aptos"/>
+        </w:rPr>
+        <w:t>──</w:t>
+      </w:r>
+      <w:r>
+        <w:t xml:space="preserve"> Fault Tolerance</w:t>
+      </w:r>
+    </w:p>
+    <w:p>
+      <w:r>
+        <w:t xml:space="preserve">      └── Service Quotas</w:t>
+      </w:r>
+    </w:p>
+    <w:p>
+      <w:pPr>
+        <w:rPr>
+          <w:b/>
+          <w:bCs/>
+        </w:rPr>
+      </w:pPr>
+      <w:r>
+        <w:rPr>
+          <w:b/>
+          <w:bCs/>
+        </w:rPr>
+        <w:t>Example</w:t>
+      </w:r>
+    </w:p>
+    <w:p>
+      <w:r>
+        <w:t>Suppose you have an EC2 instance that is consistently using very little CPU.</w:t>
+      </w:r>
+    </w:p>
+    <w:p>
+      <w:r>
+        <w:t xml:space="preserve">Trusted Advisor may identify it as a potential </w:t>
+      </w:r>
+      <w:r>
+        <w:rPr>
+          <w:b/>
+          <w:bCs/>
+        </w:rPr>
+        <w:t>cost optimization opportunity</w:t>
+      </w:r>
+      <w:r>
+        <w:t>.</w:t>
+      </w:r>
+    </w:p>
+    <w:p>
+      <w:r>
+        <w:t>Another example:</w:t>
+      </w:r>
+    </w:p>
+    <w:p>
+      <w:r>
+        <w:t>EC2</w:t>
+      </w:r>
+    </w:p>
+    <w:p>
+      <w:r>
+        <w:lastRenderedPageBreak/>
+        <w:t xml:space="preserve"> ↓</w:t>
+      </w:r>
+    </w:p>
+    <w:p>
+      <w:r>
+        <w:t>Low utilization</w:t>
+      </w:r>
+    </w:p>
+    <w:p>
+      <w:r>
+        <w:t xml:space="preserve"> ↓</w:t>
+      </w:r>
+    </w:p>
+    <w:p>
+      <w:r>
+        <w:t>Potentially oversized</w:t>
+      </w:r>
+    </w:p>
+    <w:p>
+      <w:r>
+        <w:t xml:space="preserve"> ↓</w:t>
+      </w:r>
+    </w:p>
+    <w:p>
+      <w:r>
+        <w:t>Trusted Advisor recommendation</w:t>
+      </w:r>
+    </w:p>
+    <w:p>
+      <w:r>
+        <w:pict w14:anchorId="24D5531A">
+          <v:rect id="_x0000_i1142" style="width:0;height:1.5pt" o:hralign="center" o:hrstd="t" o:hr="t" fillcolor="#a0a0a0" stroked="f"/>
+        </w:pict>
+      </w:r>
+    </w:p>
+    <w:p>
+      <w:pPr>
+        <w:rPr>
+          <w:b/>
+          <w:bCs/>
+        </w:rPr>
+      </w:pPr>
+      <w:r>
+        <w:rPr>
+          <w:b/>
+          <w:bCs/>
+        </w:rPr>
+        <w:t>2. Cost Optimization</w:t>
+      </w:r>
+    </w:p>
+    <w:p>
+      <w:r>
+        <w:t xml:space="preserve">The </w:t>
+      </w:r>
+      <w:r>
+        <w:rPr>
+          <w:b/>
+          <w:bCs/>
+        </w:rPr>
+        <w:t>Cost Optimization</w:t>
+      </w:r>
+      <w:r>
+        <w:t xml:space="preserve"> checks in Trusted Advisor specifically focus on reducing unnecessary AWS spending.</w:t>
+      </w:r>
+    </w:p>
+    <w:p>
+      <w:r>
+        <w:t>Examples include identifying:</w:t>
+      </w:r>
+    </w:p>
+    <w:p>
+      <w:pPr>
+        <w:numPr>
+          <w:ilvl w:val="0"/>
+          <w:numId w:val="15"/>
+        </w:numPr>
+      </w:pPr>
+      <w:r>
+        <w:t>Underutilized resources</w:t>
+      </w:r>
+    </w:p>
+    <w:p>
+      <w:pPr>
+        <w:numPr>
+          <w:ilvl w:val="0"/>
+          <w:numId w:val="15"/>
+        </w:numPr>
+      </w:pPr>
+      <w:r>
+        <w:t>Idle resources</w:t>
+      </w:r>
+    </w:p>
+    <w:p>
+      <w:pPr>
+        <w:numPr>
+          <w:ilvl w:val="0"/>
+          <w:numId w:val="15"/>
+        </w:numPr>
+      </w:pPr>
+      <w:r>
+        <w:t>Opportunities to reduce costs</w:t>
+      </w:r>
+    </w:p>
+    <w:p>
+      <w:pPr>
+        <w:numPr>
+          <w:ilvl w:val="0"/>
+          <w:numId w:val="15"/>
+        </w:numPr>
+      </w:pPr>
+      <w:r>
+        <w:t>Certain unused or unnecessary resources</w:t>
+      </w:r>
+    </w:p>
+    <w:p>
+      <w:r>
+        <w:t>So:</w:t>
+      </w:r>
+    </w:p>
+    <w:p>
+      <w:r>
+        <w:t>Trusted Advisor</w:t>
+      </w:r>
+    </w:p>
+    <w:p>
+      <w:r>
+        <w:t xml:space="preserve">       ↓</w:t>
+      </w:r>
+    </w:p>
+    <w:p>
+      <w:r>
+        <w:t>Cost Optimization check</w:t>
+      </w:r>
+    </w:p>
+    <w:p>
+      <w:r>
+        <w:t xml:space="preserve">       ↓</w:t>
+      </w:r>
+    </w:p>
+    <w:p>
+      <w:r>
+        <w:t>Potential cost savings</w:t>
+      </w:r>
+    </w:p>
+    <w:p>
+      <w:pPr>
+        <w:rPr>
+          <w:b/>
+          <w:bCs/>
+        </w:rPr>
+      </w:pPr>
+      <w:r>
+        <w:rPr>
+          <w:b/>
+          <w:bCs/>
+        </w:rPr>
+        <w:t>Simple example</w:t>
+      </w:r>
+    </w:p>
+    <w:p>
+      <w:r>
+        <w:t>You have:</w:t>
+      </w:r>
+    </w:p>
+    <w:p>
+      <w:r>
+        <w:t>10 EC2 instances</w:t>
+      </w:r>
+    </w:p>
+    <w:p>
+      <w:r>
+        <w:t>but several are barely being used.</w:t>
+      </w:r>
+    </w:p>
+    <w:p>
+      <w:r>
+        <w:t>The recommendation could be to review those instances and consider resizing or removing resources where appropriate.</w:t>
+      </w:r>
+    </w:p>
+    <w:p>
+      <w:r>
+        <w:pict w14:anchorId="26E1CE4F">
+          <v:rect id="_x0000_i1143" style="width:0;height:1.5pt" o:hralign="center" o:hrstd="t" o:hr="t" fillcolor="#a0a0a0" stroked="f"/>
+        </w:pict>
+      </w:r>
+    </w:p>
+    <w:p>
+      <w:pPr>
+        <w:rPr>
+          <w:b/>
+          <w:bCs/>
+        </w:rPr>
+      </w:pPr>
+      <w:r>
+        <w:rPr>
+          <w:b/>
+          <w:bCs/>
+        </w:rPr>
+        <w:t>3. Trusted Advisor vs Cost Explorer</w:t>
+      </w:r>
+    </w:p>
+    <w:p>
+      <w:r>
+        <w:lastRenderedPageBreak/>
+        <w:t xml:space="preserve">This distinction is </w:t>
+      </w:r>
+      <w:r>
+        <w:rPr>
+          <w:b/>
+          <w:bCs/>
+        </w:rPr>
+        <w:t>very important for CloudOps</w:t>
+      </w:r>
+      <w:r>
+        <w:t>.</w:t>
+      </w:r>
+    </w:p>
+    <w:p>
+      <w:pPr>
+        <w:rPr>
+          <w:b/>
+          <w:bCs/>
+        </w:rPr>
+      </w:pPr>
+      <w:r>
+        <w:rPr>
+          <w:b/>
+          <w:bCs/>
+        </w:rPr>
+        <w:t>Trusted Advisor</w:t>
+      </w:r>
+    </w:p>
+    <w:p>
+      <w:r>
+        <w:t>Answers:</w:t>
+      </w:r>
+    </w:p>
+    <w:p>
+      <w:r>
+        <w:rPr>
+          <w:b/>
+          <w:bCs/>
+        </w:rPr>
+        <w:t>"What should I improve?"</w:t>
+      </w:r>
+    </w:p>
+    <w:p>
+      <w:r>
+        <w:t>Example:</w:t>
+      </w:r>
+    </w:p>
+    <w:p>
+      <w:r>
+        <w:t>Your EC2 resources may be over-provisioned.</w:t>
+      </w:r>
+    </w:p>
+    <w:p>
+      <w:pPr>
+        <w:rPr>
+          <w:b/>
+          <w:bCs/>
+        </w:rPr>
+      </w:pPr>
+      <w:r>
+        <w:rPr>
+          <w:b/>
+          <w:bCs/>
+        </w:rPr>
+        <w:t>Cost Explorer</w:t>
+      </w:r>
+    </w:p>
+    <w:p>
+      <w:r>
+        <w:t>Answers:</w:t>
+      </w:r>
+    </w:p>
+    <w:p>
+      <w:r>
+        <w:rPr>
+          <w:b/>
+          <w:bCs/>
+        </w:rPr>
+        <w:t>"Where is my money being spent?"</w:t>
+      </w:r>
+    </w:p>
+    <w:p>
+      <w:r>
+        <w:t>Example:</w:t>
+      </w:r>
+    </w:p>
+    <w:p>
+      <w:r>
+        <w:t>EC2       $500</w:t>
+      </w:r>
+    </w:p>
+    <w:p>
+      <w:r>
+        <w:t>RDS       $200</w:t>
+      </w:r>
+    </w:p>
+    <w:p>
+      <w:r>
+        <w:t>S3        $100</w:t>
+      </w:r>
+    </w:p>
+    <w:p>
+      <w:r>
+        <w:t>Other     $150</w:t>
+      </w:r>
+    </w:p>
+    <w:p>
+      <w:r>
+        <w:t>So:</w:t>
+      </w:r>
+    </w:p>
+    <w:p>
+      <w:r>
+        <w:t>Trusted Advisor → Recommendations</w:t>
+      </w:r>
+    </w:p>
+    <w:p>
+      <w:r>
+        <w:t>Cost Explorer   → Analyze spending</w:t>
+      </w:r>
+    </w:p>
+    <w:p>
+      <w:r>
+        <w:pict w14:anchorId="3FB47993">
+          <v:rect id="_x0000_i1144" style="width:0;height:1.5pt" o:hralign="center" o:hrstd="t" o:hr="t" fillcolor="#a0a0a0" stroked="f"/>
+        </w:pict>
+      </w:r>
+    </w:p>
+    <w:p>
+      <w:pPr>
+        <w:rPr>
+          <w:b/>
+          <w:bCs/>
+        </w:rPr>
+      </w:pPr>
+      <w:r>
+        <w:rPr>
+          <w:b/>
+          <w:bCs/>
+        </w:rPr>
+        <w:t>4. What about AWS "Cost Advisor"?</w:t>
+      </w:r>
+    </w:p>
+    <w:p>
+      <w:r>
+        <w:t xml:space="preserve">There isn't a core AWS service commonly named simply </w:t>
+      </w:r>
+      <w:r>
+        <w:rPr>
+          <w:b/>
+          <w:bCs/>
+        </w:rPr>
+        <w:t>"Cost Advisor"</w:t>
+      </w:r>
+      <w:r>
+        <w:t xml:space="preserve"> equivalent to Trusted Advisor.</w:t>
+      </w:r>
+    </w:p>
+    <w:p>
+      <w:r>
+        <w:t xml:space="preserve">You may be referring to </w:t>
+      </w:r>
+      <w:r>
+        <w:rPr>
+          <w:b/>
+          <w:bCs/>
+        </w:rPr>
+        <w:t>Trusted Advisor's Cost Optimization checks</w:t>
+      </w:r>
+      <w:r>
+        <w:t xml:space="preserve">, or possibly </w:t>
+      </w:r>
+      <w:r>
+        <w:rPr>
+          <w:b/>
+          <w:bCs/>
+        </w:rPr>
+        <w:t>AWS Cost Explorer / AWS Budgets / Cost Optimization Hub</w:t>
+      </w:r>
+      <w:r>
+        <w:t>.</w:t>
+      </w:r>
+    </w:p>
+    <w:p>
+      <w:pPr>
+        <w:rPr>
+          <w:b/>
+          <w:bCs/>
+        </w:rPr>
+      </w:pPr>
+      <w:r>
+        <w:rPr>
+          <w:rFonts w:ascii="Segoe UI Emoji" w:hAnsi="Segoe UI Emoji" w:cs="Segoe UI Emoji"/>
+          <w:b/>
+          <w:bCs/>
+        </w:rPr>
+        <w:t>⭐</w:t>
+      </w:r>
+      <w:r>
+        <w:rPr>
+          <w:b/>
+          <w:bCs/>
+        </w:rPr>
+        <w:t xml:space="preserve"> Exam memory</w:t>
+      </w:r>
+    </w:p>
+    <w:p>
+      <w:r>
+        <w:t>Remember this:</w:t>
+      </w:r>
+    </w:p>
+    <w:tbl>
+      <w:tblPr>
+        <w:tblW w:w="0" w:type="auto"/>
+        <w:tblCellSpacing w:w="15" w:type="dxa"/>
+        <w:tblCellMar>
+          <w:top w:w="15" w:type="dxa"/>
+          <w:left w:w="15" w:type="dxa"/>
+          <w:bottom w:w="15" w:type="dxa"/>
+          <w:right w:w="15" w:type="dxa"/>
+        </w:tblCellMar>
+        <w:tblLook w:val="04A0" w:firstRow="1" w:lastRow="0" w:firstColumn="1" w:lastColumn="0" w:noHBand="0" w:noVBand="1"/>
+      </w:tblPr>
+      <w:tblGrid>
+        <w:gridCol w:w="2883"/>
+        <w:gridCol w:w="5056"/>
+      </w:tblGrid>
+      <w:tr>
+        <w:trPr>
+          <w:tblHeader/>
+          <w:tblCellSpacing w:w="15" w:type="dxa"/>
+        </w:trPr>
+        <w:tc>
+          <w:tcPr>
+            <w:tcW w:w="0" w:type="auto"/>
+            <w:vAlign w:val="center"/>
+            <w:hideMark/>
+          </w:tcPr>
+          <w:p>
+            <w:pPr>
+              <w:rPr>
+                <w:b/>
+                <w:bCs/>
+              </w:rPr>
+            </w:pPr>
+            <w:r>
+              <w:rPr>
+                <w:b/>
+                <w:bCs/>
+              </w:rPr>
+              <w:t>Service</w:t>
+            </w:r>
+          </w:p>
+        </w:tc>
+        <w:tc>
+          <w:tcPr>
+            <w:tcW w:w="0" w:type="auto"/>
+            <w:vAlign w:val="center"/>
+            <w:hideMark/>
+          </w:tcPr>
+          <w:p>
+            <w:pPr>
+              <w:rPr>
+                <w:b/>
+                <w:bCs/>
+              </w:rPr>
+            </w:pPr>
+            <w:r>
+              <w:rPr>
+                <w:b/>
+                <w:bCs/>
+              </w:rPr>
+              <w:t>Main purpose</w:t>
+            </w:r>
+          </w:p>
+        </w:tc>
+      </w:tr>
+      <w:tr>
+        <w:trPr>
+          <w:tblCellSpacing w:w="15" w:type="dxa"/>
+        </w:trPr>
+        <w:tc>
+          <w:tcPr>
+            <w:tcW w:w="0" w:type="auto"/>
+            <w:vAlign w:val="center"/>
+            <w:hideMark/>
+          </w:tcPr>
+          <w:p>
+            <w:r>
+              <w:rPr>
+                <w:b/>
+                <w:bCs/>
+              </w:rPr>
+              <w:t>Trusted Advisor</w:t>
+            </w:r>
+          </w:p>
+        </w:tc>
+        <w:tc>
+          <w:tcPr>
+            <w:tcW w:w="0" w:type="auto"/>
+            <w:vAlign w:val="center"/>
+            <w:hideMark/>
+          </w:tcPr>
+          <w:p>
+            <w:r>
+              <w:t>Best-practice recommendations</w:t>
+            </w:r>
+          </w:p>
+        </w:tc>
+      </w:tr>
+      <w:tr>
+        <w:trPr>
+          <w:tblCellSpacing w:w="15" w:type="dxa"/>
+        </w:trPr>
+        <w:tc>
+          <w:tcPr>
+            <w:tcW w:w="0" w:type="auto"/>
+            <w:vAlign w:val="center"/>
+            <w:hideMark/>
+          </w:tcPr>
+          <w:p>
+            <w:r>
+              <w:rPr>
+                <w:b/>
+                <w:bCs/>
+              </w:rPr>
+              <w:t>Cost Optimization checks</w:t>
+            </w:r>
+          </w:p>
+        </w:tc>
+        <w:tc>
+          <w:tcPr>
+            <w:tcW w:w="0" w:type="auto"/>
+            <w:vAlign w:val="center"/>
+            <w:hideMark/>
+          </w:tcPr>
+          <w:p>
+            <w:r>
+              <w:t>Identify potential cost-saving opportunities</w:t>
+            </w:r>
+          </w:p>
+        </w:tc>
+      </w:tr>
+      <w:tr>
+        <w:trPr>
+          <w:tblCellSpacing w:w="15" w:type="dxa"/>
+        </w:trPr>
+        <w:tc>
+          <w:tcPr>
+            <w:tcW w:w="0" w:type="auto"/>
+            <w:vAlign w:val="center"/>
+            <w:hideMark/>
+          </w:tcPr>
+          <w:p>
+            <w:r>
+              <w:rPr>
+                <w:b/>
+                <w:bCs/>
+              </w:rPr>
+              <w:lastRenderedPageBreak/>
+              <w:t>Cost Explorer</w:t>
+            </w:r>
+          </w:p>
+        </w:tc>
+        <w:tc>
+          <w:tcPr>
+            <w:tcW w:w="0" w:type="auto"/>
+            <w:vAlign w:val="center"/>
+            <w:hideMark/>
+          </w:tcPr>
+          <w:p>
+            <w:r>
+              <w:t>Analyze AWS costs and usage</w:t>
+            </w:r>
+          </w:p>
+        </w:tc>
+      </w:tr>
+      <w:tr>
+        <w:trPr>
+          <w:tblCellSpacing w:w="15" w:type="dxa"/>
+        </w:trPr>
+        <w:tc>
+          <w:tcPr>
+            <w:tcW w:w="0" w:type="auto"/>
+            <w:vAlign w:val="center"/>
+            <w:hideMark/>
+          </w:tcPr>
+          <w:p>
+            <w:r>
+              <w:rPr>
+                <w:b/>
+                <w:bCs/>
+              </w:rPr>
+              <w:t>AWS Budgets</w:t>
+            </w:r>
+          </w:p>
+        </w:tc>
+        <w:tc>
+          <w:tcPr>
+            <w:tcW w:w="0" w:type="auto"/>
+            <w:vAlign w:val="center"/>
+            <w:hideMark/>
+          </w:tcPr>
+          <w:p>
+            <w:r>
+              <w:t>Set budgets and receive alerts</w:t>
+            </w:r>
+          </w:p>
+        </w:tc>
+      </w:tr>
+      <w:tr>
+        <w:trPr>
+          <w:tblCellSpacing w:w="15" w:type="dxa"/>
+        </w:trPr>
+        <w:tc>
+          <w:tcPr>
+            <w:tcW w:w="0" w:type="auto"/>
+            <w:vAlign w:val="center"/>
+            <w:hideMark/>
+          </w:tcPr>
+          <w:p>
+            <w:r>
+              <w:rPr>
+                <w:b/>
+                <w:bCs/>
+              </w:rPr>
+              <w:t>Cost Optimization Hub</w:t>
+            </w:r>
+          </w:p>
+        </w:tc>
+        <w:tc>
+          <w:tcPr>
+            <w:tcW w:w="0" w:type="auto"/>
+            <w:vAlign w:val="center"/>
+            <w:hideMark/>
+          </w:tcPr>
+          <w:p>
+            <w:r>
+              <w:t>Centralized cost optimization recommendations</w:t>
+            </w:r>
+          </w:p>
+        </w:tc>
+      </w:tr>
+    </w:tbl>
+    <w:p>
+      <w:r>
+        <w:t xml:space="preserve">If your question is from an </w:t>
+      </w:r>
+      <w:r>
+        <w:rPr>
+          <w:b/>
+          <w:bCs/>
+        </w:rPr>
+        <w:t>AWS CloudOps exam</w:t>
+      </w:r>
+      <w:r>
+        <w:t>, the key distinction is:</w:t>
+      </w:r>
+    </w:p>
+    <w:p>
+      <w:r>
+        <w:rPr>
+          <w:b/>
+          <w:bCs/>
+        </w:rPr>
+        <w:t>Trusted Advisor = checks your AWS environment and recommends improvements.</w:t>
+      </w:r>
+      <w:r>
+        <w:br/>
+      </w:r>
+      <w:r>
+        <w:rPr>
+          <w:b/>
+          <w:bCs/>
+        </w:rPr>
+        <w:t>Cost Explorer = helps you analyze your actual AWS spending.</w:t>
       </w:r>
     </w:p>
     <w:p/>
@@ -14145,9 +15608,9 @@
     </w:lvl>
   </w:abstractNum>
   <w:abstractNum w:abstractNumId="10" w15:restartNumberingAfterBreak="0">
-    <w:nsid w:val="66C90C50"/>
+    <w:nsid w:val="3EBD1AA9"/>
     <w:multiLevelType w:val="multilevel"/>
-    <w:tmpl w:val="F5BA7A16"/>
+    <w:tmpl w:val="FA566B8C"/>
     <w:lvl w:ilvl="0">
       <w:start w:val="1"/>
       <w:numFmt w:val="bullet"/>
@@ -14294,6 +15757,453 @@
     </w:lvl>
   </w:abstractNum>
   <w:abstractNum w:abstractNumId="11" w15:restartNumberingAfterBreak="0">
+    <w:nsid w:val="512828F9"/>
+    <w:multiLevelType w:val="multilevel"/>
+    <w:tmpl w:val="08305F2C"/>
+    <w:lvl w:ilvl="0">
+      <w:start w:val="1"/>
+      <w:numFmt w:val="bullet"/>
+      <w:lvlText w:val=""/>
+      <w:lvlJc w:val="left"/>
+      <w:pPr>
+        <w:tabs>
+          <w:tab w:val="num" w:pos="720"/>
+        </w:tabs>
+        <w:ind w:left="720" w:hanging="360"/>
+      </w:pPr>
+      <w:rPr>
+        <w:rFonts w:ascii="Symbol" w:hAnsi="Symbol" w:hint="default"/>
+        <w:sz w:val="20"/>
+      </w:rPr>
+    </w:lvl>
+    <w:lvl w:ilvl="1" w:tentative="1">
+      <w:start w:val="1"/>
+      <w:numFmt w:val="bullet"/>
+      <w:lvlText w:val="o"/>
+      <w:lvlJc w:val="left"/>
+      <w:pPr>
+        <w:tabs>
+          <w:tab w:val="num" w:pos="1440"/>
+        </w:tabs>
+        <w:ind w:left="1440" w:hanging="360"/>
+      </w:pPr>
+      <w:rPr>
+        <w:rFonts w:ascii="Courier New" w:hAnsi="Courier New" w:hint="default"/>
+        <w:sz w:val="20"/>
+      </w:rPr>
+    </w:lvl>
+    <w:lvl w:ilvl="2" w:tentative="1">
+      <w:start w:val="1"/>
+      <w:numFmt w:val="bullet"/>
+      <w:lvlText w:val=""/>
+      <w:lvlJc w:val="left"/>
+      <w:pPr>
+        <w:tabs>
+          <w:tab w:val="num" w:pos="2160"/>
+        </w:tabs>
+        <w:ind w:left="2160" w:hanging="360"/>
+      </w:pPr>
+      <w:rPr>
+        <w:rFonts w:ascii="Wingdings" w:hAnsi="Wingdings" w:hint="default"/>
+        <w:sz w:val="20"/>
+      </w:rPr>
+    </w:lvl>
+    <w:lvl w:ilvl="3" w:tentative="1">
+      <w:start w:val="1"/>
+      <w:numFmt w:val="bullet"/>
+      <w:lvlText w:val=""/>
+      <w:lvlJc w:val="left"/>
+      <w:pPr>
+        <w:tabs>
+          <w:tab w:val="num" w:pos="2880"/>
+        </w:tabs>
+        <w:ind w:left="2880" w:hanging="360"/>
+      </w:pPr>
+      <w:rPr>
+        <w:rFonts w:ascii="Wingdings" w:hAnsi="Wingdings" w:hint="default"/>
+        <w:sz w:val="20"/>
+      </w:rPr>
+    </w:lvl>
+    <w:lvl w:ilvl="4" w:tentative="1">
+      <w:start w:val="1"/>
+      <w:numFmt w:val="bullet"/>
+      <w:lvlText w:val=""/>
+      <w:lvlJc w:val="left"/>
+      <w:pPr>
+        <w:tabs>
+          <w:tab w:val="num" w:pos="3600"/>
+        </w:tabs>
+        <w:ind w:left="3600" w:hanging="360"/>
+      </w:pPr>
+      <w:rPr>
+        <w:rFonts w:ascii="Wingdings" w:hAnsi="Wingdings" w:hint="default"/>
+        <w:sz w:val="20"/>
+      </w:rPr>
+    </w:lvl>
+    <w:lvl w:ilvl="5" w:tentative="1">
+      <w:start w:val="1"/>
+      <w:numFmt w:val="bullet"/>
+      <w:lvlText w:val=""/>
+      <w:lvlJc w:val="left"/>
+      <w:pPr>
+        <w:tabs>
+          <w:tab w:val="num" w:pos="4320"/>
+        </w:tabs>
+        <w:ind w:left="4320" w:hanging="360"/>
+      </w:pPr>
+      <w:rPr>
+        <w:rFonts w:ascii="Wingdings" w:hAnsi="Wingdings" w:hint="default"/>
+        <w:sz w:val="20"/>
+      </w:rPr>
+    </w:lvl>
+    <w:lvl w:ilvl="6" w:tentative="1">
+      <w:start w:val="1"/>
+      <w:numFmt w:val="bullet"/>
+      <w:lvlText w:val=""/>
+      <w:lvlJc w:val="left"/>
+      <w:pPr>
+        <w:tabs>
+          <w:tab w:val="num" w:pos="5040"/>
+        </w:tabs>
+        <w:ind w:left="5040" w:hanging="360"/>
+      </w:pPr>
+      <w:rPr>
+        <w:rFonts w:ascii="Wingdings" w:hAnsi="Wingdings" w:hint="default"/>
+        <w:sz w:val="20"/>
+      </w:rPr>
+    </w:lvl>
+    <w:lvl w:ilvl="7" w:tentative="1">
+      <w:start w:val="1"/>
+      <w:numFmt w:val="bullet"/>
+      <w:lvlText w:val=""/>
+      <w:lvlJc w:val="left"/>
+      <w:pPr>
+        <w:tabs>
+          <w:tab w:val="num" w:pos="5760"/>
+        </w:tabs>
+        <w:ind w:left="5760" w:hanging="360"/>
+      </w:pPr>
+      <w:rPr>
+        <w:rFonts w:ascii="Wingdings" w:hAnsi="Wingdings" w:hint="default"/>
+        <w:sz w:val="20"/>
+      </w:rPr>
+    </w:lvl>
+    <w:lvl w:ilvl="8" w:tentative="1">
+      <w:start w:val="1"/>
+      <w:numFmt w:val="bullet"/>
+      <w:lvlText w:val=""/>
+      <w:lvlJc w:val="left"/>
+      <w:pPr>
+        <w:tabs>
+          <w:tab w:val="num" w:pos="6480"/>
+        </w:tabs>
+        <w:ind w:left="6480" w:hanging="360"/>
+      </w:pPr>
+      <w:rPr>
+        <w:rFonts w:ascii="Wingdings" w:hAnsi="Wingdings" w:hint="default"/>
+        <w:sz w:val="20"/>
+      </w:rPr>
+    </w:lvl>
+  </w:abstractNum>
+  <w:abstractNum w:abstractNumId="12" w15:restartNumberingAfterBreak="0">
+    <w:nsid w:val="65542694"/>
+    <w:multiLevelType w:val="multilevel"/>
+    <w:tmpl w:val="5FD83878"/>
+    <w:lvl w:ilvl="0">
+      <w:start w:val="1"/>
+      <w:numFmt w:val="bullet"/>
+      <w:lvlText w:val=""/>
+      <w:lvlJc w:val="left"/>
+      <w:pPr>
+        <w:tabs>
+          <w:tab w:val="num" w:pos="720"/>
+        </w:tabs>
+        <w:ind w:left="720" w:hanging="360"/>
+      </w:pPr>
+      <w:rPr>
+        <w:rFonts w:ascii="Symbol" w:hAnsi="Symbol" w:hint="default"/>
+        <w:sz w:val="20"/>
+      </w:rPr>
+    </w:lvl>
+    <w:lvl w:ilvl="1" w:tentative="1">
+      <w:start w:val="1"/>
+      <w:numFmt w:val="bullet"/>
+      <w:lvlText w:val="o"/>
+      <w:lvlJc w:val="left"/>
+      <w:pPr>
+        <w:tabs>
+          <w:tab w:val="num" w:pos="1440"/>
+        </w:tabs>
+        <w:ind w:left="1440" w:hanging="360"/>
+      </w:pPr>
+      <w:rPr>
+        <w:rFonts w:ascii="Courier New" w:hAnsi="Courier New" w:hint="default"/>
+        <w:sz w:val="20"/>
+      </w:rPr>
+    </w:lvl>
+    <w:lvl w:ilvl="2" w:tentative="1">
+      <w:start w:val="1"/>
+      <w:numFmt w:val="bullet"/>
+      <w:lvlText w:val=""/>
+      <w:lvlJc w:val="left"/>
+      <w:pPr>
+        <w:tabs>
+          <w:tab w:val="num" w:pos="2160"/>
+        </w:tabs>
+        <w:ind w:left="2160" w:hanging="360"/>
+      </w:pPr>
+      <w:rPr>
+        <w:rFonts w:ascii="Wingdings" w:hAnsi="Wingdings" w:hint="default"/>
+        <w:sz w:val="20"/>
+      </w:rPr>
+    </w:lvl>
+    <w:lvl w:ilvl="3" w:tentative="1">
+      <w:start w:val="1"/>
+      <w:numFmt w:val="bullet"/>
+      <w:lvlText w:val=""/>
+      <w:lvlJc w:val="left"/>
+      <w:pPr>
+        <w:tabs>
+          <w:tab w:val="num" w:pos="2880"/>
+        </w:tabs>
+        <w:ind w:left="2880" w:hanging="360"/>
+      </w:pPr>
+      <w:rPr>
+        <w:rFonts w:ascii="Wingdings" w:hAnsi="Wingdings" w:hint="default"/>
+        <w:sz w:val="20"/>
+      </w:rPr>
+    </w:lvl>
+    <w:lvl w:ilvl="4" w:tentative="1">
+      <w:start w:val="1"/>
+      <w:numFmt w:val="bullet"/>
+      <w:lvlText w:val=""/>
+      <w:lvlJc w:val="left"/>
+      <w:pPr>
+        <w:tabs>
+          <w:tab w:val="num" w:pos="3600"/>
+        </w:tabs>
+        <w:ind w:left="3600" w:hanging="360"/>
+      </w:pPr>
+      <w:rPr>
+        <w:rFonts w:ascii="Wingdings" w:hAnsi="Wingdings" w:hint="default"/>
+        <w:sz w:val="20"/>
+      </w:rPr>
+    </w:lvl>
+    <w:lvl w:ilvl="5" w:tentative="1">
+      <w:start w:val="1"/>
+      <w:numFmt w:val="bullet"/>
+      <w:lvlText w:val=""/>
+      <w:lvlJc w:val="left"/>
+      <w:pPr>
+        <w:tabs>
+          <w:tab w:val="num" w:pos="4320"/>
+        </w:tabs>
+        <w:ind w:left="4320" w:hanging="360"/>
+      </w:pPr>
+      <w:rPr>
+        <w:rFonts w:ascii="Wingdings" w:hAnsi="Wingdings" w:hint="default"/>
+        <w:sz w:val="20"/>
+      </w:rPr>
+    </w:lvl>
+    <w:lvl w:ilvl="6" w:tentative="1">
+      <w:start w:val="1"/>
+      <w:numFmt w:val="bullet"/>
+      <w:lvlText w:val=""/>
+      <w:lvlJc w:val="left"/>
+      <w:pPr>
+        <w:tabs>
+          <w:tab w:val="num" w:pos="5040"/>
+        </w:tabs>
+        <w:ind w:left="5040" w:hanging="360"/>
+      </w:pPr>
+      <w:rPr>
+        <w:rFonts w:ascii="Wingdings" w:hAnsi="Wingdings" w:hint="default"/>
+        <w:sz w:val="20"/>
+      </w:rPr>
+    </w:lvl>
+    <w:lvl w:ilvl="7" w:tentative="1">
+      <w:start w:val="1"/>
+      <w:numFmt w:val="bullet"/>
+      <w:lvlText w:val=""/>
+      <w:lvlJc w:val="left"/>
+      <w:pPr>
+        <w:tabs>
+          <w:tab w:val="num" w:pos="5760"/>
+        </w:tabs>
+        <w:ind w:left="5760" w:hanging="360"/>
+      </w:pPr>
+      <w:rPr>
+        <w:rFonts w:ascii="Wingdings" w:hAnsi="Wingdings" w:hint="default"/>
+        <w:sz w:val="20"/>
+      </w:rPr>
+    </w:lvl>
+    <w:lvl w:ilvl="8" w:tentative="1">
+      <w:start w:val="1"/>
+      <w:numFmt w:val="bullet"/>
+      <w:lvlText w:val=""/>
+      <w:lvlJc w:val="left"/>
+      <w:pPr>
+        <w:tabs>
+          <w:tab w:val="num" w:pos="6480"/>
+        </w:tabs>
+        <w:ind w:left="6480" w:hanging="360"/>
+      </w:pPr>
+      <w:rPr>
+        <w:rFonts w:ascii="Wingdings" w:hAnsi="Wingdings" w:hint="default"/>
+        <w:sz w:val="20"/>
+      </w:rPr>
+    </w:lvl>
+  </w:abstractNum>
+  <w:abstractNum w:abstractNumId="13" w15:restartNumberingAfterBreak="0">
+    <w:nsid w:val="66C90C50"/>
+    <w:multiLevelType w:val="multilevel"/>
+    <w:tmpl w:val="F5BA7A16"/>
+    <w:lvl w:ilvl="0">
+      <w:start w:val="1"/>
+      <w:numFmt w:val="bullet"/>
+      <w:lvlText w:val=""/>
+      <w:lvlJc w:val="left"/>
+      <w:pPr>
+        <w:tabs>
+          <w:tab w:val="num" w:pos="720"/>
+        </w:tabs>
+        <w:ind w:left="720" w:hanging="360"/>
+      </w:pPr>
+      <w:rPr>
+        <w:rFonts w:ascii="Symbol" w:hAnsi="Symbol" w:hint="default"/>
+        <w:sz w:val="20"/>
+      </w:rPr>
+    </w:lvl>
+    <w:lvl w:ilvl="1" w:tentative="1">
+      <w:start w:val="1"/>
+      <w:numFmt w:val="bullet"/>
+      <w:lvlText w:val="o"/>
+      <w:lvlJc w:val="left"/>
+      <w:pPr>
+        <w:tabs>
+          <w:tab w:val="num" w:pos="1440"/>
+        </w:tabs>
+        <w:ind w:left="1440" w:hanging="360"/>
+      </w:pPr>
+      <w:rPr>
+        <w:rFonts w:ascii="Courier New" w:hAnsi="Courier New" w:hint="default"/>
+        <w:sz w:val="20"/>
+      </w:rPr>
+    </w:lvl>
+    <w:lvl w:ilvl="2" w:tentative="1">
+      <w:start w:val="1"/>
+      <w:numFmt w:val="bullet"/>
+      <w:lvlText w:val=""/>
+      <w:lvlJc w:val="left"/>
+      <w:pPr>
+        <w:tabs>
+          <w:tab w:val="num" w:pos="2160"/>
+        </w:tabs>
+        <w:ind w:left="2160" w:hanging="360"/>
+      </w:pPr>
+      <w:rPr>
+        <w:rFonts w:ascii="Wingdings" w:hAnsi="Wingdings" w:hint="default"/>
+        <w:sz w:val="20"/>
+      </w:rPr>
+    </w:lvl>
+    <w:lvl w:ilvl="3" w:tentative="1">
+      <w:start w:val="1"/>
+      <w:numFmt w:val="bullet"/>
+      <w:lvlText w:val=""/>
+      <w:lvlJc w:val="left"/>
+      <w:pPr>
+        <w:tabs>
+          <w:tab w:val="num" w:pos="2880"/>
+        </w:tabs>
+        <w:ind w:left="2880" w:hanging="360"/>
+      </w:pPr>
+      <w:rPr>
+        <w:rFonts w:ascii="Wingdings" w:hAnsi="Wingdings" w:hint="default"/>
+        <w:sz w:val="20"/>
+      </w:rPr>
+    </w:lvl>
+    <w:lvl w:ilvl="4" w:tentative="1">
+      <w:start w:val="1"/>
+      <w:numFmt w:val="bullet"/>
+      <w:lvlText w:val=""/>
+      <w:lvlJc w:val="left"/>
+      <w:pPr>
+        <w:tabs>
+          <w:tab w:val="num" w:pos="3600"/>
+        </w:tabs>
+        <w:ind w:left="3600" w:hanging="360"/>
+      </w:pPr>
+      <w:rPr>
+        <w:rFonts w:ascii="Wingdings" w:hAnsi="Wingdings" w:hint="default"/>
+        <w:sz w:val="20"/>
+      </w:rPr>
+    </w:lvl>
+    <w:lvl w:ilvl="5" w:tentative="1">
+      <w:start w:val="1"/>
+      <w:numFmt w:val="bullet"/>
+      <w:lvlText w:val=""/>
+      <w:lvlJc w:val="left"/>
+      <w:pPr>
+        <w:tabs>
+          <w:tab w:val="num" w:pos="4320"/>
+        </w:tabs>
+        <w:ind w:left="4320" w:hanging="360"/>
+      </w:pPr>
+      <w:rPr>
+        <w:rFonts w:ascii="Wingdings" w:hAnsi="Wingdings" w:hint="default"/>
+        <w:sz w:val="20"/>
+      </w:rPr>
+    </w:lvl>
+    <w:lvl w:ilvl="6" w:tentative="1">
+      <w:start w:val="1"/>
+      <w:numFmt w:val="bullet"/>
+      <w:lvlText w:val=""/>
+      <w:lvlJc w:val="left"/>
+      <w:pPr>
+        <w:tabs>
+          <w:tab w:val="num" w:pos="5040"/>
+        </w:tabs>
+        <w:ind w:left="5040" w:hanging="360"/>
+      </w:pPr>
+      <w:rPr>
+        <w:rFonts w:ascii="Wingdings" w:hAnsi="Wingdings" w:hint="default"/>
+        <w:sz w:val="20"/>
+      </w:rPr>
+    </w:lvl>
+    <w:lvl w:ilvl="7" w:tentative="1">
+      <w:start w:val="1"/>
+      <w:numFmt w:val="bullet"/>
+      <w:lvlText w:val=""/>
+      <w:lvlJc w:val="left"/>
+      <w:pPr>
+        <w:tabs>
+          <w:tab w:val="num" w:pos="5760"/>
+        </w:tabs>
+        <w:ind w:left="5760" w:hanging="360"/>
+      </w:pPr>
+      <w:rPr>
+        <w:rFonts w:ascii="Wingdings" w:hAnsi="Wingdings" w:hint="default"/>
+        <w:sz w:val="20"/>
+      </w:rPr>
+    </w:lvl>
+    <w:lvl w:ilvl="8" w:tentative="1">
+      <w:start w:val="1"/>
+      <w:numFmt w:val="bullet"/>
+      <w:lvlText w:val=""/>
+      <w:lvlJc w:val="left"/>
+      <w:pPr>
+        <w:tabs>
+          <w:tab w:val="num" w:pos="6480"/>
+        </w:tabs>
+        <w:ind w:left="6480" w:hanging="360"/>
+      </w:pPr>
+      <w:rPr>
+        <w:rFonts w:ascii="Wingdings" w:hAnsi="Wingdings" w:hint="default"/>
+        <w:sz w:val="20"/>
+      </w:rPr>
+    </w:lvl>
+  </w:abstractNum>
+  <w:abstractNum w:abstractNumId="14" w15:restartNumberingAfterBreak="0">
     <w:nsid w:val="67DB174D"/>
     <w:multiLevelType w:val="multilevel"/>
     <w:tmpl w:val="21D69B12"/>
@@ -14452,10 +16362,10 @@
     <w:abstractNumId w:val="4"/>
   </w:num>
   <w:num w:numId="4" w16cid:durableId="1427732614">
-    <w:abstractNumId w:val="11"/>
+    <w:abstractNumId w:val="14"/>
   </w:num>
   <w:num w:numId="5" w16cid:durableId="343821276">
-    <w:abstractNumId w:val="10"/>
+    <w:abstractNumId w:val="13"/>
   </w:num>
   <w:num w:numId="6" w16cid:durableId="1468282104">
     <w:abstractNumId w:val="3"/>
@@ -14477,6 +16387,15 @@
   </w:num>
   <w:num w:numId="12" w16cid:durableId="932515649">
     <w:abstractNumId w:val="5"/>
+  </w:num>
+  <w:num w:numId="13" w16cid:durableId="1523206036">
+    <w:abstractNumId w:val="11"/>
+  </w:num>
+  <w:num w:numId="14" w16cid:durableId="1009287106">
+    <w:abstractNumId w:val="10"/>
+  </w:num>
+  <w:num w:numId="15" w16cid:durableId="1654331865">
+    <w:abstractNumId w:val="12"/>
   </w:num>
 </w:numbering>
 </file>
@@ -15083,7 +17002,6 @@
   <w:style w:type="character" w:default="1" w:styleId="DefaultParagraphFont">
     <w:name w:val="Default Paragraph Font"/>
     <w:uiPriority w:val="1"/>
-    <w:semiHidden/>
     <w:unhideWhenUsed/>
   </w:style>
   <w:style w:type="table" w:default="1" w:styleId="TableNormal">
